--- a/Jousaali_infosusteemi_treeningute_funktsionaalne_allsusteem.docx
+++ b/Jousaali_infosusteemi_treeningute_funktsionaalne_allsusteem.docx
@@ -288,7 +288,7 @@
           <w:sz w:val="28"/>
           <w:sz-cs w:val="28"/>
         </w:rPr>
-        <w:t xml:space="preserve">Matrikli nr: Tristan Aik Sild: ; Gustav Tamkivi: 253787IAIB</w:t>
+        <w:t xml:space="preserve">Matrikli nr: Tristan Aik Sild: 253782IAIB; Gustav Tamkivi: 253787IAIB</w:t>
       </w:r>
     </w:p>
     <w:p>
@@ -11814,7 +11814,7 @@
           <w:sz w:val="24"/>
           <w:sz-cs w:val="24"/>
         </w:rPr>
-        <w:t xml:space="preserve">Vastuvõtuaegade haldamise süsteemi tõrgeteta töö on hädavajalik organisatsiooni tõrgeteta töötamiseks. Tõrked tekitaksid suurt praktilist kahju ja ka moraalset kahju. </w:t>
+        <w:t xml:space="preserve">Jõusaali infosüsteemi treeningute funktsionaalse allsüsteemi tõrgeteta töö on hädavajalik organisatsiooni tõrgeteta töötamiseks. Tõrked tekitaksid suurt praktilist kahju ja ka moraalset kahju. </w:t>
       </w:r>
       <w:r>
         <w:rPr>
@@ -29353,7 +29353,7 @@
           <w:sz-cs w:val="24"/>
           <w:b/>
         </w:rPr>
-        <w:t xml:space="preserve">Eeltingimused</w:t>
+        <w:t xml:space="preserve"/>
       </w:r>
       <w:r>
         <w:rPr>
@@ -29361,7 +29361,7 @@
           <w:sz w:val="24"/>
           <w:sz-cs w:val="24"/>
         </w:rPr>
-        <w:t xml:space="preserve">:</w:t>
+        <w:t xml:space="preserve"/>
       </w:r>
     </w:p>
     <w:p>
@@ -29374,7 +29374,7 @@
           <w:sz w:val="24"/>
           <w:sz-cs w:val="24"/>
         </w:rPr>
-        <w:t xml:space="preserve">Töötaja eksemplar t (millel on e_meil=p_e_meil) on registreeritud</w:t>
+        <w:t xml:space="preserve"/>
       </w:r>
     </w:p>
     <w:p>
@@ -29675,7 +29675,7 @@
           <w:sz-cs w:val="24"/>
           <w:b/>
         </w:rPr>
-        <w:t xml:space="preserve">Kasutus kasutusjuhtude poolt: Muuda treeningut</w:t>
+        <w:t xml:space="preserve">Kasutus kasutusjuhtude poolt: Registreeri treening, Muuda treeningut</w:t>
       </w:r>
       <w:r>
         <w:rPr>
@@ -31898,6 +31898,741 @@
           <w:sz-cs w:val="24"/>
         </w:rPr>
         <w:t xml:space="preserve"/>
+      </w:r>
+    </w:p>
+    <w:p>
+      <w:r>
+        <w:t xml:space="preserve">Treeningute registrite tabelite loomise laused</w:t>
+      </w:r>
+    </w:p>
+    <w:p>
+      <w:r>
+        <w:t xml:space="preserve">-- 1. riik</w:t>
+      </w:r>
+    </w:p>
+    <w:p>
+      <w:r>
+        <w:t xml:space="preserve">CREATE TABLE riik (</w:t>
+      </w:r>
+    </w:p>
+    <w:p>
+      <w:r>
+        <w:t xml:space="preserve">    riigi_kood VARCHAR(10) NOT NULL,</w:t>
+      </w:r>
+    </w:p>
+    <w:p>
+      <w:r>
+        <w:t xml:space="preserve">    nimetus VARCHAR(200) NOT NULL CHECK (nimetus &lt;&gt; ''),</w:t>
+      </w:r>
+    </w:p>
+    <w:p>
+      <w:r>
+        <w:t xml:space="preserve">    on_aktiivne BOOLEAN NOT NULL DEFAULT TRUE,</w:t>
+      </w:r>
+    </w:p>
+    <w:p>
+      <w:r>
+        <w:t xml:space="preserve">    CONSTRAINT pk_riik PRIMARY KEY (riigi_kood)</w:t>
+      </w:r>
+    </w:p>
+    <w:p>
+      <w:r>
+        <w:t xml:space="preserve">);</w:t>
+      </w:r>
+    </w:p>
+    <w:p>
+      <w:r>
+        <w:t xml:space="preserve"/>
+      </w:r>
+    </w:p>
+    <w:p>
+      <w:r>
+        <w:t xml:space="preserve">-- 2. isiku_seisundi_liik</w:t>
+      </w:r>
+    </w:p>
+    <w:p>
+      <w:r>
+        <w:t xml:space="preserve">CREATE TABLE isiku_seisundi_liik (</w:t>
+      </w:r>
+    </w:p>
+    <w:p>
+      <w:r>
+        <w:t xml:space="preserve">    kood VARCHAR(10) NOT NULL,</w:t>
+      </w:r>
+    </w:p>
+    <w:p>
+      <w:r>
+        <w:t xml:space="preserve">    nimetus VARCHAR(200) NOT NULL CHECK (nimetus &lt;&gt; ''),</w:t>
+      </w:r>
+    </w:p>
+    <w:p>
+      <w:r>
+        <w:t xml:space="preserve">    on_aktiivne BOOLEAN NOT NULL DEFAULT TRUE,</w:t>
+      </w:r>
+    </w:p>
+    <w:p>
+      <w:r>
+        <w:t xml:space="preserve">    CONSTRAINT pk_isiku_seisundi_liik PRIMARY KEY (kood)</w:t>
+      </w:r>
+    </w:p>
+    <w:p>
+      <w:r>
+        <w:t xml:space="preserve">);</w:t>
+      </w:r>
+    </w:p>
+    <w:p>
+      <w:r>
+        <w:t xml:space="preserve"/>
+      </w:r>
+    </w:p>
+    <w:p>
+      <w:r>
+        <w:t xml:space="preserve">-- 3. tootaja_seisundi_liik</w:t>
+      </w:r>
+    </w:p>
+    <w:p>
+      <w:r>
+        <w:t xml:space="preserve">CREATE TABLE tootaja_seisundi_liik (</w:t>
+      </w:r>
+    </w:p>
+    <w:p>
+      <w:r>
+        <w:t xml:space="preserve">    kood VARCHAR(10) NOT NULL,</w:t>
+      </w:r>
+    </w:p>
+    <w:p>
+      <w:r>
+        <w:t xml:space="preserve">    nimetus VARCHAR(200) NOT NULL CHECK (nimetus &lt;&gt; ''),</w:t>
+      </w:r>
+    </w:p>
+    <w:p>
+      <w:r>
+        <w:t xml:space="preserve">    on_aktiivne BOOLEAN NOT NULL DEFAULT TRUE,</w:t>
+      </w:r>
+    </w:p>
+    <w:p>
+      <w:r>
+        <w:t xml:space="preserve">    CONSTRAINT pk_tootaja_seisundi_liik PRIMARY KEY (kood)</w:t>
+      </w:r>
+    </w:p>
+    <w:p>
+      <w:r>
+        <w:t xml:space="preserve">);</w:t>
+      </w:r>
+    </w:p>
+    <w:p>
+      <w:r>
+        <w:t xml:space="preserve"/>
+      </w:r>
+    </w:p>
+    <w:p>
+      <w:r>
+        <w:t xml:space="preserve">-- 4. tootaja_roll</w:t>
+      </w:r>
+    </w:p>
+    <w:p>
+      <w:r>
+        <w:t xml:space="preserve">CREATE TABLE tootaja_roll (</w:t>
+      </w:r>
+    </w:p>
+    <w:p>
+      <w:r>
+        <w:t xml:space="preserve">    kood VARCHAR(10) NOT NULL,</w:t>
+      </w:r>
+    </w:p>
+    <w:p>
+      <w:r>
+        <w:t xml:space="preserve">    nimetus VARCHAR(200) NOT NULL CHECK (nimetus &lt;&gt; ''),</w:t>
+      </w:r>
+    </w:p>
+    <w:p>
+      <w:r>
+        <w:t xml:space="preserve">    on_aktiivne BOOLEAN NOT NULL DEFAULT TRUE,</w:t>
+      </w:r>
+    </w:p>
+    <w:p>
+      <w:r>
+        <w:t xml:space="preserve">    kirjeldus TEXT,</w:t>
+      </w:r>
+    </w:p>
+    <w:p>
+      <w:r>
+        <w:t xml:space="preserve">    CONSTRAINT pk_tootaja_roll PRIMARY KEY (kood)</w:t>
+      </w:r>
+    </w:p>
+    <w:p>
+      <w:r>
+        <w:t xml:space="preserve">);</w:t>
+      </w:r>
+    </w:p>
+    <w:p>
+      <w:r>
+        <w:t xml:space="preserve"/>
+      </w:r>
+    </w:p>
+    <w:p>
+      <w:r>
+        <w:t xml:space="preserve">-- 5. treeningu_seisundi_liik</w:t>
+      </w:r>
+    </w:p>
+    <w:p>
+      <w:r>
+        <w:t xml:space="preserve">CREATE TABLE treeningu_seisundi_liik (</w:t>
+      </w:r>
+    </w:p>
+    <w:p>
+      <w:r>
+        <w:t xml:space="preserve">    kood VARCHAR(10) NOT NULL,</w:t>
+      </w:r>
+    </w:p>
+    <w:p>
+      <w:r>
+        <w:t xml:space="preserve">    nimetus VARCHAR(200) NOT NULL CHECK (nimetus &lt;&gt; ''),</w:t>
+      </w:r>
+    </w:p>
+    <w:p>
+      <w:r>
+        <w:t xml:space="preserve">    on_aktiivne BOOLEAN NOT NULL DEFAULT TRUE,</w:t>
+      </w:r>
+    </w:p>
+    <w:p>
+      <w:r>
+        <w:t xml:space="preserve">    CONSTRAINT pk_treeningu_seisundi_liik PRIMARY KEY (kood)</w:t>
+      </w:r>
+    </w:p>
+    <w:p>
+      <w:r>
+        <w:t xml:space="preserve">);</w:t>
+      </w:r>
+    </w:p>
+    <w:p>
+      <w:r>
+        <w:t xml:space="preserve"/>
+      </w:r>
+    </w:p>
+    <w:p>
+      <w:r>
+        <w:t xml:space="preserve">-- 6. treeningu_kategooria_tyyp</w:t>
+      </w:r>
+    </w:p>
+    <w:p>
+      <w:r>
+        <w:t xml:space="preserve">CREATE TABLE treeningu_kategooria_tyyp (</w:t>
+      </w:r>
+    </w:p>
+    <w:p>
+      <w:r>
+        <w:t xml:space="preserve">    kood VARCHAR(10) NOT NULL,</w:t>
+      </w:r>
+    </w:p>
+    <w:p>
+      <w:r>
+        <w:t xml:space="preserve">    nimetus VARCHAR(200) NOT NULL CHECK (nimetus &lt;&gt; ''),</w:t>
+      </w:r>
+    </w:p>
+    <w:p>
+      <w:r>
+        <w:t xml:space="preserve">    on_aktiivne BOOLEAN NOT NULL DEFAULT TRUE,</w:t>
+      </w:r>
+    </w:p>
+    <w:p>
+      <w:r>
+        <w:t xml:space="preserve">    CONSTRAINT pk_treeningu_kategooria_tyyp PRIMARY KEY (kood)</w:t>
+      </w:r>
+    </w:p>
+    <w:p>
+      <w:r>
+        <w:t xml:space="preserve">);</w:t>
+      </w:r>
+    </w:p>
+    <w:p>
+      <w:r>
+        <w:t xml:space="preserve"/>
+      </w:r>
+    </w:p>
+    <w:p>
+      <w:r>
+        <w:t xml:space="preserve">-- 7. treeningu_kategooria</w:t>
+      </w:r>
+    </w:p>
+    <w:p>
+      <w:r>
+        <w:t xml:space="preserve">CREATE TABLE treeningu_kategooria (</w:t>
+      </w:r>
+    </w:p>
+    <w:p>
+      <w:r>
+        <w:t xml:space="preserve">    kood VARCHAR(10) NOT NULL,</w:t>
+      </w:r>
+    </w:p>
+    <w:p>
+      <w:r>
+        <w:t xml:space="preserve">    treeningu_kategooria_tyyp_kood VARCHAR(10) NOT NULL,</w:t>
+      </w:r>
+    </w:p>
+    <w:p>
+      <w:r>
+        <w:t xml:space="preserve">    nimetus VARCHAR(200) NOT NULL CHECK (nimetus &lt;&gt; ''),</w:t>
+      </w:r>
+    </w:p>
+    <w:p>
+      <w:r>
+        <w:t xml:space="preserve">    on_aktiivne BOOLEAN NOT NULL DEFAULT TRUE,</w:t>
+      </w:r>
+    </w:p>
+    <w:p>
+      <w:r>
+        <w:t xml:space="preserve">    CONSTRAINT pk_treeningu_kategooria PRIMARY KEY (kood),</w:t>
+      </w:r>
+    </w:p>
+    <w:p>
+      <w:r>
+        <w:t xml:space="preserve">    CONSTRAINT fk_treeningu_kategooria_tyyp FOREIGN KEY (treeningu_kategooria_tyyp_kood)</w:t>
+      </w:r>
+    </w:p>
+    <w:p>
+      <w:r>
+        <w:t xml:space="preserve">        REFERENCES treeningu_kategooria_tyyp (kood)</w:t>
+      </w:r>
+    </w:p>
+    <w:p>
+      <w:r>
+        <w:t xml:space="preserve">);</w:t>
+      </w:r>
+    </w:p>
+    <w:p>
+      <w:r>
+        <w:t xml:space="preserve"/>
+      </w:r>
+    </w:p>
+    <w:p>
+      <w:r>
+        <w:t xml:space="preserve">-- 8. isik</w:t>
+      </w:r>
+    </w:p>
+    <w:p>
+      <w:r>
+        <w:t xml:space="preserve">CREATE TABLE isik (</w:t>
+      </w:r>
+    </w:p>
+    <w:p>
+      <w:r>
+        <w:t xml:space="preserve">    isikukood VARCHAR(20) NOT NULL,</w:t>
+      </w:r>
+    </w:p>
+    <w:p>
+      <w:r>
+        <w:t xml:space="preserve">    riigi_kood VARCHAR(10) NOT NULL,</w:t>
+      </w:r>
+    </w:p>
+    <w:p>
+      <w:r>
+        <w:t xml:space="preserve">    isiku_seisundi_liik_kood VARCHAR(10) NOT NULL,</w:t>
+      </w:r>
+    </w:p>
+    <w:p>
+      <w:r>
+        <w:t xml:space="preserve">    synni_kp DATE,</w:t>
+      </w:r>
+    </w:p>
+    <w:p>
+      <w:r>
+        <w:t xml:space="preserve">    reg_aeg TIMESTAMP NOT NULL,</w:t>
+      </w:r>
+    </w:p>
+    <w:p>
+      <w:r>
+        <w:t xml:space="preserve">    viimase_muutm_aeg TIMESTAMP NOT NULL,</w:t>
+      </w:r>
+    </w:p>
+    <w:p>
+      <w:r>
+        <w:t xml:space="preserve">    eesnimi VARCHAR(200),</w:t>
+      </w:r>
+    </w:p>
+    <w:p>
+      <w:r>
+        <w:t xml:space="preserve">    perenimi VARCHAR(200),</w:t>
+      </w:r>
+    </w:p>
+    <w:p>
+      <w:r>
+        <w:t xml:space="preserve">    elukoht VARCHAR(500),</w:t>
+      </w:r>
+    </w:p>
+    <w:p>
+      <w:r>
+        <w:t xml:space="preserve">    e_meil VARCHAR(254),</w:t>
+      </w:r>
+    </w:p>
+    <w:p>
+      <w:r>
+        <w:t xml:space="preserve">    CONSTRAINT pk_isik PRIMARY KEY (isikukood, riigi_kood),</w:t>
+      </w:r>
+    </w:p>
+    <w:p>
+      <w:r>
+        <w:t xml:space="preserve">    CONSTRAINT fk_isik_riik FOREIGN KEY (riigi_kood)</w:t>
+      </w:r>
+    </w:p>
+    <w:p>
+      <w:r>
+        <w:t xml:space="preserve">        REFERENCES riik (riigi_kood),</w:t>
+      </w:r>
+    </w:p>
+    <w:p>
+      <w:r>
+        <w:t xml:space="preserve">    CONSTRAINT fk_isik_seisund FOREIGN KEY (isiku_seisundi_liik_kood)</w:t>
+      </w:r>
+    </w:p>
+    <w:p>
+      <w:r>
+        <w:t xml:space="preserve">        REFERENCES isiku_seisundi_liik (kood)</w:t>
+      </w:r>
+    </w:p>
+    <w:p>
+      <w:r>
+        <w:t xml:space="preserve">);</w:t>
+      </w:r>
+    </w:p>
+    <w:p>
+      <w:r>
+        <w:t xml:space="preserve"/>
+      </w:r>
+    </w:p>
+    <w:p>
+      <w:r>
+        <w:t xml:space="preserve">-- 9. kasutajakonto</w:t>
+      </w:r>
+    </w:p>
+    <w:p>
+      <w:r>
+        <w:t xml:space="preserve">CREATE TABLE kasutajakonto (</w:t>
+      </w:r>
+    </w:p>
+    <w:p>
+      <w:r>
+        <w:t xml:space="preserve">    e_meil VARCHAR(254) NOT NULL,</w:t>
+      </w:r>
+    </w:p>
+    <w:p>
+      <w:r>
+        <w:t xml:space="preserve">    parool VARCHAR(255) NOT NULL,</w:t>
+      </w:r>
+    </w:p>
+    <w:p>
+      <w:r>
+        <w:t xml:space="preserve">    on_aktiivne BOOLEAN NOT NULL DEFAULT TRUE,</w:t>
+      </w:r>
+    </w:p>
+    <w:p>
+      <w:r>
+        <w:t xml:space="preserve">    CONSTRAINT pk_kasutajakonto PRIMARY KEY (e_meil),</w:t>
+      </w:r>
+    </w:p>
+    <w:p>
+      <w:r>
+        <w:t xml:space="preserve">    CONSTRAINT fk_kasutajakonto_isik FOREIGN KEY (e_meil)</w:t>
+      </w:r>
+    </w:p>
+    <w:p>
+      <w:r>
+        <w:t xml:space="preserve">        REFERENCES isik (e_meil)</w:t>
+      </w:r>
+    </w:p>
+    <w:p>
+      <w:r>
+        <w:t xml:space="preserve">);</w:t>
+      </w:r>
+    </w:p>
+    <w:p>
+      <w:r>
+        <w:t xml:space="preserve"/>
+      </w:r>
+    </w:p>
+    <w:p>
+      <w:r>
+        <w:t xml:space="preserve">-- 10. tootaja</w:t>
+      </w:r>
+    </w:p>
+    <w:p>
+      <w:r>
+        <w:t xml:space="preserve">CREATE TABLE tootaja (</w:t>
+      </w:r>
+    </w:p>
+    <w:p>
+      <w:r>
+        <w:t xml:space="preserve">    e_meil VARCHAR(254) NOT NULL,</w:t>
+      </w:r>
+    </w:p>
+    <w:p>
+      <w:r>
+        <w:t xml:space="preserve">    tootaja_seisundi_liik_kood VARCHAR(10) NOT NULL,</w:t>
+      </w:r>
+    </w:p>
+    <w:p>
+      <w:r>
+        <w:t xml:space="preserve">    CONSTRAINT pk_tootaja PRIMARY KEY (e_meil),</w:t>
+      </w:r>
+    </w:p>
+    <w:p>
+      <w:r>
+        <w:t xml:space="preserve">    CONSTRAINT fk_tootaja_konto FOREIGN KEY (e_meil)</w:t>
+      </w:r>
+    </w:p>
+    <w:p>
+      <w:r>
+        <w:t xml:space="preserve">        REFERENCES kasutajakonto (e_meil),</w:t>
+      </w:r>
+    </w:p>
+    <w:p>
+      <w:r>
+        <w:t xml:space="preserve">    CONSTRAINT fk_tootaja_seisund FOREIGN KEY (tootaja_seisundi_liik_kood)</w:t>
+      </w:r>
+    </w:p>
+    <w:p>
+      <w:r>
+        <w:t xml:space="preserve">        REFERENCES tootaja_seisundi_liik (kood)</w:t>
+      </w:r>
+    </w:p>
+    <w:p>
+      <w:r>
+        <w:t xml:space="preserve">);</w:t>
+      </w:r>
+    </w:p>
+    <w:p>
+      <w:r>
+        <w:t xml:space="preserve"/>
+      </w:r>
+    </w:p>
+    <w:p>
+      <w:r>
+        <w:t xml:space="preserve">-- 11. tootaja_rolli_omamine</w:t>
+      </w:r>
+    </w:p>
+    <w:p>
+      <w:r>
+        <w:t xml:space="preserve">CREATE TABLE tootaja_rolli_omamine (</w:t>
+      </w:r>
+    </w:p>
+    <w:p>
+      <w:r>
+        <w:t xml:space="preserve">    tootaja_e_meil VARCHAR(254) NOT NULL,</w:t>
+      </w:r>
+    </w:p>
+    <w:p>
+      <w:r>
+        <w:t xml:space="preserve">    tootaja_roll_kood VARCHAR(10) NOT NULL,</w:t>
+      </w:r>
+    </w:p>
+    <w:p>
+      <w:r>
+        <w:t xml:space="preserve">    alguse_aeg TIMESTAMP NOT NULL,</w:t>
+      </w:r>
+    </w:p>
+    <w:p>
+      <w:r>
+        <w:t xml:space="preserve">    lopu_aeg TIMESTAMP NOT NULL,</w:t>
+      </w:r>
+    </w:p>
+    <w:p>
+      <w:r>
+        <w:t xml:space="preserve">    CONSTRAINT pk_tootaja_rolli_omamine PRIMARY KEY (tootaja_e_meil, tootaja_roll_kood, alguse_aeg),</w:t>
+      </w:r>
+    </w:p>
+    <w:p>
+      <w:r>
+        <w:t xml:space="preserve">    CONSTRAINT fk_rolli_omamine_tootaja FOREIGN KEY (tootaja_e_meil)</w:t>
+      </w:r>
+    </w:p>
+    <w:p>
+      <w:r>
+        <w:t xml:space="preserve">        REFERENCES tootaja (e_meil),</w:t>
+      </w:r>
+    </w:p>
+    <w:p>
+      <w:r>
+        <w:t xml:space="preserve">    CONSTRAINT fk_rolli_omamine_roll FOREIGN KEY (tootaja_roll_kood)</w:t>
+      </w:r>
+    </w:p>
+    <w:p>
+      <w:r>
+        <w:t xml:space="preserve">        REFERENCES tootaja_roll (kood)</w:t>
+      </w:r>
+    </w:p>
+    <w:p>
+      <w:r>
+        <w:t xml:space="preserve">);</w:t>
+      </w:r>
+    </w:p>
+    <w:p>
+      <w:r>
+        <w:t xml:space="preserve"/>
+      </w:r>
+    </w:p>
+    <w:p>
+      <w:r>
+        <w:t xml:space="preserve">-- 12. treening</w:t>
+      </w:r>
+    </w:p>
+    <w:p>
+      <w:r>
+        <w:t xml:space="preserve">CREATE TABLE treening (</w:t>
+      </w:r>
+    </w:p>
+    <w:p>
+      <w:r>
+        <w:t xml:space="preserve">    treeningu_kood INTEGER NOT NULL CHECK (treeningu_kood &gt; 0),</w:t>
+      </w:r>
+    </w:p>
+    <w:p>
+      <w:r>
+        <w:t xml:space="preserve">    treeningu_seisundi_liik_kood VARCHAR(10) NOT NULL,</w:t>
+      </w:r>
+    </w:p>
+    <w:p>
+      <w:r>
+        <w:t xml:space="preserve">    registreerija_e_meil VARCHAR(254) NOT NULL,</w:t>
+      </w:r>
+    </w:p>
+    <w:p>
+      <w:r>
+        <w:t xml:space="preserve">    viimase_muutja_e_meil VARCHAR(254) NOT NULL,</w:t>
+      </w:r>
+    </w:p>
+    <w:p>
+      <w:r>
+        <w:t xml:space="preserve">    reg_aeg TIMESTAMP NOT NULL,</w:t>
+      </w:r>
+    </w:p>
+    <w:p>
+      <w:r>
+        <w:t xml:space="preserve">    viimase_muutm_aeg TIMESTAMP NOT NULL,</w:t>
+      </w:r>
+    </w:p>
+    <w:p>
+      <w:r>
+        <w:t xml:space="preserve">    nimetus VARCHAR(200) NOT NULL CHECK (nimetus &lt;&gt; ''),</w:t>
+      </w:r>
+    </w:p>
+    <w:p>
+      <w:r>
+        <w:t xml:space="preserve">    kirjeldus TEXT,</w:t>
+      </w:r>
+    </w:p>
+    <w:p>
+      <w:r>
+        <w:t xml:space="preserve">    kestus_minutites INTEGER CHECK (kestus_minutites &gt; 0),</w:t>
+      </w:r>
+    </w:p>
+    <w:p>
+      <w:r>
+        <w:t xml:space="preserve">    maksimaalne_osalejate_arv INTEGER,</w:t>
+      </w:r>
+    </w:p>
+    <w:p>
+      <w:r>
+        <w:t xml:space="preserve">    vajalik_varustus TEXT,</w:t>
+      </w:r>
+    </w:p>
+    <w:p>
+      <w:r>
+        <w:t xml:space="preserve">    hind NUMERIC(8,2) CHECK (hind &gt;= 0),</w:t>
+      </w:r>
+    </w:p>
+    <w:p>
+      <w:r>
+        <w:t xml:space="preserve">    CONSTRAINT pk_treening PRIMARY KEY (treeningu_kood),</w:t>
+      </w:r>
+    </w:p>
+    <w:p>
+      <w:r>
+        <w:t xml:space="preserve">    CONSTRAINT fk_treeningu_seisund FOREIGN KEY (treeningu_seisundi_liik_kood)</w:t>
+      </w:r>
+    </w:p>
+    <w:p>
+      <w:r>
+        <w:t xml:space="preserve">        REFERENCES treeningu_seisundi_liik (kood),</w:t>
+      </w:r>
+    </w:p>
+    <w:p>
+      <w:r>
+        <w:t xml:space="preserve">    CONSTRAINT fk_treeningu_registreerija FOREIGN KEY (registreerija_e_meil)</w:t>
+      </w:r>
+    </w:p>
+    <w:p>
+      <w:r>
+        <w:t xml:space="preserve">        REFERENCES kasutajakonto (e_meil),</w:t>
+      </w:r>
+    </w:p>
+    <w:p>
+      <w:r>
+        <w:t xml:space="preserve">    CONSTRAINT fk_treeningu_muutja FOREIGN KEY (viimase_muutja_e_meil)</w:t>
+      </w:r>
+    </w:p>
+    <w:p>
+      <w:r>
+        <w:t xml:space="preserve">        REFERENCES kasutajakonto (e_meil)</w:t>
+      </w:r>
+    </w:p>
+    <w:p>
+      <w:r>
+        <w:t xml:space="preserve">);</w:t>
+      </w:r>
+    </w:p>
+    <w:p>
+      <w:r>
+        <w:t xml:space="preserve"/>
+      </w:r>
+    </w:p>
+    <w:p>
+      <w:r>
+        <w:t xml:space="preserve">-- 13. treeningu_kategooria_omamine</w:t>
+      </w:r>
+    </w:p>
+    <w:p>
+      <w:r>
+        <w:t xml:space="preserve">CREATE TABLE treeningu_kategooria_omamine (</w:t>
+      </w:r>
+    </w:p>
+    <w:p>
+      <w:r>
+        <w:t xml:space="preserve">    treeningu_kood INTEGER NOT NULL CHECK (treeningu_kood &gt; 0),</w:t>
+      </w:r>
+    </w:p>
+    <w:p>
+      <w:r>
+        <w:t xml:space="preserve">    treeningu_kategooria_kood VARCHAR(10) NOT NULL,</w:t>
+      </w:r>
+    </w:p>
+    <w:p>
+      <w:r>
+        <w:t xml:space="preserve">    CONSTRAINT pk_treeningu_kategooria_omamine PRIMARY KEY (treeningu_kood, treeningu_kategooria_kood),</w:t>
+      </w:r>
+    </w:p>
+    <w:p>
+      <w:r>
+        <w:t xml:space="preserve">    CONSTRAINT fk_kategooria_omamine_treening FOREIGN KEY (treeningu_kood)</w:t>
+      </w:r>
+    </w:p>
+    <w:p>
+      <w:r>
+        <w:t xml:space="preserve">        REFERENCES treening (treeningu_kood),</w:t>
+      </w:r>
+    </w:p>
+    <w:p>
+      <w:r>
+        <w:t xml:space="preserve">    CONSTRAINT fk_kategooria_omamine_kategooria FOREIGN KEY (treeningu_kategooria_kood)</w:t>
+      </w:r>
+    </w:p>
+    <w:p>
+      <w:r>
+        <w:t xml:space="preserve">        REFERENCES treeningu_kategooria (kood)</w:t>
+      </w:r>
+    </w:p>
+    <w:p>
+      <w:r>
+        <w:t xml:space="preserve">);</w:t>
       </w:r>
     </w:p>
     <w:p>

--- a/Jousaali_infosusteemi_treeningute_funktsionaalne_allsusteem.docx
+++ b/Jousaali_infosusteemi_treeningute_funktsionaalne_allsusteem.docx
@@ -41,7 +41,11 @@
       <w:r>
         <w:t>Autorid: Tristan Aik Sild, Gustav Tamkivi</w:t>
         <w:br/>
-        <w:t>E-post: gustavpaul@tamkivi.com</w:t>
+        <w:t>Õpperühm: IAIB23</w:t>
+        <w:br/>
+        <w:t>Matrikli nr: Tristan Aik Sild: 253782IAIB; Gustav Tamkivi: 253787IAIB</w:t>
+        <w:br/>
+        <w:t>e-posti aadressid: Gustav Tamkivi: gustav@taltech.ee; Tristan Aik Sild: trists@taltech.ee</w:t>
         <w:br/>
         <w:t>Tallinn 2026</w:t>
       </w:r>

--- a/Jousaali_infosusteemi_treeningute_funktsionaalne_allsusteem.docx
+++ b/Jousaali_infosusteemi_treeningute_funktsionaalne_allsusteem.docx
@@ -2,6 +2,31 @@
 <file path=word/document.xml><?xml version="1.0" encoding="utf-8"?>
 <w:document xmlns:wpc="http://schemas.microsoft.com/office/word/2010/wordprocessingCanvas" xmlns:mo="http://schemas.microsoft.com/office/mac/office/2008/main" xmlns:mc="http://schemas.openxmlformats.org/markup-compatibility/2006" xmlns:mv="urn:schemas-microsoft-com:mac:vml" xmlns:o="urn:schemas-microsoft-com:office:office" xmlns:r="http://schemas.openxmlformats.org/officeDocument/2006/relationships" xmlns:m="http://schemas.openxmlformats.org/officeDocument/2006/math" xmlns:v="urn:schemas-microsoft-com:vml" xmlns:wp14="http://schemas.microsoft.com/office/word/2010/wordprocessingDrawing" xmlns:wp="http://schemas.openxmlformats.org/drawingml/2006/wordprocessingDrawing" xmlns:w10="urn:schemas-microsoft-com:office:word" xmlns:w="http://schemas.openxmlformats.org/wordprocessingml/2006/main" xmlns:w14="http://schemas.microsoft.com/office/word/2010/wordml" xmlns:wpg="http://schemas.microsoft.com/office/word/2010/wordprocessingGroup" xmlns:wpi="http://schemas.microsoft.com/office/word/2010/wordprocessingInk" xmlns:wne="http://schemas.microsoft.com/office/word/2006/wordml" xmlns:wps="http://schemas.microsoft.com/office/word/2010/wordprocessingShape" mc:Ignorable="w14 wp14">
   <w:body>
+    <w:p>
+      <w:pPr>
+        <w:jc w:val="center"/>
+      </w:pPr>
+      <w:r>
+        <w:t>TALLINNA TEHNIKAÜLIKOOL</w:t>
+      </w:r>
+    </w:p>
+    <w:p>
+      <w:pPr>
+        <w:jc w:val="center"/>
+      </w:pPr>
+      <w:r>
+        <w:t>Infotehnoloogia teaduskond</w:t>
+      </w:r>
+    </w:p>
+    <w:p>
+      <w:pPr>
+        <w:jc w:val="center"/>
+      </w:pPr>
+      <w:r>
+        <w:t>Tarkvarateaduse instituut</w:t>
+      </w:r>
+    </w:p>
+    <w:p/>
     <w:p/>
     <w:p/>
     <w:p/>
@@ -21,7 +46,6 @@
         <w:t>treeningute funktsionaalne allsüsteem</w:t>
       </w:r>
     </w:p>
-    <w:p/>
     <w:p>
       <w:pPr>
         <w:jc w:val="center"/>
@@ -30,22 +54,28 @@
         <w:rPr>
           <w:b/>
         </w:rPr>
-        <w:t>Süsteemianalüüsi ja andmebaasi disaini projekt</w:t>
+        <w:t>Andmebaasid I, ITI0206</w:t>
       </w:r>
     </w:p>
+    <w:p/>
+    <w:p/>
+    <w:p/>
+    <w:p/>
     <w:p/>
     <w:p>
       <w:pPr>
         <w:jc w:val="center"/>
       </w:pPr>
       <w:r>
-        <w:t>Autorid: Tristan Aik Sild, Gustav Tamkivi</w:t>
+        <w:t>Üliõpilased: Tristan Aik Sild, Gustav Tamkivi</w:t>
         <w:br/>
         <w:t>Õpperühm: IAIB23</w:t>
         <w:br/>
         <w:t>Matrikli nr: Tristan Aik Sild: 253782IAIB; Gustav Tamkivi: 253787IAIB</w:t>
         <w:br/>
         <w:t>e-posti aadressid: Gustav Tamkivi: gustav@taltech.ee; Tristan Aik Sild: trists@taltech.ee</w:t>
+        <w:br/>
+        <w:t>Juhendaja: Erki Eessaar</w:t>
         <w:br/>
         <w:t>Tallinn 2026</w:t>
       </w:r>
@@ -2318,7 +2348,7 @@
         <w:pStyle w:val="Heading3"/>
       </w:pPr>
       <w:r>
-        <w:t>4.2 Tuvasta kasutaja</w:t>
+        <w:t>4.2.1 Tuvasta kasutaja</w:t>
       </w:r>
     </w:p>
     <w:p>
@@ -2830,7 +2860,7 @@
         <w:pStyle w:val="Heading3"/>
       </w:pPr>
       <w:r>
-        <w:t>4.2 Registreeri treening</w:t>
+        <w:t>4.2.2 Registreeri treening</w:t>
       </w:r>
     </w:p>
     <w:p>
@@ -3432,7 +3462,7 @@
         <w:pStyle w:val="Heading3"/>
       </w:pPr>
       <w:r>
-        <w:t>4.2 Muuda treeningut</w:t>
+        <w:t>4.2.3 Muuda treeningut</w:t>
       </w:r>
     </w:p>
     <w:p>
@@ -4096,7 +4126,7 @@
         <w:pStyle w:val="Heading3"/>
       </w:pPr>
       <w:r>
-        <w:t>4.2 Unusta treening</w:t>
+        <w:t>4.2.4 Unusta treening</w:t>
       </w:r>
     </w:p>
     <w:p>
@@ -4632,7 +4662,7 @@
         <w:pStyle w:val="Heading3"/>
       </w:pPr>
       <w:r>
-        <w:t>4.2 Aktiveeri treening</w:t>
+        <w:t>4.2.5 Aktiveeri treening</w:t>
       </w:r>
     </w:p>
     <w:p>
@@ -5234,7 +5264,7 @@
         <w:pStyle w:val="Heading3"/>
       </w:pPr>
       <w:r>
-        <w:t>4.2 Muuda treening mitteaktiivseks</w:t>
+        <w:t>4.2.6 Muuda treening mitteaktiivseks</w:t>
       </w:r>
     </w:p>
     <w:p>
@@ -5792,7 +5822,7 @@
         <w:pStyle w:val="Heading3"/>
       </w:pPr>
       <w:r>
-        <w:t>4.2 Lõpeta treening</w:t>
+        <w:t>4.2.7 Lõpeta treening</w:t>
       </w:r>
     </w:p>
     <w:p>
@@ -6350,7 +6380,7 @@
         <w:pStyle w:val="Heading3"/>
       </w:pPr>
       <w:r>
-        <w:t>4.2 Vaata aktiivseid treeninguid</w:t>
+        <w:t>4.2.8 Vaata aktiivseid treeninguid</w:t>
       </w:r>
     </w:p>
     <w:p>
@@ -6874,7 +6904,7 @@
         <w:pStyle w:val="Heading3"/>
       </w:pPr>
       <w:r>
-        <w:t>4.2 Vaata treeningute koondaruannet</w:t>
+        <w:t>4.2.9 Vaata treeningute koondaruannet</w:t>
       </w:r>
     </w:p>
     <w:p>
@@ -12678,7 +12708,7 @@
     </w:p>
     <w:p>
       <w:r>
-        <w:t>Projekt on taastoodetav jälgitavatest lähtefailidest. Lõppartefaktid genereeritakse skriptiga, mis loob DOCX dokumendi, teisendab EAP malli ja rakendab EAP parandused.</w:t>
+        <w:t>Projekt on taastoodetav jälgitavatest lähtefailidest. Lõppartefaktid genereeritakse skriptiga, mis loob DOCX dokumendi, teisendab EAP malli, rakendab EAP parandused ning väljastab PostgreSQL DDL skripti.</w:t>
       </w:r>
     </w:p>
     <w:p>
@@ -12858,6 +12888,50 @@
           <w:p>
             <w:r>
               <w:t>PostgreSQL DDL lähtefail.</w:t>
+            </w:r>
+          </w:p>
+        </w:tc>
+      </w:tr>
+      <w:tr>
+        <w:tc>
+          <w:tcPr>
+            <w:tcW w:type="dxa" w:w="4677"/>
+          </w:tcPr>
+          <w:p>
+            <w:r>
+              <w:t>jousaali_skript.sql</w:t>
+            </w:r>
+          </w:p>
+        </w:tc>
+        <w:tc>
+          <w:tcPr>
+            <w:tcW w:type="dxa" w:w="4677"/>
+          </w:tcPr>
+          <w:p>
+            <w:r>
+              <w:t>Esitamiseks mõeldud PostgreSQL tabelite loomise skript.</w:t>
+            </w:r>
+          </w:p>
+        </w:tc>
+      </w:tr>
+      <w:tr>
+        <w:tc>
+          <w:tcPr>
+            <w:tcW w:type="dxa" w:w="4677"/>
+          </w:tcPr>
+          <w:p>
+            <w:r>
+              <w:t>rakendus/</w:t>
+            </w:r>
+          </w:p>
+        </w:tc>
+        <w:tc>
+          <w:tcPr>
+            <w:tcW w:type="dxa" w:w="4677"/>
+          </w:tcPr>
+          <w:p>
+            <w:r>
+              <w:t>Treeneri töökoha prototüübi lähtekood ja käivitamisjuhend.</w:t>
             </w:r>
           </w:p>
         </w:tc>

--- a/Jousaali_infosusteemi_treeningute_funktsionaalne_allsusteem.docx
+++ b/Jousaali_infosusteemi_treeningute_funktsionaalne_allsusteem.docx
@@ -478,7 +478,15 @@
         <w:pStyle w:val="ListBullet"/>
       </w:pPr>
       <w:r>
-        <w:t>Säilitada treeningute kohta andmeid mahus, mis toetab treeningute pakkumist, broneerimist ja aruandlust.</w:t>
+        <w:t>Säilitada isikute ja töötajate andmeid mahus, mis võimaldab tööalaseid õigusi ja vastutust üheselt tuvastada.</w:t>
+      </w:r>
+    </w:p>
+    <w:p>
+      <w:pPr>
+        <w:pStyle w:val="ListBullet"/>
+      </w:pPr>
+      <w:r>
+        <w:t>Säilitada treeningute kohta andmeid mahus, mis toetab treeningute pakkumist ja aruandlust.</w:t>
       </w:r>
     </w:p>
     <w:p>
@@ -494,7 +502,7 @@
         <w:pStyle w:val="ListBullet"/>
       </w:pPr>
       <w:r>
-        <w:t>Võimaldada treeningute andmete kasutamist broneeringute ja maksete protsessides.</w:t>
+        <w:t>Võimaldada klassifikaatorite abil ühtlustada treeningute seisundeid, kategooriaid ja töötajatega seotud liigitusi.</w:t>
       </w:r>
     </w:p>
     <w:p>
@@ -635,50 +643,6 @@
           </w:tcPr>
           <w:p>
             <w:r>
-              <w:t>Broneering</w:t>
-            </w:r>
-          </w:p>
-        </w:tc>
-        <w:tc>
-          <w:tcPr>
-            <w:tcW w:type="dxa" w:w="4677"/>
-          </w:tcPr>
-          <w:p>
-            <w:r>
-              <w:t>Kliendi kavatsus osaleda konkreetsel treeningul.</w:t>
-            </w:r>
-          </w:p>
-        </w:tc>
-      </w:tr>
-      <w:tr>
-        <w:tc>
-          <w:tcPr>
-            <w:tcW w:type="dxa" w:w="4677"/>
-          </w:tcPr>
-          <w:p>
-            <w:r>
-              <w:t>Makse</w:t>
-            </w:r>
-          </w:p>
-        </w:tc>
-        <w:tc>
-          <w:tcPr>
-            <w:tcW w:type="dxa" w:w="4677"/>
-          </w:tcPr>
-          <w:p>
-            <w:r>
-              <w:t>Treeningu või broneeringuga seotud tasumise sündmus.</w:t>
-            </w:r>
-          </w:p>
-        </w:tc>
-      </w:tr>
-      <w:tr>
-        <w:tc>
-          <w:tcPr>
-            <w:tcW w:type="dxa" w:w="4677"/>
-          </w:tcPr>
-          <w:p>
-            <w:r>
               <w:t>Klassifikaator</w:t>
             </w:r>
           </w:p>
@@ -857,7 +821,7 @@
           </w:tcPr>
           <w:p>
             <w:r>
-              <w:t>Soovib leida sobiva aktiivse treeningu ja sellel osaleda.</w:t>
+              <w:t>Soovib leida sobiva aktiivse treeningu.</w:t>
             </w:r>
           </w:p>
         </w:tc>
@@ -954,38 +918,6 @@
           <w:p>
             <w:r>
               <w:t>Haldab töötajate ja rollide põhiandmeid.</w:t>
-            </w:r>
-          </w:p>
-        </w:tc>
-      </w:tr>
-      <w:tr>
-        <w:tc>
-          <w:tcPr>
-            <w:tcW w:type="dxa" w:w="3118"/>
-          </w:tcPr>
-          <w:p>
-            <w:r>
-              <w:t>Maksekeskus</w:t>
-            </w:r>
-          </w:p>
-        </w:tc>
-        <w:tc>
-          <w:tcPr>
-            <w:tcW w:type="dxa" w:w="3118"/>
-          </w:tcPr>
-          <w:p>
-            <w:r>
-              <w:t>Väline pädevusala</w:t>
-            </w:r>
-          </w:p>
-        </w:tc>
-        <w:tc>
-          <w:tcPr>
-            <w:tcW w:type="dxa" w:w="3118"/>
-          </w:tcPr>
-          <w:p>
-            <w:r>
-              <w:t>Vahendab treeninguga seotud maksete kinnitusi.</w:t>
             </w:r>
           </w:p>
         </w:tc>
@@ -1165,70 +1097,6 @@
           </w:tcPr>
           <w:p>
             <w:r>
-              <w:t>Broneeringute funktsionaalne allsüsteem</w:t>
-            </w:r>
-          </w:p>
-        </w:tc>
-        <w:tc>
-          <w:tcPr>
-            <w:tcW w:type="dxa" w:w="3118"/>
-          </w:tcPr>
-          <w:p>
-            <w:r>
-              <w:t>Broneeringute register</w:t>
-            </w:r>
-          </w:p>
-        </w:tc>
-        <w:tc>
-          <w:tcPr>
-            <w:tcW w:type="dxa" w:w="3118"/>
-          </w:tcPr>
-          <w:p>
-            <w:r>
-              <w:t>Broneering</w:t>
-            </w:r>
-          </w:p>
-        </w:tc>
-      </w:tr>
-      <w:tr>
-        <w:tc>
-          <w:tcPr>
-            <w:tcW w:type="dxa" w:w="3118"/>
-          </w:tcPr>
-          <w:p>
-            <w:r>
-              <w:t>Maksete funktsionaalne allsüsteem</w:t>
-            </w:r>
-          </w:p>
-        </w:tc>
-        <w:tc>
-          <w:tcPr>
-            <w:tcW w:type="dxa" w:w="3118"/>
-          </w:tcPr>
-          <w:p>
-            <w:r>
-              <w:t>Maksete register</w:t>
-            </w:r>
-          </w:p>
-        </w:tc>
-        <w:tc>
-          <w:tcPr>
-            <w:tcW w:type="dxa" w:w="3118"/>
-          </w:tcPr>
-          <w:p>
-            <w:r>
-              <w:t>Makse</w:t>
-            </w:r>
-          </w:p>
-        </w:tc>
-      </w:tr>
-      <w:tr>
-        <w:tc>
-          <w:tcPr>
-            <w:tcW w:type="dxa" w:w="3118"/>
-          </w:tcPr>
-          <w:p>
-            <w:r>
               <w:t>Klassifikaatorite funktsionaalne allsüsteem</w:t>
             </w:r>
           </w:p>
@@ -1333,27 +1201,27 @@
           </w:tcPr>
           <w:p>
             <w:r>
-              <w:t>Treeningu registreerimine</w:t>
-            </w:r>
-          </w:p>
-        </w:tc>
-        <w:tc>
-          <w:tcPr>
-            <w:tcW w:type="dxa" w:w="3118"/>
-          </w:tcPr>
-          <w:p>
-            <w:r>
-              <w:t>Treener saab teabe uue treeningu kohta.</w:t>
-            </w:r>
-          </w:p>
-        </w:tc>
-        <w:tc>
-          <w:tcPr>
-            <w:tcW w:type="dxa" w:w="3118"/>
-          </w:tcPr>
-          <w:p>
-            <w:r>
-              <w:t>Treening on ootel seisundis registreeritud.</w:t>
+              <w:t>Kasutaja tuvastamine</w:t>
+            </w:r>
+          </w:p>
+        </w:tc>
+        <w:tc>
+          <w:tcPr>
+            <w:tcW w:type="dxa" w:w="3118"/>
+          </w:tcPr>
+          <w:p>
+            <w:r>
+              <w:t>Isik soovib kasutada tööalast süsteemifunktsiooni.</w:t>
+            </w:r>
+          </w:p>
+        </w:tc>
+        <w:tc>
+          <w:tcPr>
+            <w:tcW w:type="dxa" w:w="3118"/>
+          </w:tcPr>
+          <w:p>
+            <w:r>
+              <w:t>Isiku kasutajakonto ja töötaja pädevusala on tuvastatud.</w:t>
             </w:r>
           </w:p>
         </w:tc>
@@ -1365,27 +1233,27 @@
           </w:tcPr>
           <w:p>
             <w:r>
-              <w:t>Treeningu muutmine</w:t>
-            </w:r>
-          </w:p>
-        </w:tc>
-        <w:tc>
-          <w:tcPr>
-            <w:tcW w:type="dxa" w:w="3118"/>
-          </w:tcPr>
-          <w:p>
-            <w:r>
-              <w:t>Treeningu andmetes ilmneb viga või muutus.</w:t>
-            </w:r>
-          </w:p>
-        </w:tc>
-        <w:tc>
-          <w:tcPr>
-            <w:tcW w:type="dxa" w:w="3118"/>
-          </w:tcPr>
-          <w:p>
-            <w:r>
-              <w:t>Treeningu andmed on ajakohased.</w:t>
+              <w:t>Treeningu registreerimine</w:t>
+            </w:r>
+          </w:p>
+        </w:tc>
+        <w:tc>
+          <w:tcPr>
+            <w:tcW w:type="dxa" w:w="3118"/>
+          </w:tcPr>
+          <w:p>
+            <w:r>
+              <w:t>Treenerist töötaja saab teabe uue treeningu kohta.</w:t>
+            </w:r>
+          </w:p>
+        </w:tc>
+        <w:tc>
+          <w:tcPr>
+            <w:tcW w:type="dxa" w:w="3118"/>
+          </w:tcPr>
+          <w:p>
+            <w:r>
+              <w:t>Treening on ootel seisundis registreeritud ja klassifikaatoritega seotud.</w:t>
             </w:r>
           </w:p>
         </w:tc>
@@ -1397,27 +1265,27 @@
           </w:tcPr>
           <w:p>
             <w:r>
-              <w:t>Treeningu aktiveerimine</w:t>
-            </w:r>
-          </w:p>
-        </w:tc>
-        <w:tc>
-          <w:tcPr>
-            <w:tcW w:type="dxa" w:w="3118"/>
-          </w:tcPr>
-          <w:p>
-            <w:r>
-              <w:t>Treening on valmis klientidele nähtavaks tegemiseks.</w:t>
-            </w:r>
-          </w:p>
-        </w:tc>
-        <w:tc>
-          <w:tcPr>
-            <w:tcW w:type="dxa" w:w="3118"/>
-          </w:tcPr>
-          <w:p>
-            <w:r>
-              <w:t>Treening on aktiivne.</w:t>
+              <w:t>Treeningu muutmine</w:t>
+            </w:r>
+          </w:p>
+        </w:tc>
+        <w:tc>
+          <w:tcPr>
+            <w:tcW w:type="dxa" w:w="3118"/>
+          </w:tcPr>
+          <w:p>
+            <w:r>
+              <w:t>Treeningu andmetes ilmneb viga või muutus.</w:t>
+            </w:r>
+          </w:p>
+        </w:tc>
+        <w:tc>
+          <w:tcPr>
+            <w:tcW w:type="dxa" w:w="3118"/>
+          </w:tcPr>
+          <w:p>
+            <w:r>
+              <w:t>Treeningu andmed on ajakohased.</w:t>
             </w:r>
           </w:p>
         </w:tc>
@@ -1429,27 +1297,27 @@
           </w:tcPr>
           <w:p>
             <w:r>
-              <w:t>Treeningu ajutiselt kasutusest eemaldamine</w:t>
-            </w:r>
-          </w:p>
-        </w:tc>
-        <w:tc>
-          <w:tcPr>
-            <w:tcW w:type="dxa" w:w="3118"/>
-          </w:tcPr>
-          <w:p>
-            <w:r>
-              <w:t>Treeninguga ilmneb ajutine probleem.</w:t>
-            </w:r>
-          </w:p>
-        </w:tc>
-        <w:tc>
-          <w:tcPr>
-            <w:tcW w:type="dxa" w:w="3118"/>
-          </w:tcPr>
-          <w:p>
-            <w:r>
-              <w:t>Treening on mitteaktiivne.</w:t>
+              <w:t>Treeningu aktiveerimine</w:t>
+            </w:r>
+          </w:p>
+        </w:tc>
+        <w:tc>
+          <w:tcPr>
+            <w:tcW w:type="dxa" w:w="3118"/>
+          </w:tcPr>
+          <w:p>
+            <w:r>
+              <w:t>Treening on valmis klientidele nähtavaks tegemiseks.</w:t>
+            </w:r>
+          </w:p>
+        </w:tc>
+        <w:tc>
+          <w:tcPr>
+            <w:tcW w:type="dxa" w:w="3118"/>
+          </w:tcPr>
+          <w:p>
+            <w:r>
+              <w:t>Treening on aktiivne.</w:t>
             </w:r>
           </w:p>
         </w:tc>
@@ -1461,27 +1329,27 @@
           </w:tcPr>
           <w:p>
             <w:r>
-              <w:t>Treeningu lõpetamine</w:t>
-            </w:r>
-          </w:p>
-        </w:tc>
-        <w:tc>
-          <w:tcPr>
-            <w:tcW w:type="dxa" w:w="3118"/>
-          </w:tcPr>
-          <w:p>
-            <w:r>
-              <w:t>Treeningut ei pakuta enam või probleem on püsiv.</w:t>
-            </w:r>
-          </w:p>
-        </w:tc>
-        <w:tc>
-          <w:tcPr>
-            <w:tcW w:type="dxa" w:w="3118"/>
-          </w:tcPr>
-          <w:p>
-            <w:r>
-              <w:t>Treening on lõppenud.</w:t>
+              <w:t>Treeningu ajutiselt kasutusest eemaldamine</w:t>
+            </w:r>
+          </w:p>
+        </w:tc>
+        <w:tc>
+          <w:tcPr>
+            <w:tcW w:type="dxa" w:w="3118"/>
+          </w:tcPr>
+          <w:p>
+            <w:r>
+              <w:t>Treeninguga ilmneb ajutine probleem.</w:t>
+            </w:r>
+          </w:p>
+        </w:tc>
+        <w:tc>
+          <w:tcPr>
+            <w:tcW w:type="dxa" w:w="3118"/>
+          </w:tcPr>
+          <w:p>
+            <w:r>
+              <w:t>Treening on mitteaktiivne.</w:t>
             </w:r>
           </w:p>
         </w:tc>
@@ -1493,27 +1361,27 @@
           </w:tcPr>
           <w:p>
             <w:r>
-              <w:t>Treeningute vaatamine</w:t>
-            </w:r>
-          </w:p>
-        </w:tc>
-        <w:tc>
-          <w:tcPr>
-            <w:tcW w:type="dxa" w:w="3118"/>
-          </w:tcPr>
-          <w:p>
-            <w:r>
-              <w:t>Klient või uudistaja soovib treeningute infot.</w:t>
-            </w:r>
-          </w:p>
-        </w:tc>
-        <w:tc>
-          <w:tcPr>
-            <w:tcW w:type="dxa" w:w="3118"/>
-          </w:tcPr>
-          <w:p>
-            <w:r>
-              <w:t>Kasutaja näeb lubatud treeninguandmeid.</w:t>
+              <w:t>Treeningu lõpetamine</w:t>
+            </w:r>
+          </w:p>
+        </w:tc>
+        <w:tc>
+          <w:tcPr>
+            <w:tcW w:type="dxa" w:w="3118"/>
+          </w:tcPr>
+          <w:p>
+            <w:r>
+              <w:t>Treeningut ei pakuta enam või probleem on püsiv.</w:t>
+            </w:r>
+          </w:p>
+        </w:tc>
+        <w:tc>
+          <w:tcPr>
+            <w:tcW w:type="dxa" w:w="3118"/>
+          </w:tcPr>
+          <w:p>
+            <w:r>
+              <w:t>Treening on lõppenud.</w:t>
             </w:r>
           </w:p>
         </w:tc>
@@ -1525,27 +1393,27 @@
           </w:tcPr>
           <w:p>
             <w:r>
-              <w:t>Treeningule broneerimine</w:t>
-            </w:r>
-          </w:p>
-        </w:tc>
-        <w:tc>
-          <w:tcPr>
-            <w:tcW w:type="dxa" w:w="3118"/>
-          </w:tcPr>
-          <w:p>
-            <w:r>
-              <w:t>Klient soovib treeningul osaleda.</w:t>
-            </w:r>
-          </w:p>
-        </w:tc>
-        <w:tc>
-          <w:tcPr>
-            <w:tcW w:type="dxa" w:w="3118"/>
-          </w:tcPr>
-          <w:p>
-            <w:r>
-              <w:t>Broneering ja vajaduse korral makse on registreeritud.</w:t>
+              <w:t>Treeningute vaatamine</w:t>
+            </w:r>
+          </w:p>
+        </w:tc>
+        <w:tc>
+          <w:tcPr>
+            <w:tcW w:type="dxa" w:w="3118"/>
+          </w:tcPr>
+          <w:p>
+            <w:r>
+              <w:t>Klient või uudistaja soovib treeningute infot.</w:t>
+            </w:r>
+          </w:p>
+        </w:tc>
+        <w:tc>
+          <w:tcPr>
+            <w:tcW w:type="dxa" w:w="3118"/>
+          </w:tcPr>
+          <w:p>
+            <w:r>
+              <w:t>Kasutaja näeb lubatud treeninguandmeid.</w:t>
             </w:r>
           </w:p>
         </w:tc>
@@ -1558,6 +1426,14 @@
       </w:pPr>
       <w:r>
         <w:t>2.6 Lausendid</w:t>
+      </w:r>
+    </w:p>
+    <w:p>
+      <w:pPr>
+        <w:pStyle w:val="ListNumber"/>
+      </w:pPr>
+      <w:r>
+        <w:t>Isik esitab jõusaali kliendi, töötaja või süsteemi kasutaja üldandmeid.</w:t>
       </w:r>
     </w:p>
     <w:p>
@@ -1589,7 +1465,7 @@
         <w:pStyle w:val="ListNumber"/>
       </w:pPr>
       <w:r>
-        <w:t>Klient broneerib treeningul osalemise.</w:t>
+        <w:t>Klient vaatab aktiivse treeningu avalikke andmeid.</w:t>
       </w:r>
     </w:p>
     <w:p>
@@ -1597,7 +1473,7 @@
         <w:pStyle w:val="ListNumber"/>
       </w:pPr>
       <w:r>
-        <w:t>Maksekeskus kinnitab makse.</w:t>
+        <w:t>Uudistaja vaatab avalikult nähtavaid aktiivseid treeninguid.</w:t>
       </w:r>
     </w:p>
     <w:p>
@@ -2344,6 +2220,11 @@
       </w:r>
     </w:p>
     <w:p>
+      <w:r>
+        <w:t>Jaotis sisaldab tabelis 7 esitatud kõrgtaseme kasutusjuhtude laiendatud kirjeldusi. Iga kirjeldus esitab primaarse tegutseja, osapooled ja huvid, eeltingimused, tüüpilise sündmuste järjestuse, alternatiivsed käigud ning järeltingimused.</w:t>
+      </w:r>
+    </w:p>
+    <w:p>
       <w:pPr>
         <w:pStyle w:val="Heading3"/>
       </w:pPr>
@@ -2439,7 +2320,7 @@
           </w:tcPr>
           <w:p>
             <w:r>
-              <w:t>Treener</w:t>
+              <w:t>Treener, Juhataja, Klassifikaatorite haldur, Töötajate haldur</w:t>
             </w:r>
           </w:p>
         </w:tc>
@@ -2601,6 +2482,50 @@
           <w:p>
             <w:r>
               <w:t>Soovib, et süsteemi tööalaseid funktsioone kasutaksid ainult õigustatud kasutajad.</w:t>
+            </w:r>
+          </w:p>
+        </w:tc>
+      </w:tr>
+      <w:tr>
+        <w:tc>
+          <w:tcPr>
+            <w:tcW w:type="dxa" w:w="4677"/>
+          </w:tcPr>
+          <w:p>
+            <w:r>
+              <w:t>Klassifikaatorite haldur</w:t>
+            </w:r>
+          </w:p>
+        </w:tc>
+        <w:tc>
+          <w:tcPr>
+            <w:tcW w:type="dxa" w:w="4677"/>
+          </w:tcPr>
+          <w:p>
+            <w:r>
+              <w:t>Soovib pääseda klassifikaatorite haldamiseks lubatud tööalaste funktsioonideni.</w:t>
+            </w:r>
+          </w:p>
+        </w:tc>
+      </w:tr>
+      <w:tr>
+        <w:tc>
+          <w:tcPr>
+            <w:tcW w:type="dxa" w:w="4677"/>
+          </w:tcPr>
+          <w:p>
+            <w:r>
+              <w:t>Töötajate haldur</w:t>
+            </w:r>
+          </w:p>
+        </w:tc>
+        <w:tc>
+          <w:tcPr>
+            <w:tcW w:type="dxa" w:w="4677"/>
+          </w:tcPr>
+          <w:p>
+            <w:r>
+              <w:t>Soovib pääseda töötajate andmete haldamiseks lubatud tööalaste funktsioonideni.</w:t>
             </w:r>
           </w:p>
         </w:tc>
@@ -2686,7 +2611,7 @@
           </w:tcPr>
           <w:p>
             <w:r>
-              <w:t>Kasutaja avaldab soovi süsteemi siseneda.</w:t>
+              <w:t>Treener, juhataja, klassifikaatorite haldur või töötajate haldur avaldab soovi süsteemi siseneda.</w:t>
             </w:r>
           </w:p>
         </w:tc>
@@ -2746,7 +2671,7 @@
           </w:tcPr>
           <w:p>
             <w:r>
-              <w:t>Kasutaja sisestab e-posti aadressi ja parooli.</w:t>
+              <w:t>Treener, juhataja, klassifikaatorite haldur või töötajate haldur sisestab e-posti aadressi ja parooli.</w:t>
             </w:r>
           </w:p>
         </w:tc>
@@ -2785,9 +2710,7 @@
             <w:tcW w:type="dxa" w:w="3118"/>
           </w:tcPr>
           <w:p>
-            <w:r>
-              <w:t>OP1</w:t>
-            </w:r>
+            <w:r/>
           </w:p>
         </w:tc>
       </w:tr>
@@ -3254,18 +3177,16 @@
           </w:tcPr>
           <w:p>
             <w:r>
-              <w:t>Süsteem kuvab treeningu sisestamiseks vajaliku vormi ning aktiivsed treeningu kategooriad.</w:t>
-            </w:r>
-          </w:p>
-        </w:tc>
-        <w:tc>
-          <w:tcPr>
-            <w:tcW w:type="dxa" w:w="3118"/>
-          </w:tcPr>
-          <w:p>
-            <w:r>
-              <w:t>OP2</w:t>
-            </w:r>
+              <w:t>Süsteem kuvab treeningu sisestamiseks vajaliku vormi ning aktiivsed treeningu kategooriad; kategooriate nimekirjas kuvatakse iga rea kohta kategooria kood, nimetus, tüüp ja aktiivsuse tunnus.</w:t>
+            </w:r>
+          </w:p>
+        </w:tc>
+        <w:tc>
+          <w:tcPr>
+            <w:tcW w:type="dxa" w:w="3118"/>
+          </w:tcPr>
+          <w:p>
+            <w:r/>
           </w:p>
         </w:tc>
       </w:tr>
@@ -3378,18 +3299,16 @@
           </w:tcPr>
           <w:p>
             <w:r>
-              <w:t>Süsteem kuvab registreeritud treeningu detailandmed.</w:t>
-            </w:r>
-          </w:p>
-        </w:tc>
-        <w:tc>
-          <w:tcPr>
-            <w:tcW w:type="dxa" w:w="3118"/>
-          </w:tcPr>
-          <w:p>
-            <w:r>
-              <w:t>OP7</w:t>
-            </w:r>
+              <w:t>Süsteem kuvab registreeritud treeningu detailandmed: iga rea kohta treeningu kood, nimetus, kategooria, seisund, kestus minutites, hind, maksimaalne osalejate arv, registreerimise aeg ja viimase muutmise aeg.</w:t>
+            </w:r>
+          </w:p>
+        </w:tc>
+        <w:tc>
+          <w:tcPr>
+            <w:tcW w:type="dxa" w:w="3118"/>
+          </w:tcPr>
+          <w:p>
+            <w:r/>
           </w:p>
         </w:tc>
       </w:tr>
@@ -3854,18 +3773,16 @@
           </w:tcPr>
           <w:p>
             <w:r>
-              <w:t>Süsteem kuvab ootel ja mitteaktiivsed treeningud.</w:t>
-            </w:r>
-          </w:p>
-        </w:tc>
-        <w:tc>
-          <w:tcPr>
-            <w:tcW w:type="dxa" w:w="3118"/>
-          </w:tcPr>
-          <w:p>
-            <w:r>
-              <w:t>OP5</w:t>
-            </w:r>
+              <w:t>Süsteem kuvab ootel ja mitteaktiivsed treeningud; nimekirjas kuvatakse iga rea kohta treeningu kood, nimetus, kategooria, seisund, kestus minutites, hind, maksimaalne osalejate arv, registreerimise aeg ja viimase muutmise aeg.</w:t>
+            </w:r>
+          </w:p>
+        </w:tc>
+        <w:tc>
+          <w:tcPr>
+            <w:tcW w:type="dxa" w:w="3118"/>
+          </w:tcPr>
+          <w:p>
+            <w:r/>
           </w:p>
         </w:tc>
       </w:tr>
@@ -3916,18 +3833,16 @@
           </w:tcPr>
           <w:p>
             <w:r>
-              <w:t>Süsteem kuvab valitud treeningu detailandmed ja kategooriaseosed.</w:t>
-            </w:r>
-          </w:p>
-        </w:tc>
-        <w:tc>
-          <w:tcPr>
-            <w:tcW w:type="dxa" w:w="3118"/>
-          </w:tcPr>
-          <w:p>
-            <w:r>
-              <w:t>OP7</w:t>
-            </w:r>
+              <w:t>Süsteem kuvab valitud treeningu detailandmed ja kategooriaseosed: iga rea kohta treeningu kood, nimetus, kategooria, seisund, kestus minutites, hind, maksimaalne osalejate arv, registreerimise aeg ja viimase muutmise aeg.</w:t>
+            </w:r>
+          </w:p>
+        </w:tc>
+        <w:tc>
+          <w:tcPr>
+            <w:tcW w:type="dxa" w:w="3118"/>
+          </w:tcPr>
+          <w:p>
+            <w:r/>
           </w:p>
         </w:tc>
       </w:tr>
@@ -4496,18 +4411,16 @@
           </w:tcPr>
           <w:p>
             <w:r>
-              <w:t>Süsteem kuvab ootel treeningud.</w:t>
-            </w:r>
-          </w:p>
-        </w:tc>
-        <w:tc>
-          <w:tcPr>
-            <w:tcW w:type="dxa" w:w="3118"/>
-          </w:tcPr>
-          <w:p>
-            <w:r>
-              <w:t>OP4</w:t>
-            </w:r>
+              <w:t>Süsteem kuvab ootel treeningud; nimekirjas kuvatakse iga rea kohta treeningu kood, nimetus, kategooria, seisund, kestus minutites, hind, maksimaalne osalejate arv, registreerimise aeg ja viimase muutmise aeg.</w:t>
+            </w:r>
+          </w:p>
+        </w:tc>
+        <w:tc>
+          <w:tcPr>
+            <w:tcW w:type="dxa" w:w="3118"/>
+          </w:tcPr>
+          <w:p>
+            <w:r/>
           </w:p>
         </w:tc>
       </w:tr>
@@ -4599,9 +4512,7 @@
             <w:tcW w:type="dxa" w:w="3118"/>
           </w:tcPr>
           <w:p>
-            <w:r>
-              <w:t>OP4</w:t>
-            </w:r>
+            <w:r/>
           </w:p>
         </w:tc>
       </w:tr>
@@ -5054,18 +4965,16 @@
           </w:tcPr>
           <w:p>
             <w:r>
-              <w:t>Süsteem kuvab ootel ja mitteaktiivsed treeningud.</w:t>
-            </w:r>
-          </w:p>
-        </w:tc>
-        <w:tc>
-          <w:tcPr>
-            <w:tcW w:type="dxa" w:w="3118"/>
-          </w:tcPr>
-          <w:p>
-            <w:r>
-              <w:t>OP5</w:t>
-            </w:r>
+              <w:t>Süsteem kuvab ootel ja mitteaktiivsed treeningud; nimekirjas kuvatakse iga rea kohta treeningu kood, nimetus, kategooria, seisund, kestus minutites, hind, maksimaalne osalejate arv, registreerimise aeg ja viimase muutmise aeg.</w:t>
+            </w:r>
+          </w:p>
+        </w:tc>
+        <w:tc>
+          <w:tcPr>
+            <w:tcW w:type="dxa" w:w="3118"/>
+          </w:tcPr>
+          <w:p>
+            <w:r/>
           </w:p>
         </w:tc>
       </w:tr>
@@ -5125,9 +5034,7 @@
             <w:tcW w:type="dxa" w:w="3118"/>
           </w:tcPr>
           <w:p>
-            <w:r>
-              <w:t>OP7</w:t>
-            </w:r>
+            <w:r/>
           </w:p>
         </w:tc>
       </w:tr>
@@ -5180,18 +5087,16 @@
           </w:tcPr>
           <w:p>
             <w:r>
-              <w:t>Süsteem kuvab muudetud treeningu detailandmed.</w:t>
-            </w:r>
-          </w:p>
-        </w:tc>
-        <w:tc>
-          <w:tcPr>
-            <w:tcW w:type="dxa" w:w="3118"/>
-          </w:tcPr>
-          <w:p>
-            <w:r>
-              <w:t>OP7</w:t>
-            </w:r>
+              <w:t>Süsteem kuvab muudetud treeningu detailandmed: iga rea kohta treeningu kood, nimetus, kategooria, seisund, kestus minutites, hind, maksimaalne osalejate arv, registreerimise aeg ja viimase muutmise aeg.</w:t>
+            </w:r>
+          </w:p>
+        </w:tc>
+        <w:tc>
+          <w:tcPr>
+            <w:tcW w:type="dxa" w:w="3118"/>
+          </w:tcPr>
+          <w:p>
+            <w:r/>
           </w:p>
         </w:tc>
       </w:tr>
@@ -5656,18 +5561,16 @@
           </w:tcPr>
           <w:p>
             <w:r>
-              <w:t>Süsteem kuvab aktiivsed treeningud.</w:t>
-            </w:r>
-          </w:p>
-        </w:tc>
-        <w:tc>
-          <w:tcPr>
-            <w:tcW w:type="dxa" w:w="3118"/>
-          </w:tcPr>
-          <w:p>
-            <w:r>
-              <w:t>OP12</w:t>
-            </w:r>
+              <w:t>Süsteem kuvab aktiivsed treeningud; nimekirjas kuvatakse iga rea kohta treeningu kood, nimetus, kategooria, seisund, kestus minutites, hind, maksimaalne osalejate arv, registreerimise aeg ja viimase muutmise aeg.</w:t>
+            </w:r>
+          </w:p>
+        </w:tc>
+        <w:tc>
+          <w:tcPr>
+            <w:tcW w:type="dxa" w:w="3118"/>
+          </w:tcPr>
+          <w:p>
+            <w:r/>
           </w:p>
         </w:tc>
       </w:tr>
@@ -5759,9 +5662,7 @@
             <w:tcW w:type="dxa" w:w="3118"/>
           </w:tcPr>
           <w:p>
-            <w:r>
-              <w:t>OP12</w:t>
-            </w:r>
+            <w:r/>
           </w:p>
         </w:tc>
       </w:tr>
@@ -6214,18 +6115,16 @@
           </w:tcPr>
           <w:p>
             <w:r>
-              <w:t>Süsteem kuvab kõik treeningud koos seisunditega.</w:t>
-            </w:r>
-          </w:p>
-        </w:tc>
-        <w:tc>
-          <w:tcPr>
-            <w:tcW w:type="dxa" w:w="3118"/>
-          </w:tcPr>
-          <w:p>
-            <w:r>
-              <w:t>OP14</w:t>
-            </w:r>
+              <w:t>Süsteem kuvab kõik treeningud koos seisunditega; nimekirjas kuvatakse iga rea kohta treeningu kood, nimetus, kategooria, seisund, kestus minutites, hind, maksimaalne osalejate arv, registreerimise aeg ja viimase muutmise aeg.</w:t>
+            </w:r>
+          </w:p>
+        </w:tc>
+        <w:tc>
+          <w:tcPr>
+            <w:tcW w:type="dxa" w:w="3118"/>
+          </w:tcPr>
+          <w:p>
+            <w:r/>
           </w:p>
         </w:tc>
       </w:tr>
@@ -6308,18 +6207,16 @@
           </w:tcPr>
           <w:p>
             <w:r>
-              <w:t>Süsteem kuvab lõpetatud treeningu detailandmed.</w:t>
-            </w:r>
-          </w:p>
-        </w:tc>
-        <w:tc>
-          <w:tcPr>
-            <w:tcW w:type="dxa" w:w="3118"/>
-          </w:tcPr>
-          <w:p>
-            <w:r>
-              <w:t>OP14</w:t>
-            </w:r>
+              <w:t>Süsteem kuvab lõpetatud treeningu detailandmed: iga rea kohta treeningu kood, nimetus, kategooria, seisund, kestus minutites, hind, maksimaalne osalejate arv, registreerimise aeg ja viimase muutmise aeg.</w:t>
+            </w:r>
+          </w:p>
+        </w:tc>
+        <w:tc>
+          <w:tcPr>
+            <w:tcW w:type="dxa" w:w="3118"/>
+          </w:tcPr>
+          <w:p>
+            <w:r/>
           </w:p>
         </w:tc>
       </w:tr>
@@ -6471,7 +6368,7 @@
           </w:tcPr>
           <w:p>
             <w:r>
-              <w:t>Klient</w:t>
+              <w:t>Klient, Uudistaja</w:t>
             </w:r>
           </w:p>
         </w:tc>
@@ -6770,18 +6667,16 @@
           </w:tcPr>
           <w:p>
             <w:r>
-              <w:t>Süsteem kuvab aktiivsete treeningute nimekirja.</w:t>
-            </w:r>
-          </w:p>
-        </w:tc>
-        <w:tc>
-          <w:tcPr>
-            <w:tcW w:type="dxa" w:w="3118"/>
-          </w:tcPr>
-          <w:p>
-            <w:r>
-              <w:t>OP12</w:t>
-            </w:r>
+              <w:t>Süsteem kuvab aktiivsete treeningute nimekirja; nimekirjas kuvatakse iga rea kohta treeningu kood, nimetus, kategooria, seisund, kestus minutites, hind, maksimaalne osalejate arv ja vajalik varustus.</w:t>
+            </w:r>
+          </w:p>
+        </w:tc>
+        <w:tc>
+          <w:tcPr>
+            <w:tcW w:type="dxa" w:w="3118"/>
+          </w:tcPr>
+          <w:p>
+            <w:r/>
           </w:p>
         </w:tc>
       </w:tr>
@@ -6832,18 +6727,16 @@
           </w:tcPr>
           <w:p>
             <w:r>
-              <w:t>Süsteem kuvab valitud aktiivse treeningu lubatud detailandmed.</w:t>
-            </w:r>
-          </w:p>
-        </w:tc>
-        <w:tc>
-          <w:tcPr>
-            <w:tcW w:type="dxa" w:w="3118"/>
-          </w:tcPr>
-          <w:p>
-            <w:r>
-              <w:t>OP12</w:t>
-            </w:r>
+              <w:t>Süsteem kuvab valitud aktiivse treeningu lubatud detailandmed: iga rea kohta treeningu kood, nimetus, kategooria, seisund, kestus minutites, hind, maksimaalne osalejate arv ja vajalik varustus.</w:t>
+            </w:r>
+          </w:p>
+        </w:tc>
+        <w:tc>
+          <w:tcPr>
+            <w:tcW w:type="dxa" w:w="3118"/>
+          </w:tcPr>
+          <w:p>
+            <w:r/>
           </w:p>
         </w:tc>
       </w:tr>
@@ -6904,7 +6797,7 @@
         <w:pStyle w:val="Heading3"/>
       </w:pPr>
       <w:r>
-        <w:t>4.2.9 Vaata treeningute koondaruannet</w:t>
+        <w:t>4.2.9 Vaata kõiki treeninguid</w:t>
       </w:r>
     </w:p>
     <w:p>
@@ -6913,7 +6806,7 @@
         <w:jc w:val="center"/>
       </w:pPr>
       <w:r>
-        <w:t>Tabel 40. Laiendatud kasutusjuht: Vaata treeningute koondaruannet</w:t>
+        <w:t>Tabel 40. Laiendatud kasutusjuht: Vaata kõiki treeninguid</w:t>
       </w:r>
     </w:p>
     <w:tbl>
@@ -6973,7 +6866,7 @@
           </w:tcPr>
           <w:p>
             <w:r>
-              <w:t>Vaata treeningute koondaruannet</w:t>
+              <w:t>Vaata kõiki treeninguid</w:t>
             </w:r>
           </w:p>
         </w:tc>
@@ -7017,7 +6910,7 @@
           </w:tcPr>
           <w:p>
             <w:r>
-              <w:t>Juhataja soovib hinnata treeningute portfelli hetkeseisu.</w:t>
+              <w:t>Juhataja soovib vaadata treeningute tööalast terviknimekirja.</w:t>
             </w:r>
           </w:p>
         </w:tc>
@@ -7061,7 +6954,7 @@
           </w:tcPr>
           <w:p>
             <w:r>
-              <w:t>Koondaruanne on Juhatajale kuvatud.</w:t>
+              <w:t>Kõigi treeningute tööalane nimekiri on Juhatajale kuvatud.</w:t>
             </w:r>
           </w:p>
         </w:tc>
@@ -7074,7 +6967,7 @@
         <w:jc w:val="center"/>
       </w:pPr>
       <w:r>
-        <w:t>Tabel 41. Osapooled ja nende huvid: Vaata treeningute koondaruannet</w:t>
+        <w:t>Tabel 41. Osapooled ja nende huvid: Vaata kõiki treeninguid</w:t>
       </w:r>
     </w:p>
     <w:tbl>
@@ -7134,7 +7027,7 @@
           </w:tcPr>
           <w:p>
             <w:r>
-              <w:t>Soovib saada ülevaadet treeningute jaotusest seisundite ning kategooriate kaupa.</w:t>
+              <w:t>Soovib saada terviklikku tööalast ülevaadet kõigist treeningutest ja nende seisunditest.</w:t>
             </w:r>
           </w:p>
         </w:tc>
@@ -7156,7 +7049,7 @@
           </w:tcPr>
           <w:p>
             <w:r>
-              <w:t>Soovib, et juhtimisotsused põhineksid ajakohastel andmetel.</w:t>
+              <w:t>Soovib, et juhatajal oleks otsuste tegemiseks ajakohane ülevaade treeningute portfellist.</w:t>
             </w:r>
           </w:p>
         </w:tc>
@@ -7169,7 +7062,7 @@
         <w:jc w:val="center"/>
       </w:pPr>
       <w:r>
-        <w:t>Tabel 42. Stsenaarium: Vaata treeningute koondaruannet</w:t>
+        <w:t>Tabel 42. Stsenaarium: Vaata kõiki treeninguid</w:t>
       </w:r>
     </w:p>
     <w:tbl>
@@ -7242,7 +7135,7 @@
           </w:tcPr>
           <w:p>
             <w:r>
-              <w:t>Juhataja avaldab soovi vaadata treeningute koondaruannet.</w:t>
+              <w:t>Juhataja avaldab soovi vaadata kõiki treeninguid.</w:t>
             </w:r>
           </w:p>
         </w:tc>
@@ -7272,18 +7165,76 @@
           </w:tcPr>
           <w:p>
             <w:r>
-              <w:t>Süsteem kuvab treeningute arvu seisundite ja kategooriate kaupa.</w:t>
-            </w:r>
-          </w:p>
-        </w:tc>
-        <w:tc>
-          <w:tcPr>
-            <w:tcW w:type="dxa" w:w="3118"/>
-          </w:tcPr>
-          <w:p>
-            <w:r>
-              <w:t>OP16</w:t>
-            </w:r>
+              <w:t>Süsteem kuvab kõik treeningud; nimekirjas kuvatakse iga rea kohta treeningu kood, nimetus, kategooria, seisund, kestus minutites, hind, maksimaalne osalejate arv, registreerimise aeg ja viimase muutmise aeg.</w:t>
+            </w:r>
+          </w:p>
+        </w:tc>
+        <w:tc>
+          <w:tcPr>
+            <w:tcW w:type="dxa" w:w="3118"/>
+          </w:tcPr>
+          <w:p>
+            <w:r/>
+          </w:p>
+        </w:tc>
+      </w:tr>
+      <w:tr>
+        <w:tc>
+          <w:tcPr>
+            <w:tcW w:type="dxa" w:w="3118"/>
+          </w:tcPr>
+          <w:p>
+            <w:r>
+              <w:t>3</w:t>
+            </w:r>
+          </w:p>
+        </w:tc>
+        <w:tc>
+          <w:tcPr>
+            <w:tcW w:type="dxa" w:w="3118"/>
+          </w:tcPr>
+          <w:p>
+            <w:r>
+              <w:t>Juhataja valib treeningu, mille tööalaseid detailandmeid ta soovib vaadata.</w:t>
+            </w:r>
+          </w:p>
+        </w:tc>
+        <w:tc>
+          <w:tcPr>
+            <w:tcW w:type="dxa" w:w="3118"/>
+          </w:tcPr>
+          <w:p>
+            <w:r/>
+          </w:p>
+        </w:tc>
+      </w:tr>
+      <w:tr>
+        <w:tc>
+          <w:tcPr>
+            <w:tcW w:type="dxa" w:w="3118"/>
+          </w:tcPr>
+          <w:p>
+            <w:r>
+              <w:t>4</w:t>
+            </w:r>
+          </w:p>
+        </w:tc>
+        <w:tc>
+          <w:tcPr>
+            <w:tcW w:type="dxa" w:w="3118"/>
+          </w:tcPr>
+          <w:p>
+            <w:r>
+              <w:t>Süsteem kuvab valitud treeningu tööalased detailandmed: iga rea kohta treeningu kood, nimetus, kategooria, seisund, kestus minutites, hind, maksimaalne osalejate arv, registreerimise aeg ja viimase muutmise aeg.</w:t>
+            </w:r>
+          </w:p>
+        </w:tc>
+        <w:tc>
+          <w:tcPr>
+            <w:tcW w:type="dxa" w:w="3118"/>
+          </w:tcPr>
+          <w:p>
+            <w:r/>
           </w:p>
         </w:tc>
       </w:tr>
@@ -7295,7 +7246,943 @@
         <w:jc w:val="center"/>
       </w:pPr>
       <w:r>
-        <w:t>Tabel 43. Laiendused: Vaata treeningute koondaruannet</w:t>
+        <w:t>Tabel 43. Laiendused: Vaata kõiki treeninguid</w:t>
+      </w:r>
+    </w:p>
+    <w:tbl>
+      <w:tblPr>
+        <w:tblStyle w:val="TableGrid"/>
+        <w:tblW w:type="auto" w:w="0"/>
+        <w:jc w:val="center"/>
+        <w:tblLook w:firstColumn="1" w:firstRow="1" w:lastColumn="0" w:lastRow="0" w:noHBand="0" w:noVBand="1" w:val="04A0"/>
+      </w:tblPr>
+      <w:tblGrid>
+        <w:gridCol w:w="9355"/>
+      </w:tblGrid>
+      <w:tr>
+        <w:trPr>
+          <w:tblHeader w:val="true"/>
+        </w:trPr>
+        <w:tc>
+          <w:tcPr>
+            <w:tcW w:type="dxa" w:w="9355"/>
+            <w:shd w:fill="D9EAF7"/>
+            <w:vAlign w:val="top"/>
+          </w:tcPr>
+          <w:p>
+            <w:r>
+              <w:t>Laiendus</w:t>
+            </w:r>
+          </w:p>
+        </w:tc>
+      </w:tr>
+      <w:tr>
+        <w:tc>
+          <w:tcPr>
+            <w:tcW w:type="dxa" w:w="9355"/>
+          </w:tcPr>
+          <w:p>
+            <w:r>
+              <w:t>2a. Kui süsteemis ei ole ühtegi treeningut, siis kuvab süsteem tühja nimekirja.</w:t>
+            </w:r>
+          </w:p>
+        </w:tc>
+      </w:tr>
+    </w:tbl>
+    <w:p/>
+    <w:p>
+      <w:pPr>
+        <w:pStyle w:val="Heading3"/>
+      </w:pPr>
+      <w:r>
+        <w:t>4.2.10 Vaata kõiki ootel või mitteaktiivseid treeninguid</w:t>
+      </w:r>
+    </w:p>
+    <w:p>
+      <w:pPr>
+        <w:pStyle w:val="Caption"/>
+        <w:jc w:val="center"/>
+      </w:pPr>
+      <w:r>
+        <w:t>Tabel 44. Laiendatud kasutusjuht: Vaata kõiki ootel või mitteaktiivseid treeninguid</w:t>
+      </w:r>
+    </w:p>
+    <w:tbl>
+      <w:tblPr>
+        <w:tblStyle w:val="TableGrid"/>
+        <w:tblW w:type="auto" w:w="0"/>
+        <w:jc w:val="center"/>
+        <w:tblLook w:firstColumn="1" w:firstRow="1" w:lastColumn="0" w:lastRow="0" w:noHBand="0" w:noVBand="1" w:val="04A0"/>
+      </w:tblPr>
+      <w:tblGrid>
+        <w:gridCol w:w="4677"/>
+        <w:gridCol w:w="4677"/>
+      </w:tblGrid>
+      <w:tr>
+        <w:trPr>
+          <w:tblHeader w:val="true"/>
+        </w:trPr>
+        <w:tc>
+          <w:tcPr>
+            <w:tcW w:type="dxa" w:w="4677"/>
+            <w:shd w:fill="D9EAF7"/>
+            <w:vAlign w:val="top"/>
+          </w:tcPr>
+          <w:p>
+            <w:r>
+              <w:t>Väli</w:t>
+            </w:r>
+          </w:p>
+        </w:tc>
+        <w:tc>
+          <w:tcPr>
+            <w:tcW w:type="dxa" w:w="4677"/>
+            <w:shd w:fill="D9EAF7"/>
+            <w:vAlign w:val="top"/>
+          </w:tcPr>
+          <w:p>
+            <w:r>
+              <w:t>Sisu</w:t>
+            </w:r>
+          </w:p>
+        </w:tc>
+      </w:tr>
+      <w:tr>
+        <w:tc>
+          <w:tcPr>
+            <w:tcW w:type="dxa" w:w="4677"/>
+          </w:tcPr>
+          <w:p>
+            <w:r>
+              <w:t>Kasutusjuht</w:t>
+            </w:r>
+          </w:p>
+        </w:tc>
+        <w:tc>
+          <w:tcPr>
+            <w:tcW w:type="dxa" w:w="4677"/>
+          </w:tcPr>
+          <w:p>
+            <w:r>
+              <w:t>Vaata kõiki ootel või mitteaktiivseid treeninguid</w:t>
+            </w:r>
+          </w:p>
+        </w:tc>
+      </w:tr>
+      <w:tr>
+        <w:tc>
+          <w:tcPr>
+            <w:tcW w:type="dxa" w:w="4677"/>
+          </w:tcPr>
+          <w:p>
+            <w:r>
+              <w:t>Primaarne tegutseja</w:t>
+            </w:r>
+          </w:p>
+        </w:tc>
+        <w:tc>
+          <w:tcPr>
+            <w:tcW w:type="dxa" w:w="4677"/>
+          </w:tcPr>
+          <w:p>
+            <w:r>
+              <w:t>Treener</w:t>
+            </w:r>
+          </w:p>
+        </w:tc>
+      </w:tr>
+      <w:tr>
+        <w:tc>
+          <w:tcPr>
+            <w:tcW w:type="dxa" w:w="4677"/>
+          </w:tcPr>
+          <w:p>
+            <w:r>
+              <w:t>Käivitav sündmus</w:t>
+            </w:r>
+          </w:p>
+        </w:tc>
+        <w:tc>
+          <w:tcPr>
+            <w:tcW w:type="dxa" w:w="4677"/>
+          </w:tcPr>
+          <w:p>
+            <w:r>
+              <w:t>Treener soovib valida muutmiseks või aktiveerimiseks sobiva treeningu.</w:t>
+            </w:r>
+          </w:p>
+        </w:tc>
+      </w:tr>
+      <w:tr>
+        <w:tc>
+          <w:tcPr>
+            <w:tcW w:type="dxa" w:w="4677"/>
+          </w:tcPr>
+          <w:p>
+            <w:r>
+              <w:t>Eeltingimused</w:t>
+            </w:r>
+          </w:p>
+        </w:tc>
+        <w:tc>
+          <w:tcPr>
+            <w:tcW w:type="dxa" w:w="4677"/>
+          </w:tcPr>
+          <w:p>
+            <w:r>
+              <w:t>Treener on autenditud ja autoriseeritud.</w:t>
+            </w:r>
+          </w:p>
+        </w:tc>
+      </w:tr>
+      <w:tr>
+        <w:tc>
+          <w:tcPr>
+            <w:tcW w:type="dxa" w:w="4677"/>
+          </w:tcPr>
+          <w:p>
+            <w:r>
+              <w:t>Järeltingimused</w:t>
+            </w:r>
+          </w:p>
+        </w:tc>
+        <w:tc>
+          <w:tcPr>
+            <w:tcW w:type="dxa" w:w="4677"/>
+          </w:tcPr>
+          <w:p>
+            <w:r>
+              <w:t>Ootel ja mitteaktiivsete treeningute nimekiri on Treenerile kuvatud.</w:t>
+            </w:r>
+          </w:p>
+        </w:tc>
+      </w:tr>
+    </w:tbl>
+    <w:p/>
+    <w:p>
+      <w:pPr>
+        <w:pStyle w:val="Caption"/>
+        <w:jc w:val="center"/>
+      </w:pPr>
+      <w:r>
+        <w:t>Tabel 45. Osapooled ja nende huvid: Vaata kõiki ootel või mitteaktiivseid treeninguid</w:t>
+      </w:r>
+    </w:p>
+    <w:tbl>
+      <w:tblPr>
+        <w:tblStyle w:val="TableGrid"/>
+        <w:tblW w:type="auto" w:w="0"/>
+        <w:jc w:val="center"/>
+        <w:tblLook w:firstColumn="1" w:firstRow="1" w:lastColumn="0" w:lastRow="0" w:noHBand="0" w:noVBand="1" w:val="04A0"/>
+      </w:tblPr>
+      <w:tblGrid>
+        <w:gridCol w:w="4677"/>
+        <w:gridCol w:w="4677"/>
+      </w:tblGrid>
+      <w:tr>
+        <w:trPr>
+          <w:tblHeader w:val="true"/>
+        </w:trPr>
+        <w:tc>
+          <w:tcPr>
+            <w:tcW w:type="dxa" w:w="4677"/>
+            <w:shd w:fill="D9EAF7"/>
+            <w:vAlign w:val="top"/>
+          </w:tcPr>
+          <w:p>
+            <w:r>
+              <w:t>Osapool</w:t>
+            </w:r>
+          </w:p>
+        </w:tc>
+        <w:tc>
+          <w:tcPr>
+            <w:tcW w:type="dxa" w:w="4677"/>
+            <w:shd w:fill="D9EAF7"/>
+            <w:vAlign w:val="top"/>
+          </w:tcPr>
+          <w:p>
+            <w:r>
+              <w:t>Huvi</w:t>
+            </w:r>
+          </w:p>
+        </w:tc>
+      </w:tr>
+      <w:tr>
+        <w:tc>
+          <w:tcPr>
+            <w:tcW w:type="dxa" w:w="4677"/>
+          </w:tcPr>
+          <w:p>
+            <w:r>
+              <w:t>Treener</w:t>
+            </w:r>
+          </w:p>
+        </w:tc>
+        <w:tc>
+          <w:tcPr>
+            <w:tcW w:type="dxa" w:w="4677"/>
+          </w:tcPr>
+          <w:p>
+            <w:r>
+              <w:t>Soovib leida muutmiseks või aktiveerimiseks sobiva ootel või mitteaktiivse treeningu.</w:t>
+            </w:r>
+          </w:p>
+        </w:tc>
+      </w:tr>
+      <w:tr>
+        <w:tc>
+          <w:tcPr>
+            <w:tcW w:type="dxa" w:w="4677"/>
+          </w:tcPr>
+          <w:p>
+            <w:r>
+              <w:t>Juhataja</w:t>
+            </w:r>
+          </w:p>
+        </w:tc>
+        <w:tc>
+          <w:tcPr>
+            <w:tcW w:type="dxa" w:w="4677"/>
+          </w:tcPr>
+          <w:p>
+            <w:r>
+              <w:t>Soovib, et treenerid töötaksid ainult treeningutega, mida on lubatud muuta või aktiveerida.</w:t>
+            </w:r>
+          </w:p>
+        </w:tc>
+      </w:tr>
+    </w:tbl>
+    <w:p/>
+    <w:p>
+      <w:pPr>
+        <w:pStyle w:val="Caption"/>
+        <w:jc w:val="center"/>
+      </w:pPr>
+      <w:r>
+        <w:t>Tabel 46. Stsenaarium: Vaata kõiki ootel või mitteaktiivseid treeninguid</w:t>
+      </w:r>
+    </w:p>
+    <w:tbl>
+      <w:tblPr>
+        <w:tblStyle w:val="TableGrid"/>
+        <w:tblW w:type="auto" w:w="0"/>
+        <w:jc w:val="center"/>
+        <w:tblLook w:firstColumn="1" w:firstRow="1" w:lastColumn="0" w:lastRow="0" w:noHBand="0" w:noVBand="1" w:val="04A0"/>
+      </w:tblPr>
+      <w:tblGrid>
+        <w:gridCol w:w="3118"/>
+        <w:gridCol w:w="3118"/>
+        <w:gridCol w:w="3118"/>
+      </w:tblGrid>
+      <w:tr>
+        <w:trPr>
+          <w:tblHeader w:val="true"/>
+        </w:trPr>
+        <w:tc>
+          <w:tcPr>
+            <w:tcW w:type="dxa" w:w="3118"/>
+            <w:shd w:fill="D9EAF7"/>
+            <w:vAlign w:val="top"/>
+          </w:tcPr>
+          <w:p>
+            <w:r>
+              <w:t>Samm</w:t>
+            </w:r>
+          </w:p>
+        </w:tc>
+        <w:tc>
+          <w:tcPr>
+            <w:tcW w:type="dxa" w:w="3118"/>
+            <w:shd w:fill="D9EAF7"/>
+            <w:vAlign w:val="top"/>
+          </w:tcPr>
+          <w:p>
+            <w:r>
+              <w:t>Tegevus</w:t>
+            </w:r>
+          </w:p>
+        </w:tc>
+        <w:tc>
+          <w:tcPr>
+            <w:tcW w:type="dxa" w:w="3118"/>
+            <w:shd w:fill="D9EAF7"/>
+            <w:vAlign w:val="top"/>
+          </w:tcPr>
+          <w:p>
+            <w:r>
+              <w:t>Operatsioon</w:t>
+            </w:r>
+          </w:p>
+        </w:tc>
+      </w:tr>
+      <w:tr>
+        <w:tc>
+          <w:tcPr>
+            <w:tcW w:type="dxa" w:w="3118"/>
+          </w:tcPr>
+          <w:p>
+            <w:r>
+              <w:t>1</w:t>
+            </w:r>
+          </w:p>
+        </w:tc>
+        <w:tc>
+          <w:tcPr>
+            <w:tcW w:type="dxa" w:w="3118"/>
+          </w:tcPr>
+          <w:p>
+            <w:r>
+              <w:t>Treener avaldab soovi vaadata ootel ja mitteaktiivseid treeninguid.</w:t>
+            </w:r>
+          </w:p>
+        </w:tc>
+        <w:tc>
+          <w:tcPr>
+            <w:tcW w:type="dxa" w:w="3118"/>
+          </w:tcPr>
+          <w:p>
+            <w:r/>
+          </w:p>
+        </w:tc>
+      </w:tr>
+      <w:tr>
+        <w:tc>
+          <w:tcPr>
+            <w:tcW w:type="dxa" w:w="3118"/>
+          </w:tcPr>
+          <w:p>
+            <w:r>
+              <w:t>2</w:t>
+            </w:r>
+          </w:p>
+        </w:tc>
+        <w:tc>
+          <w:tcPr>
+            <w:tcW w:type="dxa" w:w="3118"/>
+          </w:tcPr>
+          <w:p>
+            <w:r>
+              <w:t>Süsteem kuvab ootel ja mitteaktiivsed treeningud; nimekirjas kuvatakse iga rea kohta treeningu kood, nimetus, kategooria, seisund, kestus minutites, hind, maksimaalne osalejate arv, registreerimise aeg ja viimase muutmise aeg.</w:t>
+            </w:r>
+          </w:p>
+        </w:tc>
+        <w:tc>
+          <w:tcPr>
+            <w:tcW w:type="dxa" w:w="3118"/>
+          </w:tcPr>
+          <w:p>
+            <w:r/>
+          </w:p>
+        </w:tc>
+      </w:tr>
+      <w:tr>
+        <w:tc>
+          <w:tcPr>
+            <w:tcW w:type="dxa" w:w="3118"/>
+          </w:tcPr>
+          <w:p>
+            <w:r>
+              <w:t>3</w:t>
+            </w:r>
+          </w:p>
+        </w:tc>
+        <w:tc>
+          <w:tcPr>
+            <w:tcW w:type="dxa" w:w="3118"/>
+          </w:tcPr>
+          <w:p>
+            <w:r>
+              <w:t>Treener valib nimekirjast treeningu või lõpetab nimekirja vaatamise.</w:t>
+            </w:r>
+          </w:p>
+        </w:tc>
+        <w:tc>
+          <w:tcPr>
+            <w:tcW w:type="dxa" w:w="3118"/>
+          </w:tcPr>
+          <w:p>
+            <w:r/>
+          </w:p>
+        </w:tc>
+      </w:tr>
+      <w:tr>
+        <w:tc>
+          <w:tcPr>
+            <w:tcW w:type="dxa" w:w="3118"/>
+          </w:tcPr>
+          <w:p>
+            <w:r>
+              <w:t>4</w:t>
+            </w:r>
+          </w:p>
+        </w:tc>
+        <w:tc>
+          <w:tcPr>
+            <w:tcW w:type="dxa" w:w="3118"/>
+          </w:tcPr>
+          <w:p>
+            <w:r>
+              <w:t>Süsteem kuvab valitud treeningu detailandmed: iga rea kohta treeningu kood, nimetus, kategooria, seisund, kestus minutites, hind, maksimaalne osalejate arv, registreerimise aeg ja viimase muutmise aeg.</w:t>
+            </w:r>
+          </w:p>
+        </w:tc>
+        <w:tc>
+          <w:tcPr>
+            <w:tcW w:type="dxa" w:w="3118"/>
+          </w:tcPr>
+          <w:p>
+            <w:r/>
+          </w:p>
+        </w:tc>
+      </w:tr>
+    </w:tbl>
+    <w:p/>
+    <w:p>
+      <w:pPr>
+        <w:pStyle w:val="Caption"/>
+        <w:jc w:val="center"/>
+      </w:pPr>
+      <w:r>
+        <w:t>Tabel 47. Laiendused: Vaata kõiki ootel või mitteaktiivseid treeninguid</w:t>
+      </w:r>
+    </w:p>
+    <w:tbl>
+      <w:tblPr>
+        <w:tblStyle w:val="TableGrid"/>
+        <w:tblW w:type="auto" w:w="0"/>
+        <w:jc w:val="center"/>
+        <w:tblLook w:firstColumn="1" w:firstRow="1" w:lastColumn="0" w:lastRow="0" w:noHBand="0" w:noVBand="1" w:val="04A0"/>
+      </w:tblPr>
+      <w:tblGrid>
+        <w:gridCol w:w="9355"/>
+      </w:tblGrid>
+      <w:tr>
+        <w:trPr>
+          <w:tblHeader w:val="true"/>
+        </w:trPr>
+        <w:tc>
+          <w:tcPr>
+            <w:tcW w:type="dxa" w:w="9355"/>
+            <w:shd w:fill="D9EAF7"/>
+            <w:vAlign w:val="top"/>
+          </w:tcPr>
+          <w:p>
+            <w:r>
+              <w:t>Laiendus</w:t>
+            </w:r>
+          </w:p>
+        </w:tc>
+      </w:tr>
+      <w:tr>
+        <w:tc>
+          <w:tcPr>
+            <w:tcW w:type="dxa" w:w="9355"/>
+          </w:tcPr>
+          <w:p>
+            <w:r>
+              <w:t>2a. Kui süsteemis ei ole ühtegi ootel või mitteaktiivset treeningut, siis kuvab süsteem tühja nimekirja.</w:t>
+            </w:r>
+          </w:p>
+        </w:tc>
+      </w:tr>
+    </w:tbl>
+    <w:p/>
+    <w:p>
+      <w:pPr>
+        <w:pStyle w:val="Heading3"/>
+      </w:pPr>
+      <w:r>
+        <w:t>4.2.11 Vaata treeningute koondaruannet</w:t>
+      </w:r>
+    </w:p>
+    <w:p>
+      <w:pPr>
+        <w:pStyle w:val="Caption"/>
+        <w:jc w:val="center"/>
+      </w:pPr>
+      <w:r>
+        <w:t>Tabel 48. Laiendatud kasutusjuht: Vaata treeningute koondaruannet</w:t>
+      </w:r>
+    </w:p>
+    <w:tbl>
+      <w:tblPr>
+        <w:tblStyle w:val="TableGrid"/>
+        <w:tblW w:type="auto" w:w="0"/>
+        <w:jc w:val="center"/>
+        <w:tblLook w:firstColumn="1" w:firstRow="1" w:lastColumn="0" w:lastRow="0" w:noHBand="0" w:noVBand="1" w:val="04A0"/>
+      </w:tblPr>
+      <w:tblGrid>
+        <w:gridCol w:w="4677"/>
+        <w:gridCol w:w="4677"/>
+      </w:tblGrid>
+      <w:tr>
+        <w:trPr>
+          <w:tblHeader w:val="true"/>
+        </w:trPr>
+        <w:tc>
+          <w:tcPr>
+            <w:tcW w:type="dxa" w:w="4677"/>
+            <w:shd w:fill="D9EAF7"/>
+            <w:vAlign w:val="top"/>
+          </w:tcPr>
+          <w:p>
+            <w:r>
+              <w:t>Väli</w:t>
+            </w:r>
+          </w:p>
+        </w:tc>
+        <w:tc>
+          <w:tcPr>
+            <w:tcW w:type="dxa" w:w="4677"/>
+            <w:shd w:fill="D9EAF7"/>
+            <w:vAlign w:val="top"/>
+          </w:tcPr>
+          <w:p>
+            <w:r>
+              <w:t>Sisu</w:t>
+            </w:r>
+          </w:p>
+        </w:tc>
+      </w:tr>
+      <w:tr>
+        <w:tc>
+          <w:tcPr>
+            <w:tcW w:type="dxa" w:w="4677"/>
+          </w:tcPr>
+          <w:p>
+            <w:r>
+              <w:t>Kasutusjuht</w:t>
+            </w:r>
+          </w:p>
+        </w:tc>
+        <w:tc>
+          <w:tcPr>
+            <w:tcW w:type="dxa" w:w="4677"/>
+          </w:tcPr>
+          <w:p>
+            <w:r>
+              <w:t>Vaata treeningute koondaruannet</w:t>
+            </w:r>
+          </w:p>
+        </w:tc>
+      </w:tr>
+      <w:tr>
+        <w:tc>
+          <w:tcPr>
+            <w:tcW w:type="dxa" w:w="4677"/>
+          </w:tcPr>
+          <w:p>
+            <w:r>
+              <w:t>Primaarne tegutseja</w:t>
+            </w:r>
+          </w:p>
+        </w:tc>
+        <w:tc>
+          <w:tcPr>
+            <w:tcW w:type="dxa" w:w="4677"/>
+          </w:tcPr>
+          <w:p>
+            <w:r>
+              <w:t>Juhataja</w:t>
+            </w:r>
+          </w:p>
+        </w:tc>
+      </w:tr>
+      <w:tr>
+        <w:tc>
+          <w:tcPr>
+            <w:tcW w:type="dxa" w:w="4677"/>
+          </w:tcPr>
+          <w:p>
+            <w:r>
+              <w:t>Käivitav sündmus</w:t>
+            </w:r>
+          </w:p>
+        </w:tc>
+        <w:tc>
+          <w:tcPr>
+            <w:tcW w:type="dxa" w:w="4677"/>
+          </w:tcPr>
+          <w:p>
+            <w:r>
+              <w:t>Juhataja soovib hinnata treeningute portfelli hetkeseisu.</w:t>
+            </w:r>
+          </w:p>
+        </w:tc>
+      </w:tr>
+      <w:tr>
+        <w:tc>
+          <w:tcPr>
+            <w:tcW w:type="dxa" w:w="4677"/>
+          </w:tcPr>
+          <w:p>
+            <w:r>
+              <w:t>Eeltingimused</w:t>
+            </w:r>
+          </w:p>
+        </w:tc>
+        <w:tc>
+          <w:tcPr>
+            <w:tcW w:type="dxa" w:w="4677"/>
+          </w:tcPr>
+          <w:p>
+            <w:r>
+              <w:t>Juhataja on autenditud ja autoriseeritud.</w:t>
+            </w:r>
+          </w:p>
+        </w:tc>
+      </w:tr>
+      <w:tr>
+        <w:tc>
+          <w:tcPr>
+            <w:tcW w:type="dxa" w:w="4677"/>
+          </w:tcPr>
+          <w:p>
+            <w:r>
+              <w:t>Järeltingimused</w:t>
+            </w:r>
+          </w:p>
+        </w:tc>
+        <w:tc>
+          <w:tcPr>
+            <w:tcW w:type="dxa" w:w="4677"/>
+          </w:tcPr>
+          <w:p>
+            <w:r>
+              <w:t>Koondaruanne on Juhatajale kuvatud.</w:t>
+            </w:r>
+          </w:p>
+        </w:tc>
+      </w:tr>
+    </w:tbl>
+    <w:p/>
+    <w:p>
+      <w:pPr>
+        <w:pStyle w:val="Caption"/>
+        <w:jc w:val="center"/>
+      </w:pPr>
+      <w:r>
+        <w:t>Tabel 49. Osapooled ja nende huvid: Vaata treeningute koondaruannet</w:t>
+      </w:r>
+    </w:p>
+    <w:tbl>
+      <w:tblPr>
+        <w:tblStyle w:val="TableGrid"/>
+        <w:tblW w:type="auto" w:w="0"/>
+        <w:jc w:val="center"/>
+        <w:tblLook w:firstColumn="1" w:firstRow="1" w:lastColumn="0" w:lastRow="0" w:noHBand="0" w:noVBand="1" w:val="04A0"/>
+      </w:tblPr>
+      <w:tblGrid>
+        <w:gridCol w:w="4677"/>
+        <w:gridCol w:w="4677"/>
+      </w:tblGrid>
+      <w:tr>
+        <w:trPr>
+          <w:tblHeader w:val="true"/>
+        </w:trPr>
+        <w:tc>
+          <w:tcPr>
+            <w:tcW w:type="dxa" w:w="4677"/>
+            <w:shd w:fill="D9EAF7"/>
+            <w:vAlign w:val="top"/>
+          </w:tcPr>
+          <w:p>
+            <w:r>
+              <w:t>Osapool</w:t>
+            </w:r>
+          </w:p>
+        </w:tc>
+        <w:tc>
+          <w:tcPr>
+            <w:tcW w:type="dxa" w:w="4677"/>
+            <w:shd w:fill="D9EAF7"/>
+            <w:vAlign w:val="top"/>
+          </w:tcPr>
+          <w:p>
+            <w:r>
+              <w:t>Huvi</w:t>
+            </w:r>
+          </w:p>
+        </w:tc>
+      </w:tr>
+      <w:tr>
+        <w:tc>
+          <w:tcPr>
+            <w:tcW w:type="dxa" w:w="4677"/>
+          </w:tcPr>
+          <w:p>
+            <w:r>
+              <w:t>Juhataja</w:t>
+            </w:r>
+          </w:p>
+        </w:tc>
+        <w:tc>
+          <w:tcPr>
+            <w:tcW w:type="dxa" w:w="4677"/>
+          </w:tcPr>
+          <w:p>
+            <w:r>
+              <w:t>Soovib saada ülevaadet treeningute jaotusest seisundite ning kategooriate kaupa.</w:t>
+            </w:r>
+          </w:p>
+        </w:tc>
+      </w:tr>
+      <w:tr>
+        <w:tc>
+          <w:tcPr>
+            <w:tcW w:type="dxa" w:w="4677"/>
+          </w:tcPr>
+          <w:p>
+            <w:r>
+              <w:t>Treener</w:t>
+            </w:r>
+          </w:p>
+        </w:tc>
+        <w:tc>
+          <w:tcPr>
+            <w:tcW w:type="dxa" w:w="4677"/>
+          </w:tcPr>
+          <w:p>
+            <w:r>
+              <w:t>Soovib, et juhtimisotsused põhineksid ajakohastel andmetel.</w:t>
+            </w:r>
+          </w:p>
+        </w:tc>
+      </w:tr>
+    </w:tbl>
+    <w:p/>
+    <w:p>
+      <w:pPr>
+        <w:pStyle w:val="Caption"/>
+        <w:jc w:val="center"/>
+      </w:pPr>
+      <w:r>
+        <w:t>Tabel 50. Stsenaarium: Vaata treeningute koondaruannet</w:t>
+      </w:r>
+    </w:p>
+    <w:tbl>
+      <w:tblPr>
+        <w:tblStyle w:val="TableGrid"/>
+        <w:tblW w:type="auto" w:w="0"/>
+        <w:jc w:val="center"/>
+        <w:tblLook w:firstColumn="1" w:firstRow="1" w:lastColumn="0" w:lastRow="0" w:noHBand="0" w:noVBand="1" w:val="04A0"/>
+      </w:tblPr>
+      <w:tblGrid>
+        <w:gridCol w:w="3118"/>
+        <w:gridCol w:w="3118"/>
+        <w:gridCol w:w="3118"/>
+      </w:tblGrid>
+      <w:tr>
+        <w:trPr>
+          <w:tblHeader w:val="true"/>
+        </w:trPr>
+        <w:tc>
+          <w:tcPr>
+            <w:tcW w:type="dxa" w:w="3118"/>
+            <w:shd w:fill="D9EAF7"/>
+            <w:vAlign w:val="top"/>
+          </w:tcPr>
+          <w:p>
+            <w:r>
+              <w:t>Samm</w:t>
+            </w:r>
+          </w:p>
+        </w:tc>
+        <w:tc>
+          <w:tcPr>
+            <w:tcW w:type="dxa" w:w="3118"/>
+            <w:shd w:fill="D9EAF7"/>
+            <w:vAlign w:val="top"/>
+          </w:tcPr>
+          <w:p>
+            <w:r>
+              <w:t>Tegevus</w:t>
+            </w:r>
+          </w:p>
+        </w:tc>
+        <w:tc>
+          <w:tcPr>
+            <w:tcW w:type="dxa" w:w="3118"/>
+            <w:shd w:fill="D9EAF7"/>
+            <w:vAlign w:val="top"/>
+          </w:tcPr>
+          <w:p>
+            <w:r>
+              <w:t>Operatsioon</w:t>
+            </w:r>
+          </w:p>
+        </w:tc>
+      </w:tr>
+      <w:tr>
+        <w:tc>
+          <w:tcPr>
+            <w:tcW w:type="dxa" w:w="3118"/>
+          </w:tcPr>
+          <w:p>
+            <w:r>
+              <w:t>1</w:t>
+            </w:r>
+          </w:p>
+        </w:tc>
+        <w:tc>
+          <w:tcPr>
+            <w:tcW w:type="dxa" w:w="3118"/>
+          </w:tcPr>
+          <w:p>
+            <w:r>
+              <w:t>Juhataja avaldab soovi vaadata treeningute koondaruannet.</w:t>
+            </w:r>
+          </w:p>
+        </w:tc>
+        <w:tc>
+          <w:tcPr>
+            <w:tcW w:type="dxa" w:w="3118"/>
+          </w:tcPr>
+          <w:p>
+            <w:r/>
+          </w:p>
+        </w:tc>
+      </w:tr>
+      <w:tr>
+        <w:tc>
+          <w:tcPr>
+            <w:tcW w:type="dxa" w:w="3118"/>
+          </w:tcPr>
+          <w:p>
+            <w:r>
+              <w:t>2</w:t>
+            </w:r>
+          </w:p>
+        </w:tc>
+        <w:tc>
+          <w:tcPr>
+            <w:tcW w:type="dxa" w:w="3118"/>
+          </w:tcPr>
+          <w:p>
+            <w:r>
+              <w:t>Süsteem kuvab treeningute arvu seisundite ja kategooriate kaupa.</w:t>
+            </w:r>
+          </w:p>
+        </w:tc>
+        <w:tc>
+          <w:tcPr>
+            <w:tcW w:type="dxa" w:w="3118"/>
+          </w:tcPr>
+          <w:p>
+            <w:r/>
+          </w:p>
+        </w:tc>
+      </w:tr>
+    </w:tbl>
+    <w:p/>
+    <w:p>
+      <w:pPr>
+        <w:pStyle w:val="Caption"/>
+        <w:jc w:val="center"/>
+      </w:pPr>
+      <w:r>
+        <w:t>Tabel 51. Laiendused: Vaata treeningute koondaruannet</w:t>
       </w:r>
     </w:p>
     <w:tbl>
@@ -7462,7 +8349,7 @@
         <w:jc w:val="center"/>
       </w:pPr>
       <w:r>
-        <w:t>Tabel 44. Treeningute registri eskiismudeli seosed</w:t>
+        <w:t>Tabel 52. Treeningute registri eskiismudeli seosed</w:t>
       </w:r>
     </w:p>
     <w:tbl>
@@ -7566,7 +8453,7 @@
           </w:tcPr>
           <w:p>
             <w:r>
-              <w:t>Isikute register; Töötajate register; Broneeringute register; Maksete register; Klassifikaatorite register</w:t>
+              <w:t>Isikute register; Töötajate register; Klassifikaatorite register</w:t>
             </w:r>
           </w:p>
         </w:tc>
@@ -7711,7 +8598,27 @@
         <w:pStyle w:val="Heading2"/>
       </w:pPr>
       <w:r>
-        <w:t>OP1 Tuvasta kasutaja</w:t>
+        <w:t>OP3 Registreeri treening(</w:t>
+        <w:br/>
+        <w:t xml:space="preserve">    p_treeningu_kood,</w:t>
+        <w:br/>
+        <w:t xml:space="preserve">    p_nimetus,</w:t>
+        <w:br/>
+        <w:t xml:space="preserve">    p_kirjeldus,</w:t>
+        <w:br/>
+        <w:t xml:space="preserve">    p_kestus_minutites,</w:t>
+        <w:br/>
+        <w:t xml:space="preserve">    p_maksimaalne_osalejate_arv,</w:t>
+        <w:br/>
+        <w:t xml:space="preserve">    p_vajalik_varustus,</w:t>
+        <w:br/>
+        <w:t xml:space="preserve">    p_hind,</w:t>
+        <w:br/>
+        <w:t xml:space="preserve">    p_treeningu_kategooria_koodid,</w:t>
+        <w:br/>
+        <w:t xml:space="preserve">    p_registreerija_e_meil</w:t>
+        <w:br/>
+        <w:t>)</w:t>
       </w:r>
     </w:p>
     <w:p>
@@ -7720,7 +8627,7 @@
         <w:jc w:val="center"/>
       </w:pPr>
       <w:r>
-        <w:t>Tabel 45. Andmebaasioperatsiooni leping: OP1</w:t>
+        <w:t>Tabel 53. Andmebaasioperatsiooni leping: OP3</w:t>
       </w:r>
     </w:p>
     <w:tbl>
@@ -7780,7 +8687,27 @@
           </w:tcPr>
           <w:p>
             <w:r>
-              <w:t>OP1 Tuvasta kasutaja</w:t>
+              <w:t>OP3 Registreeri treening(</w:t>
+              <w:br/>
+              <w:t xml:space="preserve">    p_treeningu_kood,</w:t>
+              <w:br/>
+              <w:t xml:space="preserve">    p_nimetus,</w:t>
+              <w:br/>
+              <w:t xml:space="preserve">    p_kirjeldus,</w:t>
+              <w:br/>
+              <w:t xml:space="preserve">    p_kestus_minutites,</w:t>
+              <w:br/>
+              <w:t xml:space="preserve">    p_maksimaalne_osalejate_arv,</w:t>
+              <w:br/>
+              <w:t xml:space="preserve">    p_vajalik_varustus,</w:t>
+              <w:br/>
+              <w:t xml:space="preserve">    p_hind,</w:t>
+              <w:br/>
+              <w:t xml:space="preserve">    p_treeningu_kategooria_koodid,</w:t>
+              <w:br/>
+              <w:t xml:space="preserve">    p_registreerija_e_meil</w:t>
+              <w:br/>
+              <w:t>)</w:t>
             </w:r>
           </w:p>
         </w:tc>
@@ -7802,7 +8729,13 @@
           </w:tcPr>
           <w:p>
             <w:r>
-              <w:t>Kasutajakonto on registreeritud.</w:t>
+              <w:t>Treener on autenditud ja autoriseeritud.</w:t>
+              <w:br/>
+              <w:t>Treeningu_seisundi_liik eksemplar tsl (mille kood on Ootel) on registreeritud.</w:t>
+              <w:br/>
+              <w:t>Kõik p_treeningu_kategooria_koodid hulka kuuluvad Treeningu_kategooria eksemplarid on registreeritud.</w:t>
+              <w:br/>
+              <w:t>Kasutajakonto eksemplar k (mille e_meil = p_registreerija_e_meil) on registreeritud.</w:t>
             </w:r>
           </w:p>
         </w:tc>
@@ -7824,7 +8757,33 @@
           </w:tcPr>
           <w:p>
             <w:r>
-              <w:t>Süsteem tuvastab kasutaja e-posti aadressi ja parooli alusel ning leiab kasutaja pädevusalad.</w:t>
+              <w:t>Treening eksemplar t on registreeritud.</w:t>
+              <w:br/>
+              <w:t>t.treeningu_kood := p_treeningu_kood.</w:t>
+              <w:br/>
+              <w:t>t.nimetus := p_nimetus.</w:t>
+              <w:br/>
+              <w:t>t.kirjeldus := p_kirjeldus.</w:t>
+              <w:br/>
+              <w:t>t.kestus_minutites := p_kestus_minutites.</w:t>
+              <w:br/>
+              <w:t>t.maksimaalne_osalejate_arv := p_maksimaalne_osalejate_arv.</w:t>
+              <w:br/>
+              <w:t>t.vajalik_varustus := p_vajalik_varustus.</w:t>
+              <w:br/>
+              <w:t>t.hind := p_hind.</w:t>
+              <w:br/>
+              <w:t>t.seisund := Ootel.</w:t>
+              <w:br/>
+              <w:t>t.registreerija_e_meil := p_registreerija_e_meil.</w:t>
+              <w:br/>
+              <w:t>t.viimase_muutja_e_meil := p_registreerija_e_meil.</w:t>
+              <w:br/>
+              <w:t>t.reg_aeg := hetke kuupäev ja kellaaeg.</w:t>
+              <w:br/>
+              <w:t>t.viimase_muutm_aeg := hetke kuupäev ja kellaaeg.</w:t>
+              <w:br/>
+              <w:t>t ja kõik p_treeningu_kategooria_koodid järgi leitud Treeningu_kategooria eksemplarid on seotud.</w:t>
             </w:r>
           </w:p>
         </w:tc>
@@ -7846,7 +8805,7 @@
           </w:tcPr>
           <w:p>
             <w:r>
-              <w:t>Tuvasta kasutaja</w:t>
+              <w:t>Registreeri treening</w:t>
             </w:r>
           </w:p>
         </w:tc>
@@ -7858,7 +8817,13 @@
         <w:pStyle w:val="Heading2"/>
       </w:pPr>
       <w:r>
-        <w:t>OP2 Leia treeningu kategooriate valik</w:t>
+        <w:t>OP6 Unusta treening(</w:t>
+        <w:br/>
+        <w:t xml:space="preserve">    p_treeningu_kood,</w:t>
+        <w:br/>
+        <w:t xml:space="preserve">    p_muutja_e_meil</w:t>
+        <w:br/>
+        <w:t>)</w:t>
       </w:r>
     </w:p>
     <w:p>
@@ -7867,7 +8832,7 @@
         <w:jc w:val="center"/>
       </w:pPr>
       <w:r>
-        <w:t>Tabel 46. Andmebaasioperatsiooni leping: OP2</w:t>
+        <w:t>Tabel 54. Andmebaasioperatsiooni leping: OP6</w:t>
       </w:r>
     </w:p>
     <w:tbl>
@@ -7927,7 +8892,13 @@
           </w:tcPr>
           <w:p>
             <w:r>
-              <w:t>OP2 Leia treeningu kategooriate valik</w:t>
+              <w:t>OP6 Unusta treening(</w:t>
+              <w:br/>
+              <w:t xml:space="preserve">    p_treeningu_kood,</w:t>
+              <w:br/>
+              <w:t xml:space="preserve">    p_muutja_e_meil</w:t>
+              <w:br/>
+              <w:t>)</w:t>
             </w:r>
           </w:p>
         </w:tc>
@@ -7949,7 +8920,9 @@
           </w:tcPr>
           <w:p>
             <w:r>
-              <w:t>Treener on autenditud ja autoriseeritud.</w:t>
+              <w:t>Treening eksemplar t (mille treeningu_kood = p_treeningu_kood) on ootel seisundis registreeritud.</w:t>
+              <w:br/>
+              <w:t>Kasutajakonto eksemplar k (mille e_meil = p_muutja_e_meil) on registreeritud.</w:t>
             </w:r>
           </w:p>
         </w:tc>
@@ -7971,7 +8944,11 @@
           </w:tcPr>
           <w:p>
             <w:r>
-              <w:t>Süsteem tagastab aktiivsed treeningu kategooriad ning nende tüübid.</w:t>
+              <w:t>t.seisund := Unustatud.</w:t>
+              <w:br/>
+              <w:t>t.viimase_muutja_e_meil := p_muutja_e_meil.</w:t>
+              <w:br/>
+              <w:t>t.viimase_muutm_aeg := hetke kuupäev ja kellaaeg.</w:t>
             </w:r>
           </w:p>
         </w:tc>
@@ -7993,7 +8970,7 @@
           </w:tcPr>
           <w:p>
             <w:r>
-              <w:t>Registreeri treening</w:t>
+              <w:t>Unusta treening</w:t>
             </w:r>
           </w:p>
         </w:tc>
@@ -8005,7 +8982,25 @@
         <w:pStyle w:val="Heading2"/>
       </w:pPr>
       <w:r>
-        <w:t>OP3 Registreeri treening</w:t>
+        <w:t>OP8 Muuda treeningut(</w:t>
+        <w:br/>
+        <w:t xml:space="preserve">    p_treeningu_kood,</w:t>
+        <w:br/>
+        <w:t xml:space="preserve">    p_nimetus,</w:t>
+        <w:br/>
+        <w:t xml:space="preserve">    p_kirjeldus,</w:t>
+        <w:br/>
+        <w:t xml:space="preserve">    p_kestus_minutites,</w:t>
+        <w:br/>
+        <w:t xml:space="preserve">    p_maksimaalne_osalejate_arv,</w:t>
+        <w:br/>
+        <w:t xml:space="preserve">    p_vajalik_varustus,</w:t>
+        <w:br/>
+        <w:t xml:space="preserve">    p_hind,</w:t>
+        <w:br/>
+        <w:t xml:space="preserve">    p_muutja_e_meil</w:t>
+        <w:br/>
+        <w:t>)</w:t>
       </w:r>
     </w:p>
     <w:p>
@@ -8014,7 +9009,7 @@
         <w:jc w:val="center"/>
       </w:pPr>
       <w:r>
-        <w:t>Tabel 47. Andmebaasioperatsiooni leping: OP3</w:t>
+        <w:t>Tabel 55. Andmebaasioperatsiooni leping: OP8</w:t>
       </w:r>
     </w:p>
     <w:tbl>
@@ -8074,7 +9069,25 @@
           </w:tcPr>
           <w:p>
             <w:r>
-              <w:t>OP3 Registreeri treening</w:t>
+              <w:t>OP8 Muuda treeningut(</w:t>
+              <w:br/>
+              <w:t xml:space="preserve">    p_treeningu_kood,</w:t>
+              <w:br/>
+              <w:t xml:space="preserve">    p_nimetus,</w:t>
+              <w:br/>
+              <w:t xml:space="preserve">    p_kirjeldus,</w:t>
+              <w:br/>
+              <w:t xml:space="preserve">    p_kestus_minutites,</w:t>
+              <w:br/>
+              <w:t xml:space="preserve">    p_maksimaalne_osalejate_arv,</w:t>
+              <w:br/>
+              <w:t xml:space="preserve">    p_vajalik_varustus,</w:t>
+              <w:br/>
+              <w:t xml:space="preserve">    p_hind,</w:t>
+              <w:br/>
+              <w:t xml:space="preserve">    p_muutja_e_meil</w:t>
+              <w:br/>
+              <w:t>)</w:t>
             </w:r>
           </w:p>
         </w:tc>
@@ -8096,9 +9109,9 @@
           </w:tcPr>
           <w:p>
             <w:r>
-              <w:t>Treener on autenditud ja autoriseeritud.</w:t>
+              <w:t>Treening eksemplar t (mille treeningu_kood = p_treeningu_kood) on ootel või mitteaktiivses seisundis registreeritud.</w:t>
               <w:br/>
-              <w:t>Valitud treeningu kategooriad on registreeritud.</w:t>
+              <w:t>Kasutajakonto eksemplar k (mille e_meil = p_muutja_e_meil) on registreeritud.</w:t>
             </w:r>
           </w:p>
         </w:tc>
@@ -8120,11 +9133,21 @@
           </w:tcPr>
           <w:p>
             <w:r>
-              <w:t>Treening on registreeritud ootel seisundis.</w:t>
+              <w:t>t.nimetus := p_nimetus.</w:t>
               <w:br/>
-              <w:t>Treeningu registreerija ja viimane muutja on registreeritud.</w:t>
+              <w:t>t.kirjeldus := p_kirjeldus.</w:t>
               <w:br/>
-              <w:t>Treeningu kategooriaseosed on registreeritud.</w:t>
+              <w:t>t.kestus_minutites := p_kestus_minutites.</w:t>
+              <w:br/>
+              <w:t>t.maksimaalne_osalejate_arv := p_maksimaalne_osalejate_arv.</w:t>
+              <w:br/>
+              <w:t>t.vajalik_varustus := p_vajalik_varustus.</w:t>
+              <w:br/>
+              <w:t>t.hind := p_hind.</w:t>
+              <w:br/>
+              <w:t>t.viimase_muutja_e_meil := p_muutja_e_meil.</w:t>
+              <w:br/>
+              <w:t>t.viimase_muutm_aeg := hetke kuupäev ja kellaaeg.</w:t>
             </w:r>
           </w:p>
         </w:tc>
@@ -8146,7 +9169,7 @@
           </w:tcPr>
           <w:p>
             <w:r>
-              <w:t>Registreeri treening</w:t>
+              <w:t>Muuda treeningut</w:t>
             </w:r>
           </w:p>
         </w:tc>
@@ -8158,7 +9181,13 @@
         <w:pStyle w:val="Heading2"/>
       </w:pPr>
       <w:r>
-        <w:t>OP4 Leia ootel treeningud</w:t>
+        <w:t>OP9 Lisa treeningu kategooria seos(</w:t>
+        <w:br/>
+        <w:t xml:space="preserve">    p_treeningu_kood,</w:t>
+        <w:br/>
+        <w:t xml:space="preserve">    p_treeningu_kategooria_kood</w:t>
+        <w:br/>
+        <w:t>)</w:t>
       </w:r>
     </w:p>
     <w:p>
@@ -8167,7 +9196,7 @@
         <w:jc w:val="center"/>
       </w:pPr>
       <w:r>
-        <w:t>Tabel 48. Andmebaasioperatsiooni leping: OP4</w:t>
+        <w:t>Tabel 56. Andmebaasioperatsiooni leping: OP9</w:t>
       </w:r>
     </w:p>
     <w:tbl>
@@ -8227,7 +9256,13 @@
           </w:tcPr>
           <w:p>
             <w:r>
-              <w:t>OP4 Leia ootel treeningud</w:t>
+              <w:t>OP9 Lisa treeningu kategooria seos(</w:t>
+              <w:br/>
+              <w:t xml:space="preserve">    p_treeningu_kood,</w:t>
+              <w:br/>
+              <w:t xml:space="preserve">    p_treeningu_kategooria_kood</w:t>
+              <w:br/>
+              <w:t>)</w:t>
             </w:r>
           </w:p>
         </w:tc>
@@ -8249,7 +9284,11 @@
           </w:tcPr>
           <w:p>
             <w:r>
-              <w:t>Treener on autenditud ja autoriseeritud.</w:t>
+              <w:t>Treening eksemplar t (mille treeningu_kood = p_treeningu_kood) on registreeritud.</w:t>
+              <w:br/>
+              <w:t>Treeningu_kategooria eksemplar tk (mille kood = p_treeningu_kategooria_kood) on registreeritud.</w:t>
+              <w:br/>
+              <w:t>t ja tk seos ei ole registreeritud.</w:t>
             </w:r>
           </w:p>
         </w:tc>
@@ -8271,7 +9310,7 @@
           </w:tcPr>
           <w:p>
             <w:r>
-              <w:t>Süsteem tagastab ootel treeningute nimekirja.</w:t>
+              <w:t>t ja tk seos on registreeritud.</w:t>
             </w:r>
           </w:p>
         </w:tc>
@@ -8293,7 +9332,7 @@
           </w:tcPr>
           <w:p>
             <w:r>
-              <w:t>Unusta treening</w:t>
+              <w:t>Muuda treeningut</w:t>
             </w:r>
           </w:p>
         </w:tc>
@@ -8305,7 +9344,13 @@
         <w:pStyle w:val="Heading2"/>
       </w:pPr>
       <w:r>
-        <w:t>OP5 Leia ootel või mitteaktiivsed treeningud</w:t>
+        <w:t>OP10 Eemalda treeningu kategooria seos(</w:t>
+        <w:br/>
+        <w:t xml:space="preserve">    p_treeningu_kood,</w:t>
+        <w:br/>
+        <w:t xml:space="preserve">    p_treeningu_kategooria_kood</w:t>
+        <w:br/>
+        <w:t>)</w:t>
       </w:r>
     </w:p>
     <w:p>
@@ -8314,7 +9359,7 @@
         <w:jc w:val="center"/>
       </w:pPr>
       <w:r>
-        <w:t>Tabel 49. Andmebaasioperatsiooni leping: OP5</w:t>
+        <w:t>Tabel 57. Andmebaasioperatsiooni leping: OP10</w:t>
       </w:r>
     </w:p>
     <w:tbl>
@@ -8374,7 +9419,13 @@
           </w:tcPr>
           <w:p>
             <w:r>
-              <w:t>OP5 Leia ootel või mitteaktiivsed treeningud</w:t>
+              <w:t>OP10 Eemalda treeningu kategooria seos(</w:t>
+              <w:br/>
+              <w:t xml:space="preserve">    p_treeningu_kood,</w:t>
+              <w:br/>
+              <w:t xml:space="preserve">    p_treeningu_kategooria_kood</w:t>
+              <w:br/>
+              <w:t>)</w:t>
             </w:r>
           </w:p>
         </w:tc>
@@ -8396,7 +9447,11 @@
           </w:tcPr>
           <w:p>
             <w:r>
-              <w:t>Treener on autenditud ja autoriseeritud.</w:t>
+              <w:t>Treening eksemplar t (mille treeningu_kood = p_treeningu_kood) on registreeritud.</w:t>
+              <w:br/>
+              <w:t>Treeningu_kategooria eksemplar tk (mille kood = p_treeningu_kategooria_kood) on registreeritud.</w:t>
+              <w:br/>
+              <w:t>t ja tk seos on registreeritud.</w:t>
             </w:r>
           </w:p>
         </w:tc>
@@ -8418,7 +9473,7 @@
           </w:tcPr>
           <w:p>
             <w:r>
-              <w:t>Süsteem tagastab ootel ja mitteaktiivsete treeningute nimekirja.</w:t>
+              <w:t>t ja tk seos on kustutatud.</w:t>
             </w:r>
           </w:p>
         </w:tc>
@@ -8440,7 +9495,7 @@
           </w:tcPr>
           <w:p>
             <w:r>
-              <w:t>Aktiveeri treening, Muuda treeningut</w:t>
+              <w:t>Muuda treeningut</w:t>
             </w:r>
           </w:p>
         </w:tc>
@@ -8452,7 +9507,13 @@
         <w:pStyle w:val="Heading2"/>
       </w:pPr>
       <w:r>
-        <w:t>OP6 Unusta treening</w:t>
+        <w:t>OP11 Aktiveeri treening(</w:t>
+        <w:br/>
+        <w:t xml:space="preserve">    p_treeningu_kood,</w:t>
+        <w:br/>
+        <w:t xml:space="preserve">    p_muutja_e_meil</w:t>
+        <w:br/>
+        <w:t>)</w:t>
       </w:r>
     </w:p>
     <w:p>
@@ -8461,7 +9522,7 @@
         <w:jc w:val="center"/>
       </w:pPr>
       <w:r>
-        <w:t>Tabel 50. Andmebaasioperatsiooni leping: OP6</w:t>
+        <w:t>Tabel 58. Andmebaasioperatsiooni leping: OP11</w:t>
       </w:r>
     </w:p>
     <w:tbl>
@@ -8521,7 +9582,13 @@
           </w:tcPr>
           <w:p>
             <w:r>
-              <w:t>OP6 Unusta treening</w:t>
+              <w:t>OP11 Aktiveeri treening(</w:t>
+              <w:br/>
+              <w:t xml:space="preserve">    p_treeningu_kood,</w:t>
+              <w:br/>
+              <w:t xml:space="preserve">    p_muutja_e_meil</w:t>
+              <w:br/>
+              <w:t>)</w:t>
             </w:r>
           </w:p>
         </w:tc>
@@ -8543,7 +9610,11 @@
           </w:tcPr>
           <w:p>
             <w:r>
-              <w:t>Treening on ootel seisundis registreeritud.</w:t>
+              <w:t>Treening eksemplar t (mille treeningu_kood = p_treeningu_kood) on ootel või mitteaktiivses seisundis registreeritud.</w:t>
+              <w:br/>
+              <w:t>t on seotud vähemalt ühe Treeningu_kategooria eksemplariga.</w:t>
+              <w:br/>
+              <w:t>Kasutajakonto eksemplar k (mille e_meil = p_muutja_e_meil) on registreeritud.</w:t>
             </w:r>
           </w:p>
         </w:tc>
@@ -8565,9 +9636,11 @@
           </w:tcPr>
           <w:p>
             <w:r>
-              <w:t>Treeningu seisundiks saab unustatud.</w:t>
+              <w:t>t.seisund := Aktiivne.</w:t>
               <w:br/>
-              <w:t>Viimase muutmise aeg ja muutja on registreeritud.</w:t>
+              <w:t>t.viimase_muutja_e_meil := p_muutja_e_meil.</w:t>
+              <w:br/>
+              <w:t>t.viimase_muutm_aeg := hetke kuupäev ja kellaaeg.</w:t>
             </w:r>
           </w:p>
         </w:tc>
@@ -8589,7 +9662,7 @@
           </w:tcPr>
           <w:p>
             <w:r>
-              <w:t>Unusta treening</w:t>
+              <w:t>Aktiveeri treening</w:t>
             </w:r>
           </w:p>
         </w:tc>
@@ -8601,7 +9674,13 @@
         <w:pStyle w:val="Heading2"/>
       </w:pPr>
       <w:r>
-        <w:t>OP7 Leia muudetava treeningu detailandmed</w:t>
+        <w:t>OP13 Muuda treening mitteaktiivseks(</w:t>
+        <w:br/>
+        <w:t xml:space="preserve">    p_treeningu_kood,</w:t>
+        <w:br/>
+        <w:t xml:space="preserve">    p_muutja_e_meil</w:t>
+        <w:br/>
+        <w:t>)</w:t>
       </w:r>
     </w:p>
     <w:p>
@@ -8610,7 +9689,7 @@
         <w:jc w:val="center"/>
       </w:pPr>
       <w:r>
-        <w:t>Tabel 51. Andmebaasioperatsiooni leping: OP7</w:t>
+        <w:t>Tabel 59. Andmebaasioperatsiooni leping: OP13</w:t>
       </w:r>
     </w:p>
     <w:tbl>
@@ -8670,7 +9749,13 @@
           </w:tcPr>
           <w:p>
             <w:r>
-              <w:t>OP7 Leia muudetava treeningu detailandmed</w:t>
+              <w:t>OP13 Muuda treening mitteaktiivseks(</w:t>
+              <w:br/>
+              <w:t xml:space="preserve">    p_treeningu_kood,</w:t>
+              <w:br/>
+              <w:t xml:space="preserve">    p_muutja_e_meil</w:t>
+              <w:br/>
+              <w:t>)</w:t>
             </w:r>
           </w:p>
         </w:tc>
@@ -8692,7 +9777,9 @@
           </w:tcPr>
           <w:p>
             <w:r>
-              <w:t>Treening on ootel või mitteaktiivses seisundis registreeritud.</w:t>
+              <w:t>Treening eksemplar t (mille treeningu_kood = p_treeningu_kood) on aktiivses seisundis registreeritud.</w:t>
+              <w:br/>
+              <w:t>Kasutajakonto eksemplar k (mille e_meil = p_muutja_e_meil) on registreeritud.</w:t>
             </w:r>
           </w:p>
         </w:tc>
@@ -8714,7 +9801,11 @@
           </w:tcPr>
           <w:p>
             <w:r>
-              <w:t>Süsteem tagastab treeningu põhiandmed ja kategooriaseosed.</w:t>
+              <w:t>t.seisund := Mitteaktiivne.</w:t>
+              <w:br/>
+              <w:t>t.viimase_muutja_e_meil := p_muutja_e_meil.</w:t>
+              <w:br/>
+              <w:t>t.viimase_muutm_aeg := hetke kuupäev ja kellaaeg.</w:t>
             </w:r>
           </w:p>
         </w:tc>
@@ -8736,7 +9827,7 @@
           </w:tcPr>
           <w:p>
             <w:r>
-              <w:t>Aktiveeri treening, Muuda treeningut, Registreeri treening</w:t>
+              <w:t>Muuda treening mitteaktiivseks</w:t>
             </w:r>
           </w:p>
         </w:tc>
@@ -8748,7 +9839,13 @@
         <w:pStyle w:val="Heading2"/>
       </w:pPr>
       <w:r>
-        <w:t>OP8 Muuda treeningut</w:t>
+        <w:t>OP15 Lõpeta treening(</w:t>
+        <w:br/>
+        <w:t xml:space="preserve">    p_treeningu_kood,</w:t>
+        <w:br/>
+        <w:t xml:space="preserve">    p_muutja_e_meil</w:t>
+        <w:br/>
+        <w:t>)</w:t>
       </w:r>
     </w:p>
     <w:p>
@@ -8757,7 +9854,7 @@
         <w:jc w:val="center"/>
       </w:pPr>
       <w:r>
-        <w:t>Tabel 52. Andmebaasioperatsiooni leping: OP8</w:t>
+        <w:t>Tabel 60. Andmebaasioperatsiooni leping: OP15</w:t>
       </w:r>
     </w:p>
     <w:tbl>
@@ -8817,7 +9914,13 @@
           </w:tcPr>
           <w:p>
             <w:r>
-              <w:t>OP8 Muuda treeningut</w:t>
+              <w:t>OP15 Lõpeta treening(</w:t>
+              <w:br/>
+              <w:t xml:space="preserve">    p_treeningu_kood,</w:t>
+              <w:br/>
+              <w:t xml:space="preserve">    p_muutja_e_meil</w:t>
+              <w:br/>
+              <w:t>)</w:t>
             </w:r>
           </w:p>
         </w:tc>
@@ -8839,7 +9942,9 @@
           </w:tcPr>
           <w:p>
             <w:r>
-              <w:t>Treening on ootel või mitteaktiivses seisundis registreeritud.</w:t>
+              <w:t>Treening eksemplar t (mille treeningu_kood = p_treeningu_kood) on aktiivses või mitteaktiivses seisundis registreeritud.</w:t>
+              <w:br/>
+              <w:t>Kasutajakonto eksemplar k (mille e_meil = p_muutja_e_meil) on registreeritud.</w:t>
             </w:r>
           </w:p>
         </w:tc>
@@ -8861,11 +9966,11 @@
           </w:tcPr>
           <w:p>
             <w:r>
-              <w:t>Treeningu põhiandmed on muudetud.</w:t>
+              <w:t>t.seisund := Lõppenud.</w:t>
               <w:br/>
-              <w:t>Treeningu kategooriaseosed vastavad sisendile.</w:t>
+              <w:t>t.viimase_muutja_e_meil := p_muutja_e_meil.</w:t>
               <w:br/>
-              <w:t>Viimase muutmise aeg ja muutja on registreeritud.</w:t>
+              <w:t>t.viimase_muutm_aeg := hetke kuupäev ja kellaaeg.</w:t>
             </w:r>
           </w:p>
         </w:tc>
@@ -8887,1191 +9992,7 @@
           </w:tcPr>
           <w:p>
             <w:r>
-              <w:t>Muuda treeningut</w:t>
-            </w:r>
-          </w:p>
-        </w:tc>
-      </w:tr>
-    </w:tbl>
-    <w:p/>
-    <w:p>
-      <w:pPr>
-        <w:pStyle w:val="Heading2"/>
-      </w:pPr>
-      <w:r>
-        <w:t>OP9 Lisa treeningu kategooria seos</w:t>
-      </w:r>
-    </w:p>
-    <w:p>
-      <w:pPr>
-        <w:pStyle w:val="Caption"/>
-        <w:jc w:val="center"/>
-      </w:pPr>
-      <w:r>
-        <w:t>Tabel 53. Andmebaasioperatsiooni leping: OP9</w:t>
-      </w:r>
-    </w:p>
-    <w:tbl>
-      <w:tblPr>
-        <w:tblStyle w:val="TableGrid"/>
-        <w:tblW w:type="auto" w:w="0"/>
-        <w:jc w:val="center"/>
-        <w:tblLook w:firstColumn="1" w:firstRow="1" w:lastColumn="0" w:lastRow="0" w:noHBand="0" w:noVBand="1" w:val="04A0"/>
-      </w:tblPr>
-      <w:tblGrid>
-        <w:gridCol w:w="4677"/>
-        <w:gridCol w:w="4677"/>
-      </w:tblGrid>
-      <w:tr>
-        <w:trPr>
-          <w:tblHeader w:val="true"/>
-        </w:trPr>
-        <w:tc>
-          <w:tcPr>
-            <w:tcW w:type="dxa" w:w="4677"/>
-            <w:shd w:fill="D9EAF7"/>
-            <w:vAlign w:val="top"/>
-          </w:tcPr>
-          <w:p>
-            <w:r>
-              <w:t>Osa</w:t>
-            </w:r>
-          </w:p>
-        </w:tc>
-        <w:tc>
-          <w:tcPr>
-            <w:tcW w:type="dxa" w:w="4677"/>
-            <w:shd w:fill="D9EAF7"/>
-            <w:vAlign w:val="top"/>
-          </w:tcPr>
-          <w:p>
-            <w:r>
-              <w:t>Sisu</w:t>
-            </w:r>
-          </w:p>
-        </w:tc>
-      </w:tr>
-      <w:tr>
-        <w:tc>
-          <w:tcPr>
-            <w:tcW w:type="dxa" w:w="4677"/>
-          </w:tcPr>
-          <w:p>
-            <w:r>
-              <w:t>Operatsioon</w:t>
-            </w:r>
-          </w:p>
-        </w:tc>
-        <w:tc>
-          <w:tcPr>
-            <w:tcW w:type="dxa" w:w="4677"/>
-          </w:tcPr>
-          <w:p>
-            <w:r>
-              <w:t>OP9 Lisa treeningu kategooria seos</w:t>
-            </w:r>
-          </w:p>
-        </w:tc>
-      </w:tr>
-      <w:tr>
-        <w:tc>
-          <w:tcPr>
-            <w:tcW w:type="dxa" w:w="4677"/>
-          </w:tcPr>
-          <w:p>
-            <w:r>
-              <w:t>Eeltingimused</w:t>
-            </w:r>
-          </w:p>
-        </w:tc>
-        <w:tc>
-          <w:tcPr>
-            <w:tcW w:type="dxa" w:w="4677"/>
-          </w:tcPr>
-          <w:p>
-            <w:r>
-              <w:t>Treening ja treeningu kategooria on registreeritud.</w:t>
-            </w:r>
-          </w:p>
-        </w:tc>
-      </w:tr>
-      <w:tr>
-        <w:tc>
-          <w:tcPr>
-            <w:tcW w:type="dxa" w:w="4677"/>
-          </w:tcPr>
-          <w:p>
-            <w:r>
-              <w:t>Järeltingimused</w:t>
-            </w:r>
-          </w:p>
-        </w:tc>
-        <w:tc>
-          <w:tcPr>
-            <w:tcW w:type="dxa" w:w="4677"/>
-          </w:tcPr>
-          <w:p>
-            <w:r>
-              <w:t>Treeningu ja kategooria seos on registreeritud.</w:t>
-            </w:r>
-          </w:p>
-        </w:tc>
-      </w:tr>
-      <w:tr>
-        <w:tc>
-          <w:tcPr>
-            <w:tcW w:type="dxa" w:w="4677"/>
-          </w:tcPr>
-          <w:p>
-            <w:r>
-              <w:t>Kasutus kasutusjuhtude poolt</w:t>
-            </w:r>
-          </w:p>
-        </w:tc>
-        <w:tc>
-          <w:tcPr>
-            <w:tcW w:type="dxa" w:w="4677"/>
-          </w:tcPr>
-          <w:p>
-            <w:r>
-              <w:t>Muuda treeningut</w:t>
-            </w:r>
-          </w:p>
-        </w:tc>
-      </w:tr>
-    </w:tbl>
-    <w:p/>
-    <w:p>
-      <w:pPr>
-        <w:pStyle w:val="Heading2"/>
-      </w:pPr>
-      <w:r>
-        <w:t>OP10 Eemalda treeningu kategooria seos</w:t>
-      </w:r>
-    </w:p>
-    <w:p>
-      <w:pPr>
-        <w:pStyle w:val="Caption"/>
-        <w:jc w:val="center"/>
-      </w:pPr>
-      <w:r>
-        <w:t>Tabel 54. Andmebaasioperatsiooni leping: OP10</w:t>
-      </w:r>
-    </w:p>
-    <w:tbl>
-      <w:tblPr>
-        <w:tblStyle w:val="TableGrid"/>
-        <w:tblW w:type="auto" w:w="0"/>
-        <w:jc w:val="center"/>
-        <w:tblLook w:firstColumn="1" w:firstRow="1" w:lastColumn="0" w:lastRow="0" w:noHBand="0" w:noVBand="1" w:val="04A0"/>
-      </w:tblPr>
-      <w:tblGrid>
-        <w:gridCol w:w="4677"/>
-        <w:gridCol w:w="4677"/>
-      </w:tblGrid>
-      <w:tr>
-        <w:trPr>
-          <w:tblHeader w:val="true"/>
-        </w:trPr>
-        <w:tc>
-          <w:tcPr>
-            <w:tcW w:type="dxa" w:w="4677"/>
-            <w:shd w:fill="D9EAF7"/>
-            <w:vAlign w:val="top"/>
-          </w:tcPr>
-          <w:p>
-            <w:r>
-              <w:t>Osa</w:t>
-            </w:r>
-          </w:p>
-        </w:tc>
-        <w:tc>
-          <w:tcPr>
-            <w:tcW w:type="dxa" w:w="4677"/>
-            <w:shd w:fill="D9EAF7"/>
-            <w:vAlign w:val="top"/>
-          </w:tcPr>
-          <w:p>
-            <w:r>
-              <w:t>Sisu</w:t>
-            </w:r>
-          </w:p>
-        </w:tc>
-      </w:tr>
-      <w:tr>
-        <w:tc>
-          <w:tcPr>
-            <w:tcW w:type="dxa" w:w="4677"/>
-          </w:tcPr>
-          <w:p>
-            <w:r>
-              <w:t>Operatsioon</w:t>
-            </w:r>
-          </w:p>
-        </w:tc>
-        <w:tc>
-          <w:tcPr>
-            <w:tcW w:type="dxa" w:w="4677"/>
-          </w:tcPr>
-          <w:p>
-            <w:r>
-              <w:t>OP10 Eemalda treeningu kategooria seos</w:t>
-            </w:r>
-          </w:p>
-        </w:tc>
-      </w:tr>
-      <w:tr>
-        <w:tc>
-          <w:tcPr>
-            <w:tcW w:type="dxa" w:w="4677"/>
-          </w:tcPr>
-          <w:p>
-            <w:r>
-              <w:t>Eeltingimused</w:t>
-            </w:r>
-          </w:p>
-        </w:tc>
-        <w:tc>
-          <w:tcPr>
-            <w:tcW w:type="dxa" w:w="4677"/>
-          </w:tcPr>
-          <w:p>
-            <w:r>
-              <w:t>Treeningu ja kategooria seos on registreeritud.</w:t>
-            </w:r>
-          </w:p>
-        </w:tc>
-      </w:tr>
-      <w:tr>
-        <w:tc>
-          <w:tcPr>
-            <w:tcW w:type="dxa" w:w="4677"/>
-          </w:tcPr>
-          <w:p>
-            <w:r>
-              <w:t>Järeltingimused</w:t>
-            </w:r>
-          </w:p>
-        </w:tc>
-        <w:tc>
-          <w:tcPr>
-            <w:tcW w:type="dxa" w:w="4677"/>
-          </w:tcPr>
-          <w:p>
-            <w:r>
-              <w:t>Treeningu ja kategooria seos on kustutatud.</w:t>
-            </w:r>
-          </w:p>
-        </w:tc>
-      </w:tr>
-      <w:tr>
-        <w:tc>
-          <w:tcPr>
-            <w:tcW w:type="dxa" w:w="4677"/>
-          </w:tcPr>
-          <w:p>
-            <w:r>
-              <w:t>Kasutus kasutusjuhtude poolt</w:t>
-            </w:r>
-          </w:p>
-        </w:tc>
-        <w:tc>
-          <w:tcPr>
-            <w:tcW w:type="dxa" w:w="4677"/>
-          </w:tcPr>
-          <w:p>
-            <w:r>
-              <w:t>Muuda treeningut</w:t>
-            </w:r>
-          </w:p>
-        </w:tc>
-      </w:tr>
-    </w:tbl>
-    <w:p/>
-    <w:p>
-      <w:pPr>
-        <w:pStyle w:val="Heading2"/>
-      </w:pPr>
-      <w:r>
-        <w:t>OP11 Aktiveeri treening</w:t>
-      </w:r>
-    </w:p>
-    <w:p>
-      <w:pPr>
-        <w:pStyle w:val="Caption"/>
-        <w:jc w:val="center"/>
-      </w:pPr>
-      <w:r>
-        <w:t>Tabel 55. Andmebaasioperatsiooni leping: OP11</w:t>
-      </w:r>
-    </w:p>
-    <w:tbl>
-      <w:tblPr>
-        <w:tblStyle w:val="TableGrid"/>
-        <w:tblW w:type="auto" w:w="0"/>
-        <w:jc w:val="center"/>
-        <w:tblLook w:firstColumn="1" w:firstRow="1" w:lastColumn="0" w:lastRow="0" w:noHBand="0" w:noVBand="1" w:val="04A0"/>
-      </w:tblPr>
-      <w:tblGrid>
-        <w:gridCol w:w="4677"/>
-        <w:gridCol w:w="4677"/>
-      </w:tblGrid>
-      <w:tr>
-        <w:trPr>
-          <w:tblHeader w:val="true"/>
-        </w:trPr>
-        <w:tc>
-          <w:tcPr>
-            <w:tcW w:type="dxa" w:w="4677"/>
-            <w:shd w:fill="D9EAF7"/>
-            <w:vAlign w:val="top"/>
-          </w:tcPr>
-          <w:p>
-            <w:r>
-              <w:t>Osa</w:t>
-            </w:r>
-          </w:p>
-        </w:tc>
-        <w:tc>
-          <w:tcPr>
-            <w:tcW w:type="dxa" w:w="4677"/>
-            <w:shd w:fill="D9EAF7"/>
-            <w:vAlign w:val="top"/>
-          </w:tcPr>
-          <w:p>
-            <w:r>
-              <w:t>Sisu</w:t>
-            </w:r>
-          </w:p>
-        </w:tc>
-      </w:tr>
-      <w:tr>
-        <w:tc>
-          <w:tcPr>
-            <w:tcW w:type="dxa" w:w="4677"/>
-          </w:tcPr>
-          <w:p>
-            <w:r>
-              <w:t>Operatsioon</w:t>
-            </w:r>
-          </w:p>
-        </w:tc>
-        <w:tc>
-          <w:tcPr>
-            <w:tcW w:type="dxa" w:w="4677"/>
-          </w:tcPr>
-          <w:p>
-            <w:r>
-              <w:t>OP11 Aktiveeri treening</w:t>
-            </w:r>
-          </w:p>
-        </w:tc>
-      </w:tr>
-      <w:tr>
-        <w:tc>
-          <w:tcPr>
-            <w:tcW w:type="dxa" w:w="4677"/>
-          </w:tcPr>
-          <w:p>
-            <w:r>
-              <w:t>Eeltingimused</w:t>
-            </w:r>
-          </w:p>
-        </w:tc>
-        <w:tc>
-          <w:tcPr>
-            <w:tcW w:type="dxa" w:w="4677"/>
-          </w:tcPr>
-          <w:p>
-            <w:r>
-              <w:t>Treening on ootel või mitteaktiivses seisundis.</w:t>
-              <w:br/>
-              <w:t>Treening kuulub vähemalt ühte treeningu kategooriasse.</w:t>
-            </w:r>
-          </w:p>
-        </w:tc>
-      </w:tr>
-      <w:tr>
-        <w:tc>
-          <w:tcPr>
-            <w:tcW w:type="dxa" w:w="4677"/>
-          </w:tcPr>
-          <w:p>
-            <w:r>
-              <w:t>Järeltingimused</w:t>
-            </w:r>
-          </w:p>
-        </w:tc>
-        <w:tc>
-          <w:tcPr>
-            <w:tcW w:type="dxa" w:w="4677"/>
-          </w:tcPr>
-          <w:p>
-            <w:r>
-              <w:t>Treeningu seisundiks saab aktiivne.</w:t>
-              <w:br/>
-              <w:t>Viimase muutmise aeg ja muutja on registreeritud.</w:t>
-            </w:r>
-          </w:p>
-        </w:tc>
-      </w:tr>
-      <w:tr>
-        <w:tc>
-          <w:tcPr>
-            <w:tcW w:type="dxa" w:w="4677"/>
-          </w:tcPr>
-          <w:p>
-            <w:r>
-              <w:t>Kasutus kasutusjuhtude poolt</w:t>
-            </w:r>
-          </w:p>
-        </w:tc>
-        <w:tc>
-          <w:tcPr>
-            <w:tcW w:type="dxa" w:w="4677"/>
-          </w:tcPr>
-          <w:p>
-            <w:r>
-              <w:t>Aktiveeri treening</w:t>
-            </w:r>
-          </w:p>
-        </w:tc>
-      </w:tr>
-    </w:tbl>
-    <w:p/>
-    <w:p>
-      <w:pPr>
-        <w:pStyle w:val="Heading2"/>
-      </w:pPr>
-      <w:r>
-        <w:t>OP12 Leia aktiivsed treeningud</w:t>
-      </w:r>
-    </w:p>
-    <w:p>
-      <w:pPr>
-        <w:pStyle w:val="Caption"/>
-        <w:jc w:val="center"/>
-      </w:pPr>
-      <w:r>
-        <w:t>Tabel 56. Andmebaasioperatsiooni leping: OP12</w:t>
-      </w:r>
-    </w:p>
-    <w:tbl>
-      <w:tblPr>
-        <w:tblStyle w:val="TableGrid"/>
-        <w:tblW w:type="auto" w:w="0"/>
-        <w:jc w:val="center"/>
-        <w:tblLook w:firstColumn="1" w:firstRow="1" w:lastColumn="0" w:lastRow="0" w:noHBand="0" w:noVBand="1" w:val="04A0"/>
-      </w:tblPr>
-      <w:tblGrid>
-        <w:gridCol w:w="4677"/>
-        <w:gridCol w:w="4677"/>
-      </w:tblGrid>
-      <w:tr>
-        <w:trPr>
-          <w:tblHeader w:val="true"/>
-        </w:trPr>
-        <w:tc>
-          <w:tcPr>
-            <w:tcW w:type="dxa" w:w="4677"/>
-            <w:shd w:fill="D9EAF7"/>
-            <w:vAlign w:val="top"/>
-          </w:tcPr>
-          <w:p>
-            <w:r>
-              <w:t>Osa</w:t>
-            </w:r>
-          </w:p>
-        </w:tc>
-        <w:tc>
-          <w:tcPr>
-            <w:tcW w:type="dxa" w:w="4677"/>
-            <w:shd w:fill="D9EAF7"/>
-            <w:vAlign w:val="top"/>
-          </w:tcPr>
-          <w:p>
-            <w:r>
-              <w:t>Sisu</w:t>
-            </w:r>
-          </w:p>
-        </w:tc>
-      </w:tr>
-      <w:tr>
-        <w:tc>
-          <w:tcPr>
-            <w:tcW w:type="dxa" w:w="4677"/>
-          </w:tcPr>
-          <w:p>
-            <w:r>
-              <w:t>Operatsioon</w:t>
-            </w:r>
-          </w:p>
-        </w:tc>
-        <w:tc>
-          <w:tcPr>
-            <w:tcW w:type="dxa" w:w="4677"/>
-          </w:tcPr>
-          <w:p>
-            <w:r>
-              <w:t>OP12 Leia aktiivsed treeningud</w:t>
-            </w:r>
-          </w:p>
-        </w:tc>
-      </w:tr>
-      <w:tr>
-        <w:tc>
-          <w:tcPr>
-            <w:tcW w:type="dxa" w:w="4677"/>
-          </w:tcPr>
-          <w:p>
-            <w:r>
-              <w:t>Eeltingimused</w:t>
-            </w:r>
-          </w:p>
-        </w:tc>
-        <w:tc>
-          <w:tcPr>
-            <w:tcW w:type="dxa" w:w="4677"/>
-          </w:tcPr>
-          <w:p>
-            <w:r>
-              <w:t>Kasutaja kasutab avalikku või tööalast vaadet.</w:t>
-            </w:r>
-          </w:p>
-        </w:tc>
-      </w:tr>
-      <w:tr>
-        <w:tc>
-          <w:tcPr>
-            <w:tcW w:type="dxa" w:w="4677"/>
-          </w:tcPr>
-          <w:p>
-            <w:r>
-              <w:t>Järeltingimused</w:t>
-            </w:r>
-          </w:p>
-        </w:tc>
-        <w:tc>
-          <w:tcPr>
-            <w:tcW w:type="dxa" w:w="4677"/>
-          </w:tcPr>
-          <w:p>
-            <w:r>
-              <w:t>Süsteem tagastab aktiivsete treeningute lubatud andmed.</w:t>
-            </w:r>
-          </w:p>
-        </w:tc>
-      </w:tr>
-      <w:tr>
-        <w:tc>
-          <w:tcPr>
-            <w:tcW w:type="dxa" w:w="4677"/>
-          </w:tcPr>
-          <w:p>
-            <w:r>
-              <w:t>Kasutus kasutusjuhtude poolt</w:t>
-            </w:r>
-          </w:p>
-        </w:tc>
-        <w:tc>
-          <w:tcPr>
-            <w:tcW w:type="dxa" w:w="4677"/>
-          </w:tcPr>
-          <w:p>
-            <w:r>
-              <w:t>Muuda treening mitteaktiivseks, Vaata aktiivseid treeninguid</w:t>
-            </w:r>
-          </w:p>
-        </w:tc>
-      </w:tr>
-    </w:tbl>
-    <w:p/>
-    <w:p>
-      <w:pPr>
-        <w:pStyle w:val="Heading2"/>
-      </w:pPr>
-      <w:r>
-        <w:t>OP13 Muuda treening mitteaktiivseks</w:t>
-      </w:r>
-    </w:p>
-    <w:p>
-      <w:pPr>
-        <w:pStyle w:val="Caption"/>
-        <w:jc w:val="center"/>
-      </w:pPr>
-      <w:r>
-        <w:t>Tabel 57. Andmebaasioperatsiooni leping: OP13</w:t>
-      </w:r>
-    </w:p>
-    <w:tbl>
-      <w:tblPr>
-        <w:tblStyle w:val="TableGrid"/>
-        <w:tblW w:type="auto" w:w="0"/>
-        <w:jc w:val="center"/>
-        <w:tblLook w:firstColumn="1" w:firstRow="1" w:lastColumn="0" w:lastRow="0" w:noHBand="0" w:noVBand="1" w:val="04A0"/>
-      </w:tblPr>
-      <w:tblGrid>
-        <w:gridCol w:w="4677"/>
-        <w:gridCol w:w="4677"/>
-      </w:tblGrid>
-      <w:tr>
-        <w:trPr>
-          <w:tblHeader w:val="true"/>
-        </w:trPr>
-        <w:tc>
-          <w:tcPr>
-            <w:tcW w:type="dxa" w:w="4677"/>
-            <w:shd w:fill="D9EAF7"/>
-            <w:vAlign w:val="top"/>
-          </w:tcPr>
-          <w:p>
-            <w:r>
-              <w:t>Osa</w:t>
-            </w:r>
-          </w:p>
-        </w:tc>
-        <w:tc>
-          <w:tcPr>
-            <w:tcW w:type="dxa" w:w="4677"/>
-            <w:shd w:fill="D9EAF7"/>
-            <w:vAlign w:val="top"/>
-          </w:tcPr>
-          <w:p>
-            <w:r>
-              <w:t>Sisu</w:t>
-            </w:r>
-          </w:p>
-        </w:tc>
-      </w:tr>
-      <w:tr>
-        <w:tc>
-          <w:tcPr>
-            <w:tcW w:type="dxa" w:w="4677"/>
-          </w:tcPr>
-          <w:p>
-            <w:r>
-              <w:t>Operatsioon</w:t>
-            </w:r>
-          </w:p>
-        </w:tc>
-        <w:tc>
-          <w:tcPr>
-            <w:tcW w:type="dxa" w:w="4677"/>
-          </w:tcPr>
-          <w:p>
-            <w:r>
-              <w:t>OP13 Muuda treening mitteaktiivseks</w:t>
-            </w:r>
-          </w:p>
-        </w:tc>
-      </w:tr>
-      <w:tr>
-        <w:tc>
-          <w:tcPr>
-            <w:tcW w:type="dxa" w:w="4677"/>
-          </w:tcPr>
-          <w:p>
-            <w:r>
-              <w:t>Eeltingimused</w:t>
-            </w:r>
-          </w:p>
-        </w:tc>
-        <w:tc>
-          <w:tcPr>
-            <w:tcW w:type="dxa" w:w="4677"/>
-          </w:tcPr>
-          <w:p>
-            <w:r>
-              <w:t>Treening on aktiivses seisundis.</w:t>
-            </w:r>
-          </w:p>
-        </w:tc>
-      </w:tr>
-      <w:tr>
-        <w:tc>
-          <w:tcPr>
-            <w:tcW w:type="dxa" w:w="4677"/>
-          </w:tcPr>
-          <w:p>
-            <w:r>
-              <w:t>Järeltingimused</w:t>
-            </w:r>
-          </w:p>
-        </w:tc>
-        <w:tc>
-          <w:tcPr>
-            <w:tcW w:type="dxa" w:w="4677"/>
-          </w:tcPr>
-          <w:p>
-            <w:r>
-              <w:t>Treeningu seisundiks saab mitteaktiivne.</w:t>
-              <w:br/>
-              <w:t>Viimase muutmise aeg ja muutja on registreeritud.</w:t>
-            </w:r>
-          </w:p>
-        </w:tc>
-      </w:tr>
-      <w:tr>
-        <w:tc>
-          <w:tcPr>
-            <w:tcW w:type="dxa" w:w="4677"/>
-          </w:tcPr>
-          <w:p>
-            <w:r>
-              <w:t>Kasutus kasutusjuhtude poolt</w:t>
-            </w:r>
-          </w:p>
-        </w:tc>
-        <w:tc>
-          <w:tcPr>
-            <w:tcW w:type="dxa" w:w="4677"/>
-          </w:tcPr>
-          <w:p>
-            <w:r>
-              <w:t>Muuda treening mitteaktiivseks</w:t>
-            </w:r>
-          </w:p>
-        </w:tc>
-      </w:tr>
-    </w:tbl>
-    <w:p/>
-    <w:p>
-      <w:pPr>
-        <w:pStyle w:val="Heading2"/>
-      </w:pPr>
-      <w:r>
-        <w:t>OP14 Leia kõik treeningud</w:t>
-      </w:r>
-    </w:p>
-    <w:p>
-      <w:pPr>
-        <w:pStyle w:val="Caption"/>
-        <w:jc w:val="center"/>
-      </w:pPr>
-      <w:r>
-        <w:t>Tabel 58. Andmebaasioperatsiooni leping: OP14</w:t>
-      </w:r>
-    </w:p>
-    <w:tbl>
-      <w:tblPr>
-        <w:tblStyle w:val="TableGrid"/>
-        <w:tblW w:type="auto" w:w="0"/>
-        <w:jc w:val="center"/>
-        <w:tblLook w:firstColumn="1" w:firstRow="1" w:lastColumn="0" w:lastRow="0" w:noHBand="0" w:noVBand="1" w:val="04A0"/>
-      </w:tblPr>
-      <w:tblGrid>
-        <w:gridCol w:w="4677"/>
-        <w:gridCol w:w="4677"/>
-      </w:tblGrid>
-      <w:tr>
-        <w:trPr>
-          <w:tblHeader w:val="true"/>
-        </w:trPr>
-        <w:tc>
-          <w:tcPr>
-            <w:tcW w:type="dxa" w:w="4677"/>
-            <w:shd w:fill="D9EAF7"/>
-            <w:vAlign w:val="top"/>
-          </w:tcPr>
-          <w:p>
-            <w:r>
-              <w:t>Osa</w:t>
-            </w:r>
-          </w:p>
-        </w:tc>
-        <w:tc>
-          <w:tcPr>
-            <w:tcW w:type="dxa" w:w="4677"/>
-            <w:shd w:fill="D9EAF7"/>
-            <w:vAlign w:val="top"/>
-          </w:tcPr>
-          <w:p>
-            <w:r>
-              <w:t>Sisu</w:t>
-            </w:r>
-          </w:p>
-        </w:tc>
-      </w:tr>
-      <w:tr>
-        <w:tc>
-          <w:tcPr>
-            <w:tcW w:type="dxa" w:w="4677"/>
-          </w:tcPr>
-          <w:p>
-            <w:r>
-              <w:t>Operatsioon</w:t>
-            </w:r>
-          </w:p>
-        </w:tc>
-        <w:tc>
-          <w:tcPr>
-            <w:tcW w:type="dxa" w:w="4677"/>
-          </w:tcPr>
-          <w:p>
-            <w:r>
-              <w:t>OP14 Leia kõik treeningud</w:t>
-            </w:r>
-          </w:p>
-        </w:tc>
-      </w:tr>
-      <w:tr>
-        <w:tc>
-          <w:tcPr>
-            <w:tcW w:type="dxa" w:w="4677"/>
-          </w:tcPr>
-          <w:p>
-            <w:r>
-              <w:t>Eeltingimused</w:t>
-            </w:r>
-          </w:p>
-        </w:tc>
-        <w:tc>
-          <w:tcPr>
-            <w:tcW w:type="dxa" w:w="4677"/>
-          </w:tcPr>
-          <w:p>
-            <w:r>
-              <w:t>Juhataja on autenditud ja autoriseeritud.</w:t>
-            </w:r>
-          </w:p>
-        </w:tc>
-      </w:tr>
-      <w:tr>
-        <w:tc>
-          <w:tcPr>
-            <w:tcW w:type="dxa" w:w="4677"/>
-          </w:tcPr>
-          <w:p>
-            <w:r>
-              <w:t>Järeltingimused</w:t>
-            </w:r>
-          </w:p>
-        </w:tc>
-        <w:tc>
-          <w:tcPr>
-            <w:tcW w:type="dxa" w:w="4677"/>
-          </w:tcPr>
-          <w:p>
-            <w:r>
-              <w:t>Süsteem tagastab kõigi treeningute tööalased andmed.</w:t>
-            </w:r>
-          </w:p>
-        </w:tc>
-      </w:tr>
-      <w:tr>
-        <w:tc>
-          <w:tcPr>
-            <w:tcW w:type="dxa" w:w="4677"/>
-          </w:tcPr>
-          <w:p>
-            <w:r>
-              <w:t>Kasutus kasutusjuhtude poolt</w:t>
-            </w:r>
-          </w:p>
-        </w:tc>
-        <w:tc>
-          <w:tcPr>
-            <w:tcW w:type="dxa" w:w="4677"/>
-          </w:tcPr>
-          <w:p>
-            <w:r>
               <w:t>Lõpeta treening</w:t>
-            </w:r>
-          </w:p>
-        </w:tc>
-      </w:tr>
-    </w:tbl>
-    <w:p/>
-    <w:p>
-      <w:pPr>
-        <w:pStyle w:val="Heading2"/>
-      </w:pPr>
-      <w:r>
-        <w:t>OP15 Lõpeta treening</w:t>
-      </w:r>
-    </w:p>
-    <w:p>
-      <w:pPr>
-        <w:pStyle w:val="Caption"/>
-        <w:jc w:val="center"/>
-      </w:pPr>
-      <w:r>
-        <w:t>Tabel 59. Andmebaasioperatsiooni leping: OP15</w:t>
-      </w:r>
-    </w:p>
-    <w:tbl>
-      <w:tblPr>
-        <w:tblStyle w:val="TableGrid"/>
-        <w:tblW w:type="auto" w:w="0"/>
-        <w:jc w:val="center"/>
-        <w:tblLook w:firstColumn="1" w:firstRow="1" w:lastColumn="0" w:lastRow="0" w:noHBand="0" w:noVBand="1" w:val="04A0"/>
-      </w:tblPr>
-      <w:tblGrid>
-        <w:gridCol w:w="4677"/>
-        <w:gridCol w:w="4677"/>
-      </w:tblGrid>
-      <w:tr>
-        <w:trPr>
-          <w:tblHeader w:val="true"/>
-        </w:trPr>
-        <w:tc>
-          <w:tcPr>
-            <w:tcW w:type="dxa" w:w="4677"/>
-            <w:shd w:fill="D9EAF7"/>
-            <w:vAlign w:val="top"/>
-          </w:tcPr>
-          <w:p>
-            <w:r>
-              <w:t>Osa</w:t>
-            </w:r>
-          </w:p>
-        </w:tc>
-        <w:tc>
-          <w:tcPr>
-            <w:tcW w:type="dxa" w:w="4677"/>
-            <w:shd w:fill="D9EAF7"/>
-            <w:vAlign w:val="top"/>
-          </w:tcPr>
-          <w:p>
-            <w:r>
-              <w:t>Sisu</w:t>
-            </w:r>
-          </w:p>
-        </w:tc>
-      </w:tr>
-      <w:tr>
-        <w:tc>
-          <w:tcPr>
-            <w:tcW w:type="dxa" w:w="4677"/>
-          </w:tcPr>
-          <w:p>
-            <w:r>
-              <w:t>Operatsioon</w:t>
-            </w:r>
-          </w:p>
-        </w:tc>
-        <w:tc>
-          <w:tcPr>
-            <w:tcW w:type="dxa" w:w="4677"/>
-          </w:tcPr>
-          <w:p>
-            <w:r>
-              <w:t>OP15 Lõpeta treening</w:t>
-            </w:r>
-          </w:p>
-        </w:tc>
-      </w:tr>
-      <w:tr>
-        <w:tc>
-          <w:tcPr>
-            <w:tcW w:type="dxa" w:w="4677"/>
-          </w:tcPr>
-          <w:p>
-            <w:r>
-              <w:t>Eeltingimused</w:t>
-            </w:r>
-          </w:p>
-        </w:tc>
-        <w:tc>
-          <w:tcPr>
-            <w:tcW w:type="dxa" w:w="4677"/>
-          </w:tcPr>
-          <w:p>
-            <w:r>
-              <w:t>Treening on aktiivses või mitteaktiivses seisundis.</w:t>
-            </w:r>
-          </w:p>
-        </w:tc>
-      </w:tr>
-      <w:tr>
-        <w:tc>
-          <w:tcPr>
-            <w:tcW w:type="dxa" w:w="4677"/>
-          </w:tcPr>
-          <w:p>
-            <w:r>
-              <w:t>Järeltingimused</w:t>
-            </w:r>
-          </w:p>
-        </w:tc>
-        <w:tc>
-          <w:tcPr>
-            <w:tcW w:type="dxa" w:w="4677"/>
-          </w:tcPr>
-          <w:p>
-            <w:r>
-              <w:t>Treeningu seisundiks saab lõppenud.</w:t>
-              <w:br/>
-              <w:t>Viimase muutmise aeg ja muutja on registreeritud.</w:t>
-            </w:r>
-          </w:p>
-        </w:tc>
-      </w:tr>
-      <w:tr>
-        <w:tc>
-          <w:tcPr>
-            <w:tcW w:type="dxa" w:w="4677"/>
-          </w:tcPr>
-          <w:p>
-            <w:r>
-              <w:t>Kasutus kasutusjuhtude poolt</w:t>
-            </w:r>
-          </w:p>
-        </w:tc>
-        <w:tc>
-          <w:tcPr>
-            <w:tcW w:type="dxa" w:w="4677"/>
-          </w:tcPr>
-          <w:p>
-            <w:r>
-              <w:t>Lõpeta treening</w:t>
-            </w:r>
-          </w:p>
-        </w:tc>
-      </w:tr>
-    </w:tbl>
-    <w:p/>
-    <w:p>
-      <w:pPr>
-        <w:pStyle w:val="Heading2"/>
-      </w:pPr>
-      <w:r>
-        <w:t>OP16 Leia treeningute koondaruanne</w:t>
-      </w:r>
-    </w:p>
-    <w:p>
-      <w:pPr>
-        <w:pStyle w:val="Caption"/>
-        <w:jc w:val="center"/>
-      </w:pPr>
-      <w:r>
-        <w:t>Tabel 60. Andmebaasioperatsiooni leping: OP16</w:t>
-      </w:r>
-    </w:p>
-    <w:tbl>
-      <w:tblPr>
-        <w:tblStyle w:val="TableGrid"/>
-        <w:tblW w:type="auto" w:w="0"/>
-        <w:jc w:val="center"/>
-        <w:tblLook w:firstColumn="1" w:firstRow="1" w:lastColumn="0" w:lastRow="0" w:noHBand="0" w:noVBand="1" w:val="04A0"/>
-      </w:tblPr>
-      <w:tblGrid>
-        <w:gridCol w:w="4677"/>
-        <w:gridCol w:w="4677"/>
-      </w:tblGrid>
-      <w:tr>
-        <w:trPr>
-          <w:tblHeader w:val="true"/>
-        </w:trPr>
-        <w:tc>
-          <w:tcPr>
-            <w:tcW w:type="dxa" w:w="4677"/>
-            <w:shd w:fill="D9EAF7"/>
-            <w:vAlign w:val="top"/>
-          </w:tcPr>
-          <w:p>
-            <w:r>
-              <w:t>Osa</w:t>
-            </w:r>
-          </w:p>
-        </w:tc>
-        <w:tc>
-          <w:tcPr>
-            <w:tcW w:type="dxa" w:w="4677"/>
-            <w:shd w:fill="D9EAF7"/>
-            <w:vAlign w:val="top"/>
-          </w:tcPr>
-          <w:p>
-            <w:r>
-              <w:t>Sisu</w:t>
-            </w:r>
-          </w:p>
-        </w:tc>
-      </w:tr>
-      <w:tr>
-        <w:tc>
-          <w:tcPr>
-            <w:tcW w:type="dxa" w:w="4677"/>
-          </w:tcPr>
-          <w:p>
-            <w:r>
-              <w:t>Operatsioon</w:t>
-            </w:r>
-          </w:p>
-        </w:tc>
-        <w:tc>
-          <w:tcPr>
-            <w:tcW w:type="dxa" w:w="4677"/>
-          </w:tcPr>
-          <w:p>
-            <w:r>
-              <w:t>OP16 Leia treeningute koondaruanne</w:t>
-            </w:r>
-          </w:p>
-        </w:tc>
-      </w:tr>
-      <w:tr>
-        <w:tc>
-          <w:tcPr>
-            <w:tcW w:type="dxa" w:w="4677"/>
-          </w:tcPr>
-          <w:p>
-            <w:r>
-              <w:t>Eeltingimused</w:t>
-            </w:r>
-          </w:p>
-        </w:tc>
-        <w:tc>
-          <w:tcPr>
-            <w:tcW w:type="dxa" w:w="4677"/>
-          </w:tcPr>
-          <w:p>
-            <w:r>
-              <w:t>Juhataja on autenditud ja autoriseeritud.</w:t>
-            </w:r>
-          </w:p>
-        </w:tc>
-      </w:tr>
-      <w:tr>
-        <w:tc>
-          <w:tcPr>
-            <w:tcW w:type="dxa" w:w="4677"/>
-          </w:tcPr>
-          <w:p>
-            <w:r>
-              <w:t>Järeltingimused</w:t>
-            </w:r>
-          </w:p>
-        </w:tc>
-        <w:tc>
-          <w:tcPr>
-            <w:tcW w:type="dxa" w:w="4677"/>
-          </w:tcPr>
-          <w:p>
-            <w:r>
-              <w:t>Süsteem tagastab treeningute arvu seisundite ja kategooriate kaupa.</w:t>
-            </w:r>
-          </w:p>
-        </w:tc>
-      </w:tr>
-      <w:tr>
-        <w:tc>
-          <w:tcPr>
-            <w:tcW w:type="dxa" w:w="4677"/>
-          </w:tcPr>
-          <w:p>
-            <w:r>
-              <w:t>Kasutus kasutusjuhtude poolt</w:t>
-            </w:r>
-          </w:p>
-        </w:tc>
-        <w:tc>
-          <w:tcPr>
-            <w:tcW w:type="dxa" w:w="4677"/>
-          </w:tcPr>
-          <w:p>
-            <w:r>
-              <w:t>Vaata treeningute koondaruannet</w:t>
             </w:r>
           </w:p>
         </w:tc>
@@ -10168,27 +10089,27 @@
           </w:tcPr>
           <w:p>
             <w:r>
-              <w:t>Treening</w:t>
-            </w:r>
-          </w:p>
-        </w:tc>
-        <w:tc>
-          <w:tcPr>
-            <w:tcW w:type="dxa" w:w="3118"/>
-          </w:tcPr>
-          <w:p>
-            <w:r>
-              <w:t>Treeningute registri põhiobjekt.</w:t>
-            </w:r>
-          </w:p>
-        </w:tc>
-        <w:tc>
-          <w:tcPr>
-            <w:tcW w:type="dxa" w:w="3118"/>
-          </w:tcPr>
-          <w:p>
-            <w:r>
-              <w:t>treeningu_kood</w:t>
+              <w:t>Klassifikaator</w:t>
+            </w:r>
+          </w:p>
+        </w:tc>
+        <w:tc>
+          <w:tcPr>
+            <w:tcW w:type="dxa" w:w="3118"/>
+          </w:tcPr>
+          <w:p>
+            <w:r>
+              <w:t>Üldine liigitav väärtus, mille abil kirjeldatakse süsteemis kasutatavaid seisundeid, tüüpe ja kategooriaid.</w:t>
+            </w:r>
+          </w:p>
+        </w:tc>
+        <w:tc>
+          <w:tcPr>
+            <w:tcW w:type="dxa" w:w="3118"/>
+          </w:tcPr>
+          <w:p>
+            <w:r>
+              <w:t>kood</w:t>
             </w:r>
           </w:p>
         </w:tc>
@@ -10200,17 +10121,17 @@
           </w:tcPr>
           <w:p>
             <w:r>
-              <w:t>Treeningu_seisundi_liik</w:t>
-            </w:r>
-          </w:p>
-        </w:tc>
-        <w:tc>
-          <w:tcPr>
-            <w:tcW w:type="dxa" w:w="3118"/>
-          </w:tcPr>
-          <w:p>
-            <w:r>
-              <w:t>Klassifikaator, mis kirjeldab treeningu elutsükli seisundit.</w:t>
+              <w:t>Riik</w:t>
+            </w:r>
+          </w:p>
+        </w:tc>
+        <w:tc>
+          <w:tcPr>
+            <w:tcW w:type="dxa" w:w="3118"/>
+          </w:tcPr>
+          <w:p>
+            <w:r>
+              <w:t>Klassifikaator, mis tähistab isiku identifikaatori väljastanud riiki, näiteks Eesti või Soome.</w:t>
             </w:r>
           </w:p>
         </w:tc>
@@ -10232,17 +10153,17 @@
           </w:tcPr>
           <w:p>
             <w:r>
-              <w:t>Treeningu_kategooria</w:t>
-            </w:r>
-          </w:p>
-        </w:tc>
-        <w:tc>
-          <w:tcPr>
-            <w:tcW w:type="dxa" w:w="3118"/>
-          </w:tcPr>
-          <w:p>
-            <w:r>
-              <w:t>Klassifikaator, millega treeninguid rühmitatakse.</w:t>
+              <w:t>Isiku_seisundi_liik</w:t>
+            </w:r>
+          </w:p>
+        </w:tc>
+        <w:tc>
+          <w:tcPr>
+            <w:tcW w:type="dxa" w:w="3118"/>
+          </w:tcPr>
+          <w:p>
+            <w:r>
+              <w:t>Klassifikaator, mis kirjeldab isiku kasutatavust süsteemis, näiteks Aktiivne või Mitteaktiivne.</w:t>
             </w:r>
           </w:p>
         </w:tc>
@@ -10264,17 +10185,17 @@
           </w:tcPr>
           <w:p>
             <w:r>
-              <w:t>Treeningu_kategooria_tüüp</w:t>
-            </w:r>
-          </w:p>
-        </w:tc>
-        <w:tc>
-          <w:tcPr>
-            <w:tcW w:type="dxa" w:w="3118"/>
-          </w:tcPr>
-          <w:p>
-            <w:r>
-              <w:t>Klassifikaatorite tüüpe kirjeldav klassifikaator.</w:t>
+              <w:t>Töötaja_seisundi_liik</w:t>
+            </w:r>
+          </w:p>
+        </w:tc>
+        <w:tc>
+          <w:tcPr>
+            <w:tcW w:type="dxa" w:w="3118"/>
+          </w:tcPr>
+          <w:p>
+            <w:r>
+              <w:t>Klassifikaator, mis kirjeldab töötaja töösuhte või kasutusõiguse seisundit, näiteks Tööl või Lahkunud.</w:t>
             </w:r>
           </w:p>
         </w:tc>
@@ -10296,27 +10217,27 @@
           </w:tcPr>
           <w:p>
             <w:r>
-              <w:t>Treeningu_kategooria_omamine</w:t>
-            </w:r>
-          </w:p>
-        </w:tc>
-        <w:tc>
-          <w:tcPr>
-            <w:tcW w:type="dxa" w:w="3118"/>
-          </w:tcPr>
-          <w:p>
-            <w:r>
-              <w:t>Seos treeningu ja treeningu kategooria vahel.</w:t>
-            </w:r>
-          </w:p>
-        </w:tc>
-        <w:tc>
-          <w:tcPr>
-            <w:tcW w:type="dxa" w:w="3118"/>
-          </w:tcPr>
-          <w:p>
-            <w:r>
-              <w:t>treeningu_kood + treeningu_kategooria_kood</w:t>
+              <w:t>Töötaja_roll</w:t>
+            </w:r>
+          </w:p>
+        </w:tc>
+        <w:tc>
+          <w:tcPr>
+            <w:tcW w:type="dxa" w:w="3118"/>
+          </w:tcPr>
+          <w:p>
+            <w:r>
+              <w:t>Klassifikaator, mis kirjeldab töötajale antavat tööalast rolli, näiteks Treener või Juhataja.</w:t>
+            </w:r>
+          </w:p>
+        </w:tc>
+        <w:tc>
+          <w:tcPr>
+            <w:tcW w:type="dxa" w:w="3118"/>
+          </w:tcPr>
+          <w:p>
+            <w:r>
+              <w:t>kood</w:t>
             </w:r>
           </w:p>
         </w:tc>
@@ -10328,27 +10249,27 @@
           </w:tcPr>
           <w:p>
             <w:r>
-              <w:t>Isik</w:t>
-            </w:r>
-          </w:p>
-        </w:tc>
-        <w:tc>
-          <w:tcPr>
-            <w:tcW w:type="dxa" w:w="3118"/>
-          </w:tcPr>
-          <w:p>
-            <w:r>
-              <w:t>Isikute registri põhiobjekt.</w:t>
-            </w:r>
-          </w:p>
-        </w:tc>
-        <w:tc>
-          <w:tcPr>
-            <w:tcW w:type="dxa" w:w="3118"/>
-          </w:tcPr>
-          <w:p>
-            <w:r>
-              <w:t>isikukood + riigi_kood</w:t>
+              <w:t>Treeningu_seisundi_liik</w:t>
+            </w:r>
+          </w:p>
+        </w:tc>
+        <w:tc>
+          <w:tcPr>
+            <w:tcW w:type="dxa" w:w="3118"/>
+          </w:tcPr>
+          <w:p>
+            <w:r>
+              <w:t>Klassifikaator, mis määrab treeningu elutsükli lubatud seisundid, näiteks Ootel, Aktiivne, Mitteaktiivne, Lõppenud või Unustatud.</w:t>
+            </w:r>
+          </w:p>
+        </w:tc>
+        <w:tc>
+          <w:tcPr>
+            <w:tcW w:type="dxa" w:w="3118"/>
+          </w:tcPr>
+          <w:p>
+            <w:r>
+              <w:t>kood</w:t>
             </w:r>
           </w:p>
         </w:tc>
@@ -10360,27 +10281,27 @@
           </w:tcPr>
           <w:p>
             <w:r>
-              <w:t>Töötaja</w:t>
-            </w:r>
-          </w:p>
-        </w:tc>
-        <w:tc>
-          <w:tcPr>
-            <w:tcW w:type="dxa" w:w="3118"/>
-          </w:tcPr>
-          <w:p>
-            <w:r>
-              <w:t>Töötajate registri põhiobjekt.</w:t>
-            </w:r>
-          </w:p>
-        </w:tc>
-        <w:tc>
-          <w:tcPr>
-            <w:tcW w:type="dxa" w:w="3118"/>
-          </w:tcPr>
-          <w:p>
-            <w:r>
-              <w:t>e_meil</w:t>
+              <w:t>Treeningu_kategooria_tüüp</w:t>
+            </w:r>
+          </w:p>
+        </w:tc>
+        <w:tc>
+          <w:tcPr>
+            <w:tcW w:type="dxa" w:w="3118"/>
+          </w:tcPr>
+          <w:p>
+            <w:r>
+              <w:t>Klassifikaator, mis rühmitab treeningu kategooriaid, näiteks Treeningu eesmärk või Treeningu intensiivsus.</w:t>
+            </w:r>
+          </w:p>
+        </w:tc>
+        <w:tc>
+          <w:tcPr>
+            <w:tcW w:type="dxa" w:w="3118"/>
+          </w:tcPr>
+          <w:p>
+            <w:r>
+              <w:t>kood</w:t>
             </w:r>
           </w:p>
         </w:tc>
@@ -10392,6 +10313,70 @@
           </w:tcPr>
           <w:p>
             <w:r>
+              <w:t>Treeningu_kategooria</w:t>
+            </w:r>
+          </w:p>
+        </w:tc>
+        <w:tc>
+          <w:tcPr>
+            <w:tcW w:type="dxa" w:w="3118"/>
+          </w:tcPr>
+          <w:p>
+            <w:r>
+              <w:t>Klassifikaator, millega treeninguid sisuliselt rühmitatakse, näiteks Jooga, Kardio või Jõutreening.</w:t>
+            </w:r>
+          </w:p>
+        </w:tc>
+        <w:tc>
+          <w:tcPr>
+            <w:tcW w:type="dxa" w:w="3118"/>
+          </w:tcPr>
+          <w:p>
+            <w:r>
+              <w:t>kood</w:t>
+            </w:r>
+          </w:p>
+        </w:tc>
+      </w:tr>
+      <w:tr>
+        <w:tc>
+          <w:tcPr>
+            <w:tcW w:type="dxa" w:w="3118"/>
+          </w:tcPr>
+          <w:p>
+            <w:r>
+              <w:t>Isik</w:t>
+            </w:r>
+          </w:p>
+        </w:tc>
+        <w:tc>
+          <w:tcPr>
+            <w:tcW w:type="dxa" w:w="3118"/>
+          </w:tcPr>
+          <w:p>
+            <w:r>
+              <w:t>Jõusaaliga seotud füüsiline inimene, kes võib olla klient, töötaja või tööalase süsteemi kasutaja.</w:t>
+            </w:r>
+          </w:p>
+        </w:tc>
+        <w:tc>
+          <w:tcPr>
+            <w:tcW w:type="dxa" w:w="3118"/>
+          </w:tcPr>
+          <w:p>
+            <w:r>
+              <w:t>isikukood + riigi_kood</w:t>
+            </w:r>
+          </w:p>
+        </w:tc>
+      </w:tr>
+      <w:tr>
+        <w:tc>
+          <w:tcPr>
+            <w:tcW w:type="dxa" w:w="3118"/>
+          </w:tcPr>
+          <w:p>
+            <w:r>
               <w:t>Kasutajakonto</w:t>
             </w:r>
           </w:p>
@@ -10402,7 +10387,7 @@
           </w:tcPr>
           <w:p>
             <w:r>
-              <w:t>Autentimiseks kasutatav konto.</w:t>
+              <w:t>Isikuga seotud autentimisandmete kogum, mille abil lubatakse tööalaseid süsteemifunktsioone kasutada.</w:t>
             </w:r>
           </w:p>
         </w:tc>
@@ -10413,6 +10398,134 @@
           <w:p>
             <w:r>
               <w:t>e_meil</w:t>
+            </w:r>
+          </w:p>
+        </w:tc>
+      </w:tr>
+      <w:tr>
+        <w:tc>
+          <w:tcPr>
+            <w:tcW w:type="dxa" w:w="3118"/>
+          </w:tcPr>
+          <w:p>
+            <w:r>
+              <w:t>Töötaja</w:t>
+            </w:r>
+          </w:p>
+        </w:tc>
+        <w:tc>
+          <w:tcPr>
+            <w:tcW w:type="dxa" w:w="3118"/>
+          </w:tcPr>
+          <w:p>
+            <w:r>
+              <w:t>Jõusaali heaks töötav isik, kellele saab määrata tööalaseid rolle ja kelle tegevused võivad muuta treeningute registri andmeid.</w:t>
+            </w:r>
+          </w:p>
+        </w:tc>
+        <w:tc>
+          <w:tcPr>
+            <w:tcW w:type="dxa" w:w="3118"/>
+          </w:tcPr>
+          <w:p>
+            <w:r>
+              <w:t>e_meil</w:t>
+            </w:r>
+          </w:p>
+        </w:tc>
+      </w:tr>
+      <w:tr>
+        <w:tc>
+          <w:tcPr>
+            <w:tcW w:type="dxa" w:w="3118"/>
+          </w:tcPr>
+          <w:p>
+            <w:r>
+              <w:t>Töötaja_rolli_omamine</w:t>
+            </w:r>
+          </w:p>
+        </w:tc>
+        <w:tc>
+          <w:tcPr>
+            <w:tcW w:type="dxa" w:w="3118"/>
+          </w:tcPr>
+          <w:p>
+            <w:r>
+              <w:t>Seos töötaja ja töötaja rolli vahel koos rolli kehtivusajaga.</w:t>
+            </w:r>
+          </w:p>
+        </w:tc>
+        <w:tc>
+          <w:tcPr>
+            <w:tcW w:type="dxa" w:w="3118"/>
+          </w:tcPr>
+          <w:p>
+            <w:r>
+              <w:t>tootaja_e_meil + tootaja_roll_kood + alguse_aeg</w:t>
+            </w:r>
+          </w:p>
+        </w:tc>
+      </w:tr>
+      <w:tr>
+        <w:tc>
+          <w:tcPr>
+            <w:tcW w:type="dxa" w:w="3118"/>
+          </w:tcPr>
+          <w:p>
+            <w:r>
+              <w:t>Treening</w:t>
+            </w:r>
+          </w:p>
+        </w:tc>
+        <w:tc>
+          <w:tcPr>
+            <w:tcW w:type="dxa" w:w="3118"/>
+          </w:tcPr>
+          <w:p>
+            <w:r>
+              <w:t>Jõusaali poolt pakutav treeninguteenus, mille kohta hoitakse avaldamiseks, muutmiseks ja aruandluseks vajalikke andmeid.</w:t>
+            </w:r>
+          </w:p>
+        </w:tc>
+        <w:tc>
+          <w:tcPr>
+            <w:tcW w:type="dxa" w:w="3118"/>
+          </w:tcPr>
+          <w:p>
+            <w:r>
+              <w:t>treeningu_kood</w:t>
+            </w:r>
+          </w:p>
+        </w:tc>
+      </w:tr>
+      <w:tr>
+        <w:tc>
+          <w:tcPr>
+            <w:tcW w:type="dxa" w:w="3118"/>
+          </w:tcPr>
+          <w:p>
+            <w:r>
+              <w:t>Treeningu_kategooria_omamine</w:t>
+            </w:r>
+          </w:p>
+        </w:tc>
+        <w:tc>
+          <w:tcPr>
+            <w:tcW w:type="dxa" w:w="3118"/>
+          </w:tcPr>
+          <w:p>
+            <w:r>
+              <w:t>Seos treeningu ja treeningu kategooria vahel, mis näitab, millistesse sisulistesse rühmadesse treening kuulub.</w:t>
+            </w:r>
+          </w:p>
+        </w:tc>
+        <w:tc>
+          <w:tcPr>
+            <w:tcW w:type="dxa" w:w="3118"/>
+          </w:tcPr>
+          <w:p>
+            <w:r>
+              <w:t>treeningu_kood + treeningu_kategooria_kood</w:t>
             </w:r>
           </w:p>
         </w:tc>
@@ -10436,10 +10549,9 @@
         <w:tblLook w:firstColumn="1" w:firstRow="1" w:lastColumn="0" w:lastRow="0" w:noHBand="0" w:noVBand="1" w:val="04A0"/>
       </w:tblPr>
       <w:tblGrid>
-        <w:gridCol w:w="2339"/>
-        <w:gridCol w:w="2339"/>
-        <w:gridCol w:w="2339"/>
-        <w:gridCol w:w="2339"/>
+        <w:gridCol w:w="3118"/>
+        <w:gridCol w:w="3118"/>
+        <w:gridCol w:w="3118"/>
       </w:tblGrid>
       <w:tr>
         <w:trPr>
@@ -10447,7 +10559,7 @@
         </w:trPr>
         <w:tc>
           <w:tcPr>
-            <w:tcW w:type="dxa" w:w="2339"/>
+            <w:tcW w:type="dxa" w:w="3118"/>
             <w:shd w:fill="D9EAF7"/>
             <w:vAlign w:val="top"/>
           </w:tcPr>
@@ -10459,7 +10571,7 @@
         </w:tc>
         <w:tc>
           <w:tcPr>
-            <w:tcW w:type="dxa" w:w="2339"/>
+            <w:tcW w:type="dxa" w:w="3118"/>
             <w:shd w:fill="D9EAF7"/>
             <w:vAlign w:val="top"/>
           </w:tcPr>
@@ -10471,7 +10583,7 @@
         </w:tc>
         <w:tc>
           <w:tcPr>
-            <w:tcW w:type="dxa" w:w="2339"/>
+            <w:tcW w:type="dxa" w:w="3118"/>
             <w:shd w:fill="D9EAF7"/>
             <w:vAlign w:val="top"/>
           </w:tcPr>
@@ -10481,15 +10593,1132 @@
             </w:r>
           </w:p>
         </w:tc>
-        <w:tc>
-          <w:tcPr>
-            <w:tcW w:type="dxa" w:w="2339"/>
+      </w:tr>
+      <w:tr>
+        <w:tc>
+          <w:tcPr>
+            <w:tcW w:type="dxa" w:w="3118"/>
+          </w:tcPr>
+          <w:p>
+            <w:r>
+              <w:t>Klassifikaator</w:t>
+            </w:r>
+          </w:p>
+        </w:tc>
+        <w:tc>
+          <w:tcPr>
+            <w:tcW w:type="dxa" w:w="3118"/>
+          </w:tcPr>
+          <w:p>
+            <w:r>
+              <w:t>kood</w:t>
+            </w:r>
+          </w:p>
+        </w:tc>
+        <w:tc>
+          <w:tcPr>
+            <w:tcW w:type="dxa" w:w="3118"/>
+          </w:tcPr>
+          <w:p>
+            <w:r>
+              <w:t>Klassifikaatori väärtust esitav kood {Kohustuslik. Ei tohi olla tühi string. Klassifikaatori tüübi piires unikaalne.}. Näiteväärtus: AKTIIVNE</w:t>
+            </w:r>
+          </w:p>
+        </w:tc>
+      </w:tr>
+      <w:tr>
+        <w:tc>
+          <w:tcPr>
+            <w:tcW w:type="dxa" w:w="3118"/>
+          </w:tcPr>
+          <w:p>
+            <w:r>
+              <w:t>Klassifikaator</w:t>
+            </w:r>
+          </w:p>
+        </w:tc>
+        <w:tc>
+          <w:tcPr>
+            <w:tcW w:type="dxa" w:w="3118"/>
+          </w:tcPr>
+          <w:p>
+            <w:r>
+              <w:t>nimetus</w:t>
+            </w:r>
+          </w:p>
+        </w:tc>
+        <w:tc>
+          <w:tcPr>
+            <w:tcW w:type="dxa" w:w="3118"/>
+          </w:tcPr>
+          <w:p>
+            <w:r>
+              <w:t>Klassifikaatori väärtuse ametlik eestikeelne nimetus {Kohustuslik. Ei tohi olla tühi string.}. Näiteväärtus: Aktiivne</w:t>
+            </w:r>
+          </w:p>
+        </w:tc>
+      </w:tr>
+      <w:tr>
+        <w:tc>
+          <w:tcPr>
+            <w:tcW w:type="dxa" w:w="3118"/>
+          </w:tcPr>
+          <w:p>
+            <w:r>
+              <w:t>Klassifikaator</w:t>
+            </w:r>
+          </w:p>
+        </w:tc>
+        <w:tc>
+          <w:tcPr>
+            <w:tcW w:type="dxa" w:w="3118"/>
+          </w:tcPr>
+          <w:p>
+            <w:r>
+              <w:t>on_aktiivne</w:t>
+            </w:r>
+          </w:p>
+        </w:tc>
+        <w:tc>
+          <w:tcPr>
+            <w:tcW w:type="dxa" w:w="3118"/>
+          </w:tcPr>
+          <w:p>
+            <w:r>
+              <w:t>Tunnus, mis näitab, kas klassifikaatori väärtust võib uute andmete liigitamisel kasutada {Kohustuslik. Lubatud väärtused on tõene ja väär.}. Näiteväärtus: tõene</w:t>
+            </w:r>
+          </w:p>
+        </w:tc>
+      </w:tr>
+      <w:tr>
+        <w:tc>
+          <w:tcPr>
+            <w:tcW w:type="dxa" w:w="3118"/>
+          </w:tcPr>
+          <w:p>
+            <w:r>
+              <w:t>Isik</w:t>
+            </w:r>
+          </w:p>
+        </w:tc>
+        <w:tc>
+          <w:tcPr>
+            <w:tcW w:type="dxa" w:w="3118"/>
+          </w:tcPr>
+          <w:p>
+            <w:r>
+              <w:t>isikukood</w:t>
+            </w:r>
+          </w:p>
+        </w:tc>
+        <w:tc>
+          <w:tcPr>
+            <w:tcW w:type="dxa" w:w="3118"/>
+          </w:tcPr>
+          <w:p>
+            <w:r>
+              <w:t>Riigi poolt väljastatud isiku identifikaator {Kohustuslik. Koos riigi koodiga unikaalne. Lubatud on tähed, numbrid, tühikud, sidekriipsud, plussmärgid, võrdusmärgid ja kaldkriipsud.}. Näiteväärtus: 50101010011</w:t>
+            </w:r>
+          </w:p>
+        </w:tc>
+      </w:tr>
+      <w:tr>
+        <w:tc>
+          <w:tcPr>
+            <w:tcW w:type="dxa" w:w="3118"/>
+          </w:tcPr>
+          <w:p>
+            <w:r>
+              <w:t>Isik</w:t>
+            </w:r>
+          </w:p>
+        </w:tc>
+        <w:tc>
+          <w:tcPr>
+            <w:tcW w:type="dxa" w:w="3118"/>
+          </w:tcPr>
+          <w:p>
+            <w:r>
+              <w:t>eesnimi</w:t>
+            </w:r>
+          </w:p>
+        </w:tc>
+        <w:tc>
+          <w:tcPr>
+            <w:tcW w:type="dxa" w:w="3118"/>
+          </w:tcPr>
+          <w:p>
+            <w:r>
+              <w:t>Isiku eesnimi {Võib puududa ainult siis, kui perenimi on registreeritud. Kui väärtus registreeritakse, siis ei tohi see olla tühi string.}. Näiteväärtus: Mari</w:t>
+            </w:r>
+          </w:p>
+        </w:tc>
+      </w:tr>
+      <w:tr>
+        <w:tc>
+          <w:tcPr>
+            <w:tcW w:type="dxa" w:w="3118"/>
+          </w:tcPr>
+          <w:p>
+            <w:r>
+              <w:t>Isik</w:t>
+            </w:r>
+          </w:p>
+        </w:tc>
+        <w:tc>
+          <w:tcPr>
+            <w:tcW w:type="dxa" w:w="3118"/>
+          </w:tcPr>
+          <w:p>
+            <w:r>
+              <w:t>perenimi</w:t>
+            </w:r>
+          </w:p>
+        </w:tc>
+        <w:tc>
+          <w:tcPr>
+            <w:tcW w:type="dxa" w:w="3118"/>
+          </w:tcPr>
+          <w:p>
+            <w:r>
+              <w:t>Isiku perekonnanimi {Võib puududa ainult siis, kui eesnimi on registreeritud. Kui väärtus registreeritakse, siis ei tohi see olla tühi string.}. Näiteväärtus: Tamm</w:t>
+            </w:r>
+          </w:p>
+        </w:tc>
+      </w:tr>
+      <w:tr>
+        <w:tc>
+          <w:tcPr>
+            <w:tcW w:type="dxa" w:w="3118"/>
+          </w:tcPr>
+          <w:p>
+            <w:r>
+              <w:t>Isik</w:t>
+            </w:r>
+          </w:p>
+        </w:tc>
+        <w:tc>
+          <w:tcPr>
+            <w:tcW w:type="dxa" w:w="3118"/>
+          </w:tcPr>
+          <w:p>
+            <w:r>
+              <w:t>synni_kp</w:t>
+            </w:r>
+          </w:p>
+        </w:tc>
+        <w:tc>
+          <w:tcPr>
+            <w:tcW w:type="dxa" w:w="3118"/>
+          </w:tcPr>
+          <w:p>
+            <w:r>
+              <w:t>Isiku sünnikuupäev {Kohustuslik. Lubatud vahemik on 01.01.1900 kuni 31.12.2100.}. Näiteväärtus: 12.05.1995</w:t>
+            </w:r>
+          </w:p>
+        </w:tc>
+      </w:tr>
+      <w:tr>
+        <w:tc>
+          <w:tcPr>
+            <w:tcW w:type="dxa" w:w="3118"/>
+          </w:tcPr>
+          <w:p>
+            <w:r>
+              <w:t>Isik</w:t>
+            </w:r>
+          </w:p>
+        </w:tc>
+        <w:tc>
+          <w:tcPr>
+            <w:tcW w:type="dxa" w:w="3118"/>
+          </w:tcPr>
+          <w:p>
+            <w:r>
+              <w:t>elukoht</w:t>
+            </w:r>
+          </w:p>
+        </w:tc>
+        <w:tc>
+          <w:tcPr>
+            <w:tcW w:type="dxa" w:w="3118"/>
+          </w:tcPr>
+          <w:p>
+            <w:r>
+              <w:t>Isiku alalise elukoha aadress {Võib puududa. Kui väärtus registreeritakse, siis ei tohi see olla tühi string.}. Näiteväärtus: Akadeemia tee 5, Tallinn</w:t>
+            </w:r>
+          </w:p>
+        </w:tc>
+      </w:tr>
+      <w:tr>
+        <w:tc>
+          <w:tcPr>
+            <w:tcW w:type="dxa" w:w="3118"/>
+          </w:tcPr>
+          <w:p>
+            <w:r>
+              <w:t>Isik</w:t>
+            </w:r>
+          </w:p>
+        </w:tc>
+        <w:tc>
+          <w:tcPr>
+            <w:tcW w:type="dxa" w:w="3118"/>
+          </w:tcPr>
+          <w:p>
+            <w:r>
+              <w:t>e_meil</w:t>
+            </w:r>
+          </w:p>
+        </w:tc>
+        <w:tc>
+          <w:tcPr>
+            <w:tcW w:type="dxa" w:w="3118"/>
+          </w:tcPr>
+          <w:p>
+            <w:r>
+              <w:t>Isiku e-posti aadress, mida kasutatakse temaga elektrooniliseks suhtlemiseks ja kasutajakonto sidumiseks {Kohustuslik. Peab sisaldama märki @. Võib olla kuni 254 märki pikk. Unikaalne.}. Näiteväärtus: mari.tamm@example.com</w:t>
+            </w:r>
+          </w:p>
+        </w:tc>
+      </w:tr>
+      <w:tr>
+        <w:tc>
+          <w:tcPr>
+            <w:tcW w:type="dxa" w:w="3118"/>
+          </w:tcPr>
+          <w:p>
+            <w:r>
+              <w:t>Isik</w:t>
+            </w:r>
+          </w:p>
+        </w:tc>
+        <w:tc>
+          <w:tcPr>
+            <w:tcW w:type="dxa" w:w="3118"/>
+          </w:tcPr>
+          <w:p>
+            <w:r>
+              <w:t>reg_aeg</w:t>
+            </w:r>
+          </w:p>
+        </w:tc>
+        <w:tc>
+          <w:tcPr>
+            <w:tcW w:type="dxa" w:w="3118"/>
+          </w:tcPr>
+          <w:p>
+            <w:r>
+              <w:t>Isiku registreerimise kuupäev ja kellaaeg {Kohustuslik. Küsitakse süsteemi kellalt. Lubatud vahemik on 01.01.2020 00:00 kuni 31.12.2100 23:59.}. Näiteväärtus: 15.03.2026 10:30</w:t>
+            </w:r>
+          </w:p>
+        </w:tc>
+      </w:tr>
+      <w:tr>
+        <w:tc>
+          <w:tcPr>
+            <w:tcW w:type="dxa" w:w="3118"/>
+          </w:tcPr>
+          <w:p>
+            <w:r>
+              <w:t>Isik</w:t>
+            </w:r>
+          </w:p>
+        </w:tc>
+        <w:tc>
+          <w:tcPr>
+            <w:tcW w:type="dxa" w:w="3118"/>
+          </w:tcPr>
+          <w:p>
+            <w:r>
+              <w:t>viimase_muutm_aeg</w:t>
+            </w:r>
+          </w:p>
+        </w:tc>
+        <w:tc>
+          <w:tcPr>
+            <w:tcW w:type="dxa" w:w="3118"/>
+          </w:tcPr>
+          <w:p>
+            <w:r>
+              <w:t>Isiku andmete viimase muutmise kuupäev ja kellaaeg {Kohustuslik. Lubatud vahemik on 01.01.2020 00:00 kuni 31.12.2100 23:59. Ei tohi olla varasem kui reg_aeg.}. Näiteväärtus: 16.03.2026 09:15</w:t>
+            </w:r>
+          </w:p>
+        </w:tc>
+      </w:tr>
+      <w:tr>
+        <w:tc>
+          <w:tcPr>
+            <w:tcW w:type="dxa" w:w="3118"/>
+          </w:tcPr>
+          <w:p>
+            <w:r>
+              <w:t>Kasutajakonto</w:t>
+            </w:r>
+          </w:p>
+        </w:tc>
+        <w:tc>
+          <w:tcPr>
+            <w:tcW w:type="dxa" w:w="3118"/>
+          </w:tcPr>
+          <w:p>
+            <w:r>
+              <w:t>parool</w:t>
+            </w:r>
+          </w:p>
+        </w:tc>
+        <w:tc>
+          <w:tcPr>
+            <w:tcW w:type="dxa" w:w="3118"/>
+          </w:tcPr>
+          <w:p>
+            <w:r>
+              <w:t>Kasutajakonto parooli räsiväärtus {Kohustuslik. Ei tohi olla tühi string. Avateksti parooli ei salvestata.}. Näiteväärtus: $2b$12$examplehash</w:t>
+            </w:r>
+          </w:p>
+        </w:tc>
+      </w:tr>
+      <w:tr>
+        <w:tc>
+          <w:tcPr>
+            <w:tcW w:type="dxa" w:w="3118"/>
+          </w:tcPr>
+          <w:p>
+            <w:r>
+              <w:t>Kasutajakonto</w:t>
+            </w:r>
+          </w:p>
+        </w:tc>
+        <w:tc>
+          <w:tcPr>
+            <w:tcW w:type="dxa" w:w="3118"/>
+          </w:tcPr>
+          <w:p>
+            <w:r>
+              <w:t>on_aktiivne</w:t>
+            </w:r>
+          </w:p>
+        </w:tc>
+        <w:tc>
+          <w:tcPr>
+            <w:tcW w:type="dxa" w:w="3118"/>
+          </w:tcPr>
+          <w:p>
+            <w:r>
+              <w:t>Tunnus, mis näitab, kas kontoga saab süsteemi sisse logida {Kohustuslik. Lubatud väärtused on tõene ja väär.}. Näiteväärtus: tõene</w:t>
+            </w:r>
+          </w:p>
+        </w:tc>
+      </w:tr>
+      <w:tr>
+        <w:tc>
+          <w:tcPr>
+            <w:tcW w:type="dxa" w:w="3118"/>
+          </w:tcPr>
+          <w:p>
+            <w:r>
+              <w:t>Töötaja_roll</w:t>
+            </w:r>
+          </w:p>
+        </w:tc>
+        <w:tc>
+          <w:tcPr>
+            <w:tcW w:type="dxa" w:w="3118"/>
+          </w:tcPr>
+          <w:p>
+            <w:r>
+              <w:t>kirjeldus</w:t>
+            </w:r>
+          </w:p>
+        </w:tc>
+        <w:tc>
+          <w:tcPr>
+            <w:tcW w:type="dxa" w:w="3118"/>
+          </w:tcPr>
+          <w:p>
+            <w:r>
+              <w:t>Töötaja rollist tulenevate õiguste ja kohustuste kirjeldus töötajate haldurile {Võib puududa. Kui väärtus registreeritakse, siis ei tohi see olla tühi string.}. Näiteväärtus: Saab registreerida ja muuta treeninguid.</w:t>
+            </w:r>
+          </w:p>
+        </w:tc>
+      </w:tr>
+      <w:tr>
+        <w:tc>
+          <w:tcPr>
+            <w:tcW w:type="dxa" w:w="3118"/>
+          </w:tcPr>
+          <w:p>
+            <w:r>
+              <w:t>Töötaja_rolli_omamine</w:t>
+            </w:r>
+          </w:p>
+        </w:tc>
+        <w:tc>
+          <w:tcPr>
+            <w:tcW w:type="dxa" w:w="3118"/>
+          </w:tcPr>
+          <w:p>
+            <w:r>
+              <w:t>alguse_aeg</w:t>
+            </w:r>
+          </w:p>
+        </w:tc>
+        <w:tc>
+          <w:tcPr>
+            <w:tcW w:type="dxa" w:w="3118"/>
+          </w:tcPr>
+          <w:p>
+            <w:r>
+              <w:t>Kuupäev ja kellaaeg, millest alates töötaja roll kehtib {Kohustuslik. Lubatud vahemik on 01.01.2020 00:00 kuni 31.12.2100 23:59.}. Näiteväärtus: 01.02.2026 09:00</w:t>
+            </w:r>
+          </w:p>
+        </w:tc>
+      </w:tr>
+      <w:tr>
+        <w:tc>
+          <w:tcPr>
+            <w:tcW w:type="dxa" w:w="3118"/>
+          </w:tcPr>
+          <w:p>
+            <w:r>
+              <w:t>Töötaja_rolli_omamine</w:t>
+            </w:r>
+          </w:p>
+        </w:tc>
+        <w:tc>
+          <w:tcPr>
+            <w:tcW w:type="dxa" w:w="3118"/>
+          </w:tcPr>
+          <w:p>
+            <w:r>
+              <w:t>lõpu_aeg</w:t>
+            </w:r>
+          </w:p>
+        </w:tc>
+        <w:tc>
+          <w:tcPr>
+            <w:tcW w:type="dxa" w:w="3118"/>
+          </w:tcPr>
+          <w:p>
+            <w:r>
+              <w:t>Kuupäev ja kellaaeg, milleni töötaja roll kehtib {Võib puududa. Kui väärtus registreeritakse, siis peab see olema hilisem kui alguse_aeg ja lubatud vahemikus 01.01.2020 00:00 kuni 31.12.2100 23:59.}. Näiteväärtus: 31.12.2026 17:00</w:t>
+            </w:r>
+          </w:p>
+        </w:tc>
+      </w:tr>
+      <w:tr>
+        <w:tc>
+          <w:tcPr>
+            <w:tcW w:type="dxa" w:w="3118"/>
+          </w:tcPr>
+          <w:p>
+            <w:r>
+              <w:t>Treening</w:t>
+            </w:r>
+          </w:p>
+        </w:tc>
+        <w:tc>
+          <w:tcPr>
+            <w:tcW w:type="dxa" w:w="3118"/>
+          </w:tcPr>
+          <w:p>
+            <w:r>
+              <w:t>treeningu_kood</w:t>
+            </w:r>
+          </w:p>
+        </w:tc>
+        <w:tc>
+          <w:tcPr>
+            <w:tcW w:type="dxa" w:w="3118"/>
+          </w:tcPr>
+          <w:p>
+            <w:r>
+              <w:t>Treeningu arvuline kood, mille järgi töötaja saab treeningut üheselt eristada {Kohustuslik. Positiivne täisarv. Unikaalne.}. Näiteväärtus: 1001</w:t>
+            </w:r>
+          </w:p>
+        </w:tc>
+      </w:tr>
+      <w:tr>
+        <w:tc>
+          <w:tcPr>
+            <w:tcW w:type="dxa" w:w="3118"/>
+          </w:tcPr>
+          <w:p>
+            <w:r>
+              <w:t>Treening</w:t>
+            </w:r>
+          </w:p>
+        </w:tc>
+        <w:tc>
+          <w:tcPr>
+            <w:tcW w:type="dxa" w:w="3118"/>
+          </w:tcPr>
+          <w:p>
+            <w:r>
+              <w:t>nimetus</w:t>
+            </w:r>
+          </w:p>
+        </w:tc>
+        <w:tc>
+          <w:tcPr>
+            <w:tcW w:type="dxa" w:w="3118"/>
+          </w:tcPr>
+          <w:p>
+            <w:r>
+              <w:t>Treeningu ametlik nimetus {Kohustuslik. Ei tohi olla tühi string. Unikaalne.}. Näiteväärtus: Hommikune jooga</w:t>
+            </w:r>
+          </w:p>
+        </w:tc>
+      </w:tr>
+      <w:tr>
+        <w:tc>
+          <w:tcPr>
+            <w:tcW w:type="dxa" w:w="3118"/>
+          </w:tcPr>
+          <w:p>
+            <w:r>
+              <w:t>Treening</w:t>
+            </w:r>
+          </w:p>
+        </w:tc>
+        <w:tc>
+          <w:tcPr>
+            <w:tcW w:type="dxa" w:w="3118"/>
+          </w:tcPr>
+          <w:p>
+            <w:r>
+              <w:t>kirjeldus</w:t>
+            </w:r>
+          </w:p>
+        </w:tc>
+        <w:tc>
+          <w:tcPr>
+            <w:tcW w:type="dxa" w:w="3118"/>
+          </w:tcPr>
+          <w:p>
+            <w:r>
+              <w:t>Klientidele ja töötajatele mõeldud treeningu sisu kirjeldus {Kohustuslik. Ei tohi olla tühi string.}. Näiteväärtus: Rahulik liikuvust ja hingamist arendav treening.</w:t>
+            </w:r>
+          </w:p>
+        </w:tc>
+      </w:tr>
+      <w:tr>
+        <w:tc>
+          <w:tcPr>
+            <w:tcW w:type="dxa" w:w="3118"/>
+          </w:tcPr>
+          <w:p>
+            <w:r>
+              <w:t>Treening</w:t>
+            </w:r>
+          </w:p>
+        </w:tc>
+        <w:tc>
+          <w:tcPr>
+            <w:tcW w:type="dxa" w:w="3118"/>
+          </w:tcPr>
+          <w:p>
+            <w:r>
+              <w:t>kestus_minutites</w:t>
+            </w:r>
+          </w:p>
+        </w:tc>
+        <w:tc>
+          <w:tcPr>
+            <w:tcW w:type="dxa" w:w="3118"/>
+          </w:tcPr>
+          <w:p>
+            <w:r>
+              <w:t>Treeningu kestus minutites {Kohustuslik. Lubatud vahemik on 15 kuni 240. Väärtus ei tohi olla 0 ega negatiivne.}. Näiteväärtus: 60</w:t>
+            </w:r>
+          </w:p>
+        </w:tc>
+      </w:tr>
+      <w:tr>
+        <w:tc>
+          <w:tcPr>
+            <w:tcW w:type="dxa" w:w="3118"/>
+          </w:tcPr>
+          <w:p>
+            <w:r>
+              <w:t>Treening</w:t>
+            </w:r>
+          </w:p>
+        </w:tc>
+        <w:tc>
+          <w:tcPr>
+            <w:tcW w:type="dxa" w:w="3118"/>
+          </w:tcPr>
+          <w:p>
+            <w:r>
+              <w:t>maksimaalne_osalejate_arv</w:t>
+            </w:r>
+          </w:p>
+        </w:tc>
+        <w:tc>
+          <w:tcPr>
+            <w:tcW w:type="dxa" w:w="3118"/>
+          </w:tcPr>
+          <w:p>
+            <w:r>
+              <w:t>Treeningule lubatud maksimaalne osalejate arv inimestes {Kohustuslik. Positiivne täisarv. Väärtus ei tohi olla 0 ega negatiivne.}. Näiteväärtus: 20</w:t>
+            </w:r>
+          </w:p>
+        </w:tc>
+      </w:tr>
+      <w:tr>
+        <w:tc>
+          <w:tcPr>
+            <w:tcW w:type="dxa" w:w="3118"/>
+          </w:tcPr>
+          <w:p>
+            <w:r>
+              <w:t>Treening</w:t>
+            </w:r>
+          </w:p>
+        </w:tc>
+        <w:tc>
+          <w:tcPr>
+            <w:tcW w:type="dxa" w:w="3118"/>
+          </w:tcPr>
+          <w:p>
+            <w:r>
+              <w:t>vajalik_varustus</w:t>
+            </w:r>
+          </w:p>
+        </w:tc>
+        <w:tc>
+          <w:tcPr>
+            <w:tcW w:type="dxa" w:w="3118"/>
+          </w:tcPr>
+          <w:p>
+            <w:r>
+              <w:t>Klientidele ja treenerile mõeldud kirjeldus treeningul vajaliku varustuse kohta {Kohustuslik. Ei tohi olla tühi string.}. Näiteväärtus: Joogamatt ja veepudel</w:t>
+            </w:r>
+          </w:p>
+        </w:tc>
+      </w:tr>
+      <w:tr>
+        <w:tc>
+          <w:tcPr>
+            <w:tcW w:type="dxa" w:w="3118"/>
+          </w:tcPr>
+          <w:p>
+            <w:r>
+              <w:t>Treening</w:t>
+            </w:r>
+          </w:p>
+        </w:tc>
+        <w:tc>
+          <w:tcPr>
+            <w:tcW w:type="dxa" w:w="3118"/>
+          </w:tcPr>
+          <w:p>
+            <w:r>
+              <w:t>hind</w:t>
+            </w:r>
+          </w:p>
+        </w:tc>
+        <w:tc>
+          <w:tcPr>
+            <w:tcW w:type="dxa" w:w="3118"/>
+          </w:tcPr>
+          <w:p>
+            <w:r>
+              <w:t>Treeningu hind eurodes koos käibemaksuga {Kohustuslik. Null või positiivne rahasumma. Väärtus võib olla 0. Maksimaalselt kaks kohta pärast koma.}. Näiteväärtus: 12.50</w:t>
+            </w:r>
+          </w:p>
+        </w:tc>
+      </w:tr>
+      <w:tr>
+        <w:tc>
+          <w:tcPr>
+            <w:tcW w:type="dxa" w:w="3118"/>
+          </w:tcPr>
+          <w:p>
+            <w:r>
+              <w:t>Treening</w:t>
+            </w:r>
+          </w:p>
+        </w:tc>
+        <w:tc>
+          <w:tcPr>
+            <w:tcW w:type="dxa" w:w="3118"/>
+          </w:tcPr>
+          <w:p>
+            <w:r>
+              <w:t>seisund</w:t>
+            </w:r>
+          </w:p>
+        </w:tc>
+        <w:tc>
+          <w:tcPr>
+            <w:tcW w:type="dxa" w:w="3118"/>
+          </w:tcPr>
+          <w:p>
+            <w:r>
+              <w:t>Treeningu elutsükli seisund {Kohustuslik. Väärtus peab vastama registreeritud Treeningu_seisundi_liik väärtusele.}. Näiteväärtus: Aktiivne</w:t>
+            </w:r>
+          </w:p>
+        </w:tc>
+      </w:tr>
+      <w:tr>
+        <w:tc>
+          <w:tcPr>
+            <w:tcW w:type="dxa" w:w="3118"/>
+          </w:tcPr>
+          <w:p>
+            <w:r>
+              <w:t>Treening</w:t>
+            </w:r>
+          </w:p>
+        </w:tc>
+        <w:tc>
+          <w:tcPr>
+            <w:tcW w:type="dxa" w:w="3118"/>
+          </w:tcPr>
+          <w:p>
+            <w:r>
+              <w:t>registreerija_e_meil</w:t>
+            </w:r>
+          </w:p>
+        </w:tc>
+        <w:tc>
+          <w:tcPr>
+            <w:tcW w:type="dxa" w:w="3118"/>
+          </w:tcPr>
+          <w:p>
+            <w:r>
+              <w:t>Treeningu registreerinud kasutajakonto e-posti aadress {Kohustuslik. Peab sisaldama märki @. Peab viitama registreeritud kasutajakontole.}. Näiteväärtus: treener@example.com</w:t>
+            </w:r>
+          </w:p>
+        </w:tc>
+      </w:tr>
+      <w:tr>
+        <w:tc>
+          <w:tcPr>
+            <w:tcW w:type="dxa" w:w="3118"/>
+          </w:tcPr>
+          <w:p>
+            <w:r>
+              <w:t>Treening</w:t>
+            </w:r>
+          </w:p>
+        </w:tc>
+        <w:tc>
+          <w:tcPr>
+            <w:tcW w:type="dxa" w:w="3118"/>
+          </w:tcPr>
+          <w:p>
+            <w:r>
+              <w:t>viimase_muutja_e_meil</w:t>
+            </w:r>
+          </w:p>
+        </w:tc>
+        <w:tc>
+          <w:tcPr>
+            <w:tcW w:type="dxa" w:w="3118"/>
+          </w:tcPr>
+          <w:p>
+            <w:r>
+              <w:t>Treeningut viimati muutnud kasutajakonto e-posti aadress {Kohustuslik. Peab sisaldama märki @. Peab viitama registreeritud kasutajakontole.}. Näiteväärtus: juhataja@example.com</w:t>
+            </w:r>
+          </w:p>
+        </w:tc>
+      </w:tr>
+      <w:tr>
+        <w:tc>
+          <w:tcPr>
+            <w:tcW w:type="dxa" w:w="3118"/>
+          </w:tcPr>
+          <w:p>
+            <w:r>
+              <w:t>Treening</w:t>
+            </w:r>
+          </w:p>
+        </w:tc>
+        <w:tc>
+          <w:tcPr>
+            <w:tcW w:type="dxa" w:w="3118"/>
+          </w:tcPr>
+          <w:p>
+            <w:r>
+              <w:t>reg_aeg</w:t>
+            </w:r>
+          </w:p>
+        </w:tc>
+        <w:tc>
+          <w:tcPr>
+            <w:tcW w:type="dxa" w:w="3118"/>
+          </w:tcPr>
+          <w:p>
+            <w:r>
+              <w:t>Treeningu registreerimise kuupäev ja kellaaeg {Kohustuslik. Küsitakse süsteemi kellalt. Lubatud vahemik on 01.01.2020 00:00 kuni 31.12.2100 23:59.}. Näiteväärtus: 05.04.2026 12:00</w:t>
+            </w:r>
+          </w:p>
+        </w:tc>
+      </w:tr>
+      <w:tr>
+        <w:tc>
+          <w:tcPr>
+            <w:tcW w:type="dxa" w:w="3118"/>
+          </w:tcPr>
+          <w:p>
+            <w:r>
+              <w:t>Treening</w:t>
+            </w:r>
+          </w:p>
+        </w:tc>
+        <w:tc>
+          <w:tcPr>
+            <w:tcW w:type="dxa" w:w="3118"/>
+          </w:tcPr>
+          <w:p>
+            <w:r>
+              <w:t>viimase_muutm_aeg</w:t>
+            </w:r>
+          </w:p>
+        </w:tc>
+        <w:tc>
+          <w:tcPr>
+            <w:tcW w:type="dxa" w:w="3118"/>
+          </w:tcPr>
+          <w:p>
+            <w:r>
+              <w:t>Treeningu viimase muutmise kuupäev ja kellaaeg {Kohustuslik. Lubatud vahemik on 01.01.2020 00:00 kuni 31.12.2100 23:59. Ei tohi olla varasem kui reg_aeg.}. Näiteväärtus: 06.04.2026 08:45</w:t>
+            </w:r>
+          </w:p>
+        </w:tc>
+      </w:tr>
+    </w:tbl>
+    <w:p/>
+    <w:p>
+      <w:pPr>
+        <w:pStyle w:val="Caption"/>
+        <w:jc w:val="center"/>
+      </w:pPr>
+      <w:r>
+        <w:t>Tabel 63. CRUD maatriks</w:t>
+      </w:r>
+    </w:p>
+    <w:tbl>
+      <w:tblPr>
+        <w:tblStyle w:val="TableGrid"/>
+        <w:tblW w:type="auto" w:w="0"/>
+        <w:jc w:val="center"/>
+        <w:tblLook w:firstColumn="1" w:firstRow="1" w:lastColumn="0" w:lastRow="0" w:noHBand="0" w:noVBand="1" w:val="04A0"/>
+      </w:tblPr>
+      <w:tblGrid>
+        <w:gridCol w:w="720"/>
+        <w:gridCol w:w="720"/>
+        <w:gridCol w:w="720"/>
+        <w:gridCol w:w="720"/>
+        <w:gridCol w:w="720"/>
+        <w:gridCol w:w="720"/>
+        <w:gridCol w:w="720"/>
+        <w:gridCol w:w="720"/>
+        <w:gridCol w:w="720"/>
+        <w:gridCol w:w="720"/>
+        <w:gridCol w:w="720"/>
+        <w:gridCol w:w="720"/>
+        <w:gridCol w:w="720"/>
+      </w:tblGrid>
+      <w:tr>
+        <w:trPr>
+          <w:tblHeader w:val="true"/>
+        </w:trPr>
+        <w:tc>
+          <w:tcPr>
+            <w:tcW w:type="dxa" w:w="720"/>
             <w:shd w:fill="D9EAF7"/>
             <w:vAlign w:val="top"/>
           </w:tcPr>
           <w:p>
             <w:r>
-              <w:t>Piirangud</w:t>
+              <w:rPr>
+                <w:sz w:val="12"/>
+              </w:rPr>
+              <w:t>Olemitüüp</w:t>
+            </w:r>
+          </w:p>
+        </w:tc>
+        <w:tc>
+          <w:tcPr>
+            <w:tcW w:type="dxa" w:w="720"/>
+            <w:shd w:fill="D9EAF7"/>
+            <w:vAlign w:val="top"/>
+          </w:tcPr>
+          <w:p>
+            <w:r>
+              <w:rPr>
+                <w:sz w:val="12"/>
+              </w:rPr>
+              <w:t>Tuvasta kasutaja</w:t>
+            </w:r>
+          </w:p>
+        </w:tc>
+        <w:tc>
+          <w:tcPr>
+            <w:tcW w:type="dxa" w:w="720"/>
+            <w:shd w:fill="D9EAF7"/>
+            <w:vAlign w:val="top"/>
+          </w:tcPr>
+          <w:p>
+            <w:r>
+              <w:rPr>
+                <w:sz w:val="12"/>
+              </w:rPr>
+              <w:t>Registreeri treening</w:t>
+            </w:r>
+          </w:p>
+        </w:tc>
+        <w:tc>
+          <w:tcPr>
+            <w:tcW w:type="dxa" w:w="720"/>
+            <w:shd w:fill="D9EAF7"/>
+            <w:vAlign w:val="top"/>
+          </w:tcPr>
+          <w:p>
+            <w:r>
+              <w:rPr>
+                <w:sz w:val="12"/>
+              </w:rPr>
+              <w:t>Muuda treeningut</w:t>
+            </w:r>
+          </w:p>
+        </w:tc>
+        <w:tc>
+          <w:tcPr>
+            <w:tcW w:type="dxa" w:w="720"/>
+            <w:shd w:fill="D9EAF7"/>
+            <w:vAlign w:val="top"/>
+          </w:tcPr>
+          <w:p>
+            <w:r>
+              <w:rPr>
+                <w:sz w:val="12"/>
+              </w:rPr>
+              <w:t>Unusta treening</w:t>
+            </w:r>
+          </w:p>
+        </w:tc>
+        <w:tc>
+          <w:tcPr>
+            <w:tcW w:type="dxa" w:w="720"/>
+            <w:shd w:fill="D9EAF7"/>
+            <w:vAlign w:val="top"/>
+          </w:tcPr>
+          <w:p>
+            <w:r>
+              <w:rPr>
+                <w:sz w:val="12"/>
+              </w:rPr>
+              <w:t>Aktiveeri treening</w:t>
+            </w:r>
+          </w:p>
+        </w:tc>
+        <w:tc>
+          <w:tcPr>
+            <w:tcW w:type="dxa" w:w="720"/>
+            <w:shd w:fill="D9EAF7"/>
+            <w:vAlign w:val="top"/>
+          </w:tcPr>
+          <w:p>
+            <w:r>
+              <w:rPr>
+                <w:sz w:val="12"/>
+              </w:rPr>
+              <w:t>Muuda treening mitteaktiivseks</w:t>
+            </w:r>
+          </w:p>
+        </w:tc>
+        <w:tc>
+          <w:tcPr>
+            <w:tcW w:type="dxa" w:w="720"/>
+            <w:shd w:fill="D9EAF7"/>
+            <w:vAlign w:val="top"/>
+          </w:tcPr>
+          <w:p>
+            <w:r>
+              <w:rPr>
+                <w:sz w:val="12"/>
+              </w:rPr>
+              <w:t>Lõpeta treening</w:t>
+            </w:r>
+          </w:p>
+        </w:tc>
+        <w:tc>
+          <w:tcPr>
+            <w:tcW w:type="dxa" w:w="720"/>
+            <w:shd w:fill="D9EAF7"/>
+            <w:vAlign w:val="top"/>
+          </w:tcPr>
+          <w:p>
+            <w:r>
+              <w:rPr>
+                <w:sz w:val="12"/>
+              </w:rPr>
+              <w:t>Vaata aktiivseid treeninguid</w:t>
+            </w:r>
+          </w:p>
+        </w:tc>
+        <w:tc>
+          <w:tcPr>
+            <w:tcW w:type="dxa" w:w="720"/>
+            <w:shd w:fill="D9EAF7"/>
+            <w:vAlign w:val="top"/>
+          </w:tcPr>
+          <w:p>
+            <w:r>
+              <w:rPr>
+                <w:sz w:val="12"/>
+              </w:rPr>
+              <w:t>Vaata kõiki treeninguid</w:t>
+            </w:r>
+          </w:p>
+        </w:tc>
+        <w:tc>
+          <w:tcPr>
+            <w:tcW w:type="dxa" w:w="720"/>
+            <w:shd w:fill="D9EAF7"/>
+            <w:vAlign w:val="top"/>
+          </w:tcPr>
+          <w:p>
+            <w:r>
+              <w:rPr>
+                <w:sz w:val="12"/>
+              </w:rPr>
+              <w:t>Vaata kõiki ootel või mitteaktiivseid treeninguid</w:t>
+            </w:r>
+          </w:p>
+        </w:tc>
+        <w:tc>
+          <w:tcPr>
+            <w:tcW w:type="dxa" w:w="720"/>
+            <w:shd w:fill="D9EAF7"/>
+            <w:vAlign w:val="top"/>
+          </w:tcPr>
+          <w:p>
+            <w:r>
+              <w:rPr>
+                <w:sz w:val="12"/>
+              </w:rPr>
+              <w:t>Vaata treeningute koondaruannet</w:t>
+            </w:r>
+          </w:p>
+        </w:tc>
+        <w:tc>
+          <w:tcPr>
+            <w:tcW w:type="dxa" w:w="720"/>
+            <w:shd w:fill="D9EAF7"/>
+            <w:vAlign w:val="top"/>
+          </w:tcPr>
+          <w:p>
+            <w:r>
+              <w:rPr>
+                <w:sz w:val="12"/>
+              </w:rPr>
+              <w:t>Kokku</w:t>
             </w:r>
           </w:p>
         </w:tc>
@@ -10497,41 +11726,167 @@
       <w:tr>
         <w:tc>
           <w:tcPr>
-            <w:tcW w:type="dxa" w:w="2339"/>
-          </w:tcPr>
-          <w:p>
-            <w:r>
-              <w:t>Treening</w:t>
-            </w:r>
-          </w:p>
-        </w:tc>
-        <w:tc>
-          <w:tcPr>
-            <w:tcW w:type="dxa" w:w="2339"/>
-          </w:tcPr>
-          <w:p>
-            <w:r>
-              <w:t>treeningu_kood</w:t>
-            </w:r>
-          </w:p>
-        </w:tc>
-        <w:tc>
-          <w:tcPr>
-            <w:tcW w:type="dxa" w:w="2339"/>
-          </w:tcPr>
-          <w:p>
-            <w:r>
-              <w:t>Treeningu arvuline kood.</w:t>
-            </w:r>
-          </w:p>
-        </w:tc>
-        <w:tc>
-          <w:tcPr>
-            <w:tcW w:type="dxa" w:w="2339"/>
-          </w:tcPr>
-          <w:p>
-            <w:r>
-              <w:t>Kohustuslik. Positiivne täisarv. Unikaalne.</w:t>
+            <w:tcW w:type="dxa" w:w="720"/>
+          </w:tcPr>
+          <w:p>
+            <w:r>
+              <w:rPr>
+                <w:sz w:val="12"/>
+              </w:rPr>
+              <w:t>Klassifikaator</w:t>
+            </w:r>
+          </w:p>
+        </w:tc>
+        <w:tc>
+          <w:tcPr>
+            <w:tcW w:type="dxa" w:w="720"/>
+          </w:tcPr>
+          <w:p>
+            <w:r>
+              <w:rPr>
+                <w:sz w:val="12"/>
+              </w:rPr>
+              <w:t>R</w:t>
+            </w:r>
+          </w:p>
+        </w:tc>
+        <w:tc>
+          <w:tcPr>
+            <w:tcW w:type="dxa" w:w="720"/>
+          </w:tcPr>
+          <w:p>
+            <w:r>
+              <w:rPr>
+                <w:sz w:val="12"/>
+              </w:rPr>
+              <w:t>R</w:t>
+            </w:r>
+          </w:p>
+        </w:tc>
+        <w:tc>
+          <w:tcPr>
+            <w:tcW w:type="dxa" w:w="720"/>
+          </w:tcPr>
+          <w:p>
+            <w:r>
+              <w:rPr>
+                <w:sz w:val="12"/>
+              </w:rPr>
+              <w:t>R</w:t>
+            </w:r>
+          </w:p>
+        </w:tc>
+        <w:tc>
+          <w:tcPr>
+            <w:tcW w:type="dxa" w:w="720"/>
+          </w:tcPr>
+          <w:p>
+            <w:r>
+              <w:rPr>
+                <w:sz w:val="12"/>
+              </w:rPr>
+            </w:r>
+          </w:p>
+        </w:tc>
+        <w:tc>
+          <w:tcPr>
+            <w:tcW w:type="dxa" w:w="720"/>
+          </w:tcPr>
+          <w:p>
+            <w:r>
+              <w:rPr>
+                <w:sz w:val="12"/>
+              </w:rPr>
+              <w:t>R</w:t>
+            </w:r>
+          </w:p>
+        </w:tc>
+        <w:tc>
+          <w:tcPr>
+            <w:tcW w:type="dxa" w:w="720"/>
+          </w:tcPr>
+          <w:p>
+            <w:r>
+              <w:rPr>
+                <w:sz w:val="12"/>
+              </w:rPr>
+            </w:r>
+          </w:p>
+        </w:tc>
+        <w:tc>
+          <w:tcPr>
+            <w:tcW w:type="dxa" w:w="720"/>
+          </w:tcPr>
+          <w:p>
+            <w:r>
+              <w:rPr>
+                <w:sz w:val="12"/>
+              </w:rPr>
+            </w:r>
+          </w:p>
+        </w:tc>
+        <w:tc>
+          <w:tcPr>
+            <w:tcW w:type="dxa" w:w="720"/>
+          </w:tcPr>
+          <w:p>
+            <w:r>
+              <w:rPr>
+                <w:sz w:val="12"/>
+              </w:rPr>
+              <w:t>R</w:t>
+            </w:r>
+          </w:p>
+        </w:tc>
+        <w:tc>
+          <w:tcPr>
+            <w:tcW w:type="dxa" w:w="720"/>
+          </w:tcPr>
+          <w:p>
+            <w:r>
+              <w:rPr>
+                <w:sz w:val="12"/>
+              </w:rPr>
+              <w:t>R</w:t>
+            </w:r>
+          </w:p>
+        </w:tc>
+        <w:tc>
+          <w:tcPr>
+            <w:tcW w:type="dxa" w:w="720"/>
+          </w:tcPr>
+          <w:p>
+            <w:r>
+              <w:rPr>
+                <w:sz w:val="12"/>
+              </w:rPr>
+              <w:t>R</w:t>
+            </w:r>
+          </w:p>
+        </w:tc>
+        <w:tc>
+          <w:tcPr>
+            <w:tcW w:type="dxa" w:w="720"/>
+          </w:tcPr>
+          <w:p>
+            <w:r>
+              <w:rPr>
+                <w:sz w:val="12"/>
+              </w:rPr>
+              <w:t>R</w:t>
+            </w:r>
+          </w:p>
+        </w:tc>
+        <w:tc>
+          <w:tcPr>
+            <w:tcW w:type="dxa" w:w="720"/>
+          </w:tcPr>
+          <w:p>
+            <w:r>
+              <w:rPr>
+                <w:sz w:val="12"/>
+              </w:rPr>
+              <w:t>R</w:t>
             </w:r>
           </w:p>
         </w:tc>
@@ -10539,41 +11894,160 @@
       <w:tr>
         <w:tc>
           <w:tcPr>
-            <w:tcW w:type="dxa" w:w="2339"/>
-          </w:tcPr>
-          <w:p>
-            <w:r>
-              <w:t>Treening</w:t>
-            </w:r>
-          </w:p>
-        </w:tc>
-        <w:tc>
-          <w:tcPr>
-            <w:tcW w:type="dxa" w:w="2339"/>
-          </w:tcPr>
-          <w:p>
-            <w:r>
-              <w:t>nimetus</w:t>
-            </w:r>
-          </w:p>
-        </w:tc>
-        <w:tc>
-          <w:tcPr>
-            <w:tcW w:type="dxa" w:w="2339"/>
-          </w:tcPr>
-          <w:p>
-            <w:r>
-              <w:t>Treeningu ametlik nimetus.</w:t>
-            </w:r>
-          </w:p>
-        </w:tc>
-        <w:tc>
-          <w:tcPr>
-            <w:tcW w:type="dxa" w:w="2339"/>
-          </w:tcPr>
-          <w:p>
-            <w:r>
-              <w:t>Kohustuslik. Mittetühi. Unikaalne.</w:t>
+            <w:tcW w:type="dxa" w:w="720"/>
+          </w:tcPr>
+          <w:p>
+            <w:r>
+              <w:rPr>
+                <w:sz w:val="12"/>
+              </w:rPr>
+              <w:t>Riik</w:t>
+            </w:r>
+          </w:p>
+        </w:tc>
+        <w:tc>
+          <w:tcPr>
+            <w:tcW w:type="dxa" w:w="720"/>
+          </w:tcPr>
+          <w:p>
+            <w:r>
+              <w:rPr>
+                <w:sz w:val="12"/>
+              </w:rPr>
+              <w:t>R</w:t>
+            </w:r>
+          </w:p>
+        </w:tc>
+        <w:tc>
+          <w:tcPr>
+            <w:tcW w:type="dxa" w:w="720"/>
+          </w:tcPr>
+          <w:p>
+            <w:r>
+              <w:rPr>
+                <w:sz w:val="12"/>
+              </w:rPr>
+            </w:r>
+          </w:p>
+        </w:tc>
+        <w:tc>
+          <w:tcPr>
+            <w:tcW w:type="dxa" w:w="720"/>
+          </w:tcPr>
+          <w:p>
+            <w:r>
+              <w:rPr>
+                <w:sz w:val="12"/>
+              </w:rPr>
+            </w:r>
+          </w:p>
+        </w:tc>
+        <w:tc>
+          <w:tcPr>
+            <w:tcW w:type="dxa" w:w="720"/>
+          </w:tcPr>
+          <w:p>
+            <w:r>
+              <w:rPr>
+                <w:sz w:val="12"/>
+              </w:rPr>
+            </w:r>
+          </w:p>
+        </w:tc>
+        <w:tc>
+          <w:tcPr>
+            <w:tcW w:type="dxa" w:w="720"/>
+          </w:tcPr>
+          <w:p>
+            <w:r>
+              <w:rPr>
+                <w:sz w:val="12"/>
+              </w:rPr>
+            </w:r>
+          </w:p>
+        </w:tc>
+        <w:tc>
+          <w:tcPr>
+            <w:tcW w:type="dxa" w:w="720"/>
+          </w:tcPr>
+          <w:p>
+            <w:r>
+              <w:rPr>
+                <w:sz w:val="12"/>
+              </w:rPr>
+            </w:r>
+          </w:p>
+        </w:tc>
+        <w:tc>
+          <w:tcPr>
+            <w:tcW w:type="dxa" w:w="720"/>
+          </w:tcPr>
+          <w:p>
+            <w:r>
+              <w:rPr>
+                <w:sz w:val="12"/>
+              </w:rPr>
+            </w:r>
+          </w:p>
+        </w:tc>
+        <w:tc>
+          <w:tcPr>
+            <w:tcW w:type="dxa" w:w="720"/>
+          </w:tcPr>
+          <w:p>
+            <w:r>
+              <w:rPr>
+                <w:sz w:val="12"/>
+              </w:rPr>
+            </w:r>
+          </w:p>
+        </w:tc>
+        <w:tc>
+          <w:tcPr>
+            <w:tcW w:type="dxa" w:w="720"/>
+          </w:tcPr>
+          <w:p>
+            <w:r>
+              <w:rPr>
+                <w:sz w:val="12"/>
+              </w:rPr>
+            </w:r>
+          </w:p>
+        </w:tc>
+        <w:tc>
+          <w:tcPr>
+            <w:tcW w:type="dxa" w:w="720"/>
+          </w:tcPr>
+          <w:p>
+            <w:r>
+              <w:rPr>
+                <w:sz w:val="12"/>
+              </w:rPr>
+            </w:r>
+          </w:p>
+        </w:tc>
+        <w:tc>
+          <w:tcPr>
+            <w:tcW w:type="dxa" w:w="720"/>
+          </w:tcPr>
+          <w:p>
+            <w:r>
+              <w:rPr>
+                <w:sz w:val="12"/>
+              </w:rPr>
+            </w:r>
+          </w:p>
+        </w:tc>
+        <w:tc>
+          <w:tcPr>
+            <w:tcW w:type="dxa" w:w="720"/>
+          </w:tcPr>
+          <w:p>
+            <w:r>
+              <w:rPr>
+                <w:sz w:val="12"/>
+              </w:rPr>
+              <w:t>R</w:t>
             </w:r>
           </w:p>
         </w:tc>
@@ -10581,41 +12055,160 @@
       <w:tr>
         <w:tc>
           <w:tcPr>
-            <w:tcW w:type="dxa" w:w="2339"/>
-          </w:tcPr>
-          <w:p>
-            <w:r>
-              <w:t>Treening</w:t>
-            </w:r>
-          </w:p>
-        </w:tc>
-        <w:tc>
-          <w:tcPr>
-            <w:tcW w:type="dxa" w:w="2339"/>
-          </w:tcPr>
-          <w:p>
-            <w:r>
-              <w:t>kirjeldus</w:t>
-            </w:r>
-          </w:p>
-        </w:tc>
-        <w:tc>
-          <w:tcPr>
-            <w:tcW w:type="dxa" w:w="2339"/>
-          </w:tcPr>
-          <w:p>
-            <w:r>
-              <w:t>Treeningu sisu kirjeldus.</w:t>
-            </w:r>
-          </w:p>
-        </w:tc>
-        <w:tc>
-          <w:tcPr>
-            <w:tcW w:type="dxa" w:w="2339"/>
-          </w:tcPr>
-          <w:p>
-            <w:r>
-              <w:t>Kohustuslik. Mittetühi.</w:t>
+            <w:tcW w:type="dxa" w:w="720"/>
+          </w:tcPr>
+          <w:p>
+            <w:r>
+              <w:rPr>
+                <w:sz w:val="12"/>
+              </w:rPr>
+              <w:t>Isiku_seisundi_liik</w:t>
+            </w:r>
+          </w:p>
+        </w:tc>
+        <w:tc>
+          <w:tcPr>
+            <w:tcW w:type="dxa" w:w="720"/>
+          </w:tcPr>
+          <w:p>
+            <w:r>
+              <w:rPr>
+                <w:sz w:val="12"/>
+              </w:rPr>
+              <w:t>R</w:t>
+            </w:r>
+          </w:p>
+        </w:tc>
+        <w:tc>
+          <w:tcPr>
+            <w:tcW w:type="dxa" w:w="720"/>
+          </w:tcPr>
+          <w:p>
+            <w:r>
+              <w:rPr>
+                <w:sz w:val="12"/>
+              </w:rPr>
+            </w:r>
+          </w:p>
+        </w:tc>
+        <w:tc>
+          <w:tcPr>
+            <w:tcW w:type="dxa" w:w="720"/>
+          </w:tcPr>
+          <w:p>
+            <w:r>
+              <w:rPr>
+                <w:sz w:val="12"/>
+              </w:rPr>
+            </w:r>
+          </w:p>
+        </w:tc>
+        <w:tc>
+          <w:tcPr>
+            <w:tcW w:type="dxa" w:w="720"/>
+          </w:tcPr>
+          <w:p>
+            <w:r>
+              <w:rPr>
+                <w:sz w:val="12"/>
+              </w:rPr>
+            </w:r>
+          </w:p>
+        </w:tc>
+        <w:tc>
+          <w:tcPr>
+            <w:tcW w:type="dxa" w:w="720"/>
+          </w:tcPr>
+          <w:p>
+            <w:r>
+              <w:rPr>
+                <w:sz w:val="12"/>
+              </w:rPr>
+            </w:r>
+          </w:p>
+        </w:tc>
+        <w:tc>
+          <w:tcPr>
+            <w:tcW w:type="dxa" w:w="720"/>
+          </w:tcPr>
+          <w:p>
+            <w:r>
+              <w:rPr>
+                <w:sz w:val="12"/>
+              </w:rPr>
+            </w:r>
+          </w:p>
+        </w:tc>
+        <w:tc>
+          <w:tcPr>
+            <w:tcW w:type="dxa" w:w="720"/>
+          </w:tcPr>
+          <w:p>
+            <w:r>
+              <w:rPr>
+                <w:sz w:val="12"/>
+              </w:rPr>
+            </w:r>
+          </w:p>
+        </w:tc>
+        <w:tc>
+          <w:tcPr>
+            <w:tcW w:type="dxa" w:w="720"/>
+          </w:tcPr>
+          <w:p>
+            <w:r>
+              <w:rPr>
+                <w:sz w:val="12"/>
+              </w:rPr>
+            </w:r>
+          </w:p>
+        </w:tc>
+        <w:tc>
+          <w:tcPr>
+            <w:tcW w:type="dxa" w:w="720"/>
+          </w:tcPr>
+          <w:p>
+            <w:r>
+              <w:rPr>
+                <w:sz w:val="12"/>
+              </w:rPr>
+            </w:r>
+          </w:p>
+        </w:tc>
+        <w:tc>
+          <w:tcPr>
+            <w:tcW w:type="dxa" w:w="720"/>
+          </w:tcPr>
+          <w:p>
+            <w:r>
+              <w:rPr>
+                <w:sz w:val="12"/>
+              </w:rPr>
+            </w:r>
+          </w:p>
+        </w:tc>
+        <w:tc>
+          <w:tcPr>
+            <w:tcW w:type="dxa" w:w="720"/>
+          </w:tcPr>
+          <w:p>
+            <w:r>
+              <w:rPr>
+                <w:sz w:val="12"/>
+              </w:rPr>
+            </w:r>
+          </w:p>
+        </w:tc>
+        <w:tc>
+          <w:tcPr>
+            <w:tcW w:type="dxa" w:w="720"/>
+          </w:tcPr>
+          <w:p>
+            <w:r>
+              <w:rPr>
+                <w:sz w:val="12"/>
+              </w:rPr>
+              <w:t>R</w:t>
             </w:r>
           </w:p>
         </w:tc>
@@ -10623,41 +12216,160 @@
       <w:tr>
         <w:tc>
           <w:tcPr>
-            <w:tcW w:type="dxa" w:w="2339"/>
-          </w:tcPr>
-          <w:p>
-            <w:r>
-              <w:t>Treening</w:t>
-            </w:r>
-          </w:p>
-        </w:tc>
-        <w:tc>
-          <w:tcPr>
-            <w:tcW w:type="dxa" w:w="2339"/>
-          </w:tcPr>
-          <w:p>
-            <w:r>
-              <w:t>kestus_minutites</w:t>
-            </w:r>
-          </w:p>
-        </w:tc>
-        <w:tc>
-          <w:tcPr>
-            <w:tcW w:type="dxa" w:w="2339"/>
-          </w:tcPr>
-          <w:p>
-            <w:r>
-              <w:t>Treeningu kestus minutites.</w:t>
-            </w:r>
-          </w:p>
-        </w:tc>
-        <w:tc>
-          <w:tcPr>
-            <w:tcW w:type="dxa" w:w="2339"/>
-          </w:tcPr>
-          <w:p>
-            <w:r>
-              <w:t>Kohustuslik. Vahemikus 15 kuni 240.</w:t>
+            <w:tcW w:type="dxa" w:w="720"/>
+          </w:tcPr>
+          <w:p>
+            <w:r>
+              <w:rPr>
+                <w:sz w:val="12"/>
+              </w:rPr>
+              <w:t>Töötaja_seisundi_liik</w:t>
+            </w:r>
+          </w:p>
+        </w:tc>
+        <w:tc>
+          <w:tcPr>
+            <w:tcW w:type="dxa" w:w="720"/>
+          </w:tcPr>
+          <w:p>
+            <w:r>
+              <w:rPr>
+                <w:sz w:val="12"/>
+              </w:rPr>
+              <w:t>R</w:t>
+            </w:r>
+          </w:p>
+        </w:tc>
+        <w:tc>
+          <w:tcPr>
+            <w:tcW w:type="dxa" w:w="720"/>
+          </w:tcPr>
+          <w:p>
+            <w:r>
+              <w:rPr>
+                <w:sz w:val="12"/>
+              </w:rPr>
+            </w:r>
+          </w:p>
+        </w:tc>
+        <w:tc>
+          <w:tcPr>
+            <w:tcW w:type="dxa" w:w="720"/>
+          </w:tcPr>
+          <w:p>
+            <w:r>
+              <w:rPr>
+                <w:sz w:val="12"/>
+              </w:rPr>
+            </w:r>
+          </w:p>
+        </w:tc>
+        <w:tc>
+          <w:tcPr>
+            <w:tcW w:type="dxa" w:w="720"/>
+          </w:tcPr>
+          <w:p>
+            <w:r>
+              <w:rPr>
+                <w:sz w:val="12"/>
+              </w:rPr>
+            </w:r>
+          </w:p>
+        </w:tc>
+        <w:tc>
+          <w:tcPr>
+            <w:tcW w:type="dxa" w:w="720"/>
+          </w:tcPr>
+          <w:p>
+            <w:r>
+              <w:rPr>
+                <w:sz w:val="12"/>
+              </w:rPr>
+            </w:r>
+          </w:p>
+        </w:tc>
+        <w:tc>
+          <w:tcPr>
+            <w:tcW w:type="dxa" w:w="720"/>
+          </w:tcPr>
+          <w:p>
+            <w:r>
+              <w:rPr>
+                <w:sz w:val="12"/>
+              </w:rPr>
+            </w:r>
+          </w:p>
+        </w:tc>
+        <w:tc>
+          <w:tcPr>
+            <w:tcW w:type="dxa" w:w="720"/>
+          </w:tcPr>
+          <w:p>
+            <w:r>
+              <w:rPr>
+                <w:sz w:val="12"/>
+              </w:rPr>
+            </w:r>
+          </w:p>
+        </w:tc>
+        <w:tc>
+          <w:tcPr>
+            <w:tcW w:type="dxa" w:w="720"/>
+          </w:tcPr>
+          <w:p>
+            <w:r>
+              <w:rPr>
+                <w:sz w:val="12"/>
+              </w:rPr>
+            </w:r>
+          </w:p>
+        </w:tc>
+        <w:tc>
+          <w:tcPr>
+            <w:tcW w:type="dxa" w:w="720"/>
+          </w:tcPr>
+          <w:p>
+            <w:r>
+              <w:rPr>
+                <w:sz w:val="12"/>
+              </w:rPr>
+            </w:r>
+          </w:p>
+        </w:tc>
+        <w:tc>
+          <w:tcPr>
+            <w:tcW w:type="dxa" w:w="720"/>
+          </w:tcPr>
+          <w:p>
+            <w:r>
+              <w:rPr>
+                <w:sz w:val="12"/>
+              </w:rPr>
+            </w:r>
+          </w:p>
+        </w:tc>
+        <w:tc>
+          <w:tcPr>
+            <w:tcW w:type="dxa" w:w="720"/>
+          </w:tcPr>
+          <w:p>
+            <w:r>
+              <w:rPr>
+                <w:sz w:val="12"/>
+              </w:rPr>
+            </w:r>
+          </w:p>
+        </w:tc>
+        <w:tc>
+          <w:tcPr>
+            <w:tcW w:type="dxa" w:w="720"/>
+          </w:tcPr>
+          <w:p>
+            <w:r>
+              <w:rPr>
+                <w:sz w:val="12"/>
+              </w:rPr>
+              <w:t>R</w:t>
             </w:r>
           </w:p>
         </w:tc>
@@ -10665,41 +12377,160 @@
       <w:tr>
         <w:tc>
           <w:tcPr>
-            <w:tcW w:type="dxa" w:w="2339"/>
-          </w:tcPr>
-          <w:p>
-            <w:r>
-              <w:t>Treening</w:t>
-            </w:r>
-          </w:p>
-        </w:tc>
-        <w:tc>
-          <w:tcPr>
-            <w:tcW w:type="dxa" w:w="2339"/>
-          </w:tcPr>
-          <w:p>
-            <w:r>
-              <w:t>maksimaalne_osalejate_arv</w:t>
-            </w:r>
-          </w:p>
-        </w:tc>
-        <w:tc>
-          <w:tcPr>
-            <w:tcW w:type="dxa" w:w="2339"/>
-          </w:tcPr>
-          <w:p>
-            <w:r>
-              <w:t>Treeningule lubatud osalejate arv.</w:t>
-            </w:r>
-          </w:p>
-        </w:tc>
-        <w:tc>
-          <w:tcPr>
-            <w:tcW w:type="dxa" w:w="2339"/>
-          </w:tcPr>
-          <w:p>
-            <w:r>
-              <w:t>Kohustuslik. Positiivne täisarv.</w:t>
+            <w:tcW w:type="dxa" w:w="720"/>
+          </w:tcPr>
+          <w:p>
+            <w:r>
+              <w:rPr>
+                <w:sz w:val="12"/>
+              </w:rPr>
+              <w:t>Töötaja_roll</w:t>
+            </w:r>
+          </w:p>
+        </w:tc>
+        <w:tc>
+          <w:tcPr>
+            <w:tcW w:type="dxa" w:w="720"/>
+          </w:tcPr>
+          <w:p>
+            <w:r>
+              <w:rPr>
+                <w:sz w:val="12"/>
+              </w:rPr>
+              <w:t>R</w:t>
+            </w:r>
+          </w:p>
+        </w:tc>
+        <w:tc>
+          <w:tcPr>
+            <w:tcW w:type="dxa" w:w="720"/>
+          </w:tcPr>
+          <w:p>
+            <w:r>
+              <w:rPr>
+                <w:sz w:val="12"/>
+              </w:rPr>
+            </w:r>
+          </w:p>
+        </w:tc>
+        <w:tc>
+          <w:tcPr>
+            <w:tcW w:type="dxa" w:w="720"/>
+          </w:tcPr>
+          <w:p>
+            <w:r>
+              <w:rPr>
+                <w:sz w:val="12"/>
+              </w:rPr>
+            </w:r>
+          </w:p>
+        </w:tc>
+        <w:tc>
+          <w:tcPr>
+            <w:tcW w:type="dxa" w:w="720"/>
+          </w:tcPr>
+          <w:p>
+            <w:r>
+              <w:rPr>
+                <w:sz w:val="12"/>
+              </w:rPr>
+            </w:r>
+          </w:p>
+        </w:tc>
+        <w:tc>
+          <w:tcPr>
+            <w:tcW w:type="dxa" w:w="720"/>
+          </w:tcPr>
+          <w:p>
+            <w:r>
+              <w:rPr>
+                <w:sz w:val="12"/>
+              </w:rPr>
+            </w:r>
+          </w:p>
+        </w:tc>
+        <w:tc>
+          <w:tcPr>
+            <w:tcW w:type="dxa" w:w="720"/>
+          </w:tcPr>
+          <w:p>
+            <w:r>
+              <w:rPr>
+                <w:sz w:val="12"/>
+              </w:rPr>
+            </w:r>
+          </w:p>
+        </w:tc>
+        <w:tc>
+          <w:tcPr>
+            <w:tcW w:type="dxa" w:w="720"/>
+          </w:tcPr>
+          <w:p>
+            <w:r>
+              <w:rPr>
+                <w:sz w:val="12"/>
+              </w:rPr>
+            </w:r>
+          </w:p>
+        </w:tc>
+        <w:tc>
+          <w:tcPr>
+            <w:tcW w:type="dxa" w:w="720"/>
+          </w:tcPr>
+          <w:p>
+            <w:r>
+              <w:rPr>
+                <w:sz w:val="12"/>
+              </w:rPr>
+            </w:r>
+          </w:p>
+        </w:tc>
+        <w:tc>
+          <w:tcPr>
+            <w:tcW w:type="dxa" w:w="720"/>
+          </w:tcPr>
+          <w:p>
+            <w:r>
+              <w:rPr>
+                <w:sz w:val="12"/>
+              </w:rPr>
+            </w:r>
+          </w:p>
+        </w:tc>
+        <w:tc>
+          <w:tcPr>
+            <w:tcW w:type="dxa" w:w="720"/>
+          </w:tcPr>
+          <w:p>
+            <w:r>
+              <w:rPr>
+                <w:sz w:val="12"/>
+              </w:rPr>
+            </w:r>
+          </w:p>
+        </w:tc>
+        <w:tc>
+          <w:tcPr>
+            <w:tcW w:type="dxa" w:w="720"/>
+          </w:tcPr>
+          <w:p>
+            <w:r>
+              <w:rPr>
+                <w:sz w:val="12"/>
+              </w:rPr>
+            </w:r>
+          </w:p>
+        </w:tc>
+        <w:tc>
+          <w:tcPr>
+            <w:tcW w:type="dxa" w:w="720"/>
+          </w:tcPr>
+          <w:p>
+            <w:r>
+              <w:rPr>
+                <w:sz w:val="12"/>
+              </w:rPr>
+              <w:t>R</w:t>
             </w:r>
           </w:p>
         </w:tc>
@@ -10707,41 +12538,169 @@
       <w:tr>
         <w:tc>
           <w:tcPr>
-            <w:tcW w:type="dxa" w:w="2339"/>
-          </w:tcPr>
-          <w:p>
-            <w:r>
-              <w:t>Treening</w:t>
-            </w:r>
-          </w:p>
-        </w:tc>
-        <w:tc>
-          <w:tcPr>
-            <w:tcW w:type="dxa" w:w="2339"/>
-          </w:tcPr>
-          <w:p>
-            <w:r>
-              <w:t>vajalik_varustus</w:t>
-            </w:r>
-          </w:p>
-        </w:tc>
-        <w:tc>
-          <w:tcPr>
-            <w:tcW w:type="dxa" w:w="2339"/>
-          </w:tcPr>
-          <w:p>
-            <w:r>
-              <w:t>Treeningul vajalik varustus.</w:t>
-            </w:r>
-          </w:p>
-        </w:tc>
-        <w:tc>
-          <w:tcPr>
-            <w:tcW w:type="dxa" w:w="2339"/>
-          </w:tcPr>
-          <w:p>
-            <w:r>
-              <w:t>Kohustuslik. Mittetühi.</w:t>
+            <w:tcW w:type="dxa" w:w="720"/>
+          </w:tcPr>
+          <w:p>
+            <w:r>
+              <w:rPr>
+                <w:sz w:val="12"/>
+              </w:rPr>
+              <w:t>Treeningu_seisundi_liik</w:t>
+            </w:r>
+          </w:p>
+        </w:tc>
+        <w:tc>
+          <w:tcPr>
+            <w:tcW w:type="dxa" w:w="720"/>
+          </w:tcPr>
+          <w:p>
+            <w:r>
+              <w:rPr>
+                <w:sz w:val="12"/>
+              </w:rPr>
+            </w:r>
+          </w:p>
+        </w:tc>
+        <w:tc>
+          <w:tcPr>
+            <w:tcW w:type="dxa" w:w="720"/>
+          </w:tcPr>
+          <w:p>
+            <w:r>
+              <w:rPr>
+                <w:sz w:val="12"/>
+              </w:rPr>
+              <w:t>R</w:t>
+            </w:r>
+          </w:p>
+        </w:tc>
+        <w:tc>
+          <w:tcPr>
+            <w:tcW w:type="dxa" w:w="720"/>
+          </w:tcPr>
+          <w:p>
+            <w:r>
+              <w:rPr>
+                <w:sz w:val="12"/>
+              </w:rPr>
+              <w:t>R</w:t>
+            </w:r>
+          </w:p>
+        </w:tc>
+        <w:tc>
+          <w:tcPr>
+            <w:tcW w:type="dxa" w:w="720"/>
+          </w:tcPr>
+          <w:p>
+            <w:r>
+              <w:rPr>
+                <w:sz w:val="12"/>
+              </w:rPr>
+              <w:t>R</w:t>
+            </w:r>
+          </w:p>
+        </w:tc>
+        <w:tc>
+          <w:tcPr>
+            <w:tcW w:type="dxa" w:w="720"/>
+          </w:tcPr>
+          <w:p>
+            <w:r>
+              <w:rPr>
+                <w:sz w:val="12"/>
+              </w:rPr>
+              <w:t>R</w:t>
+            </w:r>
+          </w:p>
+        </w:tc>
+        <w:tc>
+          <w:tcPr>
+            <w:tcW w:type="dxa" w:w="720"/>
+          </w:tcPr>
+          <w:p>
+            <w:r>
+              <w:rPr>
+                <w:sz w:val="12"/>
+              </w:rPr>
+              <w:t>R</w:t>
+            </w:r>
+          </w:p>
+        </w:tc>
+        <w:tc>
+          <w:tcPr>
+            <w:tcW w:type="dxa" w:w="720"/>
+          </w:tcPr>
+          <w:p>
+            <w:r>
+              <w:rPr>
+                <w:sz w:val="12"/>
+              </w:rPr>
+              <w:t>R</w:t>
+            </w:r>
+          </w:p>
+        </w:tc>
+        <w:tc>
+          <w:tcPr>
+            <w:tcW w:type="dxa" w:w="720"/>
+          </w:tcPr>
+          <w:p>
+            <w:r>
+              <w:rPr>
+                <w:sz w:val="12"/>
+              </w:rPr>
+              <w:t>R</w:t>
+            </w:r>
+          </w:p>
+        </w:tc>
+        <w:tc>
+          <w:tcPr>
+            <w:tcW w:type="dxa" w:w="720"/>
+          </w:tcPr>
+          <w:p>
+            <w:r>
+              <w:rPr>
+                <w:sz w:val="12"/>
+              </w:rPr>
+              <w:t>R</w:t>
+            </w:r>
+          </w:p>
+        </w:tc>
+        <w:tc>
+          <w:tcPr>
+            <w:tcW w:type="dxa" w:w="720"/>
+          </w:tcPr>
+          <w:p>
+            <w:r>
+              <w:rPr>
+                <w:sz w:val="12"/>
+              </w:rPr>
+              <w:t>R</w:t>
+            </w:r>
+          </w:p>
+        </w:tc>
+        <w:tc>
+          <w:tcPr>
+            <w:tcW w:type="dxa" w:w="720"/>
+          </w:tcPr>
+          <w:p>
+            <w:r>
+              <w:rPr>
+                <w:sz w:val="12"/>
+              </w:rPr>
+              <w:t>R</w:t>
+            </w:r>
+          </w:p>
+        </w:tc>
+        <w:tc>
+          <w:tcPr>
+            <w:tcW w:type="dxa" w:w="720"/>
+          </w:tcPr>
+          <w:p>
+            <w:r>
+              <w:rPr>
+                <w:sz w:val="12"/>
+              </w:rPr>
+              <w:t>R</w:t>
             </w:r>
           </w:p>
         </w:tc>
@@ -10749,41 +12708,166 @@
       <w:tr>
         <w:tc>
           <w:tcPr>
-            <w:tcW w:type="dxa" w:w="2339"/>
-          </w:tcPr>
-          <w:p>
-            <w:r>
-              <w:t>Treening</w:t>
-            </w:r>
-          </w:p>
-        </w:tc>
-        <w:tc>
-          <w:tcPr>
-            <w:tcW w:type="dxa" w:w="2339"/>
-          </w:tcPr>
-          <w:p>
-            <w:r>
-              <w:t>hind</w:t>
-            </w:r>
-          </w:p>
-        </w:tc>
-        <w:tc>
-          <w:tcPr>
-            <w:tcW w:type="dxa" w:w="2339"/>
-          </w:tcPr>
-          <w:p>
-            <w:r>
-              <w:t>Treeningu hind eurodes.</w:t>
-            </w:r>
-          </w:p>
-        </w:tc>
-        <w:tc>
-          <w:tcPr>
-            <w:tcW w:type="dxa" w:w="2339"/>
-          </w:tcPr>
-          <w:p>
-            <w:r>
-              <w:t>Kohustuslik. Null või positiivne arv.</w:t>
+            <w:tcW w:type="dxa" w:w="720"/>
+          </w:tcPr>
+          <w:p>
+            <w:r>
+              <w:rPr>
+                <w:sz w:val="12"/>
+              </w:rPr>
+              <w:t>Treeningu_kategooria_tüüp</w:t>
+            </w:r>
+          </w:p>
+        </w:tc>
+        <w:tc>
+          <w:tcPr>
+            <w:tcW w:type="dxa" w:w="720"/>
+          </w:tcPr>
+          <w:p>
+            <w:r>
+              <w:rPr>
+                <w:sz w:val="12"/>
+              </w:rPr>
+            </w:r>
+          </w:p>
+        </w:tc>
+        <w:tc>
+          <w:tcPr>
+            <w:tcW w:type="dxa" w:w="720"/>
+          </w:tcPr>
+          <w:p>
+            <w:r>
+              <w:rPr>
+                <w:sz w:val="12"/>
+              </w:rPr>
+              <w:t>R</w:t>
+            </w:r>
+          </w:p>
+        </w:tc>
+        <w:tc>
+          <w:tcPr>
+            <w:tcW w:type="dxa" w:w="720"/>
+          </w:tcPr>
+          <w:p>
+            <w:r>
+              <w:rPr>
+                <w:sz w:val="12"/>
+              </w:rPr>
+              <w:t>R</w:t>
+            </w:r>
+          </w:p>
+        </w:tc>
+        <w:tc>
+          <w:tcPr>
+            <w:tcW w:type="dxa" w:w="720"/>
+          </w:tcPr>
+          <w:p>
+            <w:r>
+              <w:rPr>
+                <w:sz w:val="12"/>
+              </w:rPr>
+            </w:r>
+          </w:p>
+        </w:tc>
+        <w:tc>
+          <w:tcPr>
+            <w:tcW w:type="dxa" w:w="720"/>
+          </w:tcPr>
+          <w:p>
+            <w:r>
+              <w:rPr>
+                <w:sz w:val="12"/>
+              </w:rPr>
+              <w:t>R</w:t>
+            </w:r>
+          </w:p>
+        </w:tc>
+        <w:tc>
+          <w:tcPr>
+            <w:tcW w:type="dxa" w:w="720"/>
+          </w:tcPr>
+          <w:p>
+            <w:r>
+              <w:rPr>
+                <w:sz w:val="12"/>
+              </w:rPr>
+            </w:r>
+          </w:p>
+        </w:tc>
+        <w:tc>
+          <w:tcPr>
+            <w:tcW w:type="dxa" w:w="720"/>
+          </w:tcPr>
+          <w:p>
+            <w:r>
+              <w:rPr>
+                <w:sz w:val="12"/>
+              </w:rPr>
+            </w:r>
+          </w:p>
+        </w:tc>
+        <w:tc>
+          <w:tcPr>
+            <w:tcW w:type="dxa" w:w="720"/>
+          </w:tcPr>
+          <w:p>
+            <w:r>
+              <w:rPr>
+                <w:sz w:val="12"/>
+              </w:rPr>
+              <w:t>R</w:t>
+            </w:r>
+          </w:p>
+        </w:tc>
+        <w:tc>
+          <w:tcPr>
+            <w:tcW w:type="dxa" w:w="720"/>
+          </w:tcPr>
+          <w:p>
+            <w:r>
+              <w:rPr>
+                <w:sz w:val="12"/>
+              </w:rPr>
+              <w:t>R</w:t>
+            </w:r>
+          </w:p>
+        </w:tc>
+        <w:tc>
+          <w:tcPr>
+            <w:tcW w:type="dxa" w:w="720"/>
+          </w:tcPr>
+          <w:p>
+            <w:r>
+              <w:rPr>
+                <w:sz w:val="12"/>
+              </w:rPr>
+              <w:t>R</w:t>
+            </w:r>
+          </w:p>
+        </w:tc>
+        <w:tc>
+          <w:tcPr>
+            <w:tcW w:type="dxa" w:w="720"/>
+          </w:tcPr>
+          <w:p>
+            <w:r>
+              <w:rPr>
+                <w:sz w:val="12"/>
+              </w:rPr>
+              <w:t>R</w:t>
+            </w:r>
+          </w:p>
+        </w:tc>
+        <w:tc>
+          <w:tcPr>
+            <w:tcW w:type="dxa" w:w="720"/>
+          </w:tcPr>
+          <w:p>
+            <w:r>
+              <w:rPr>
+                <w:sz w:val="12"/>
+              </w:rPr>
+              <w:t>R</w:t>
             </w:r>
           </w:p>
         </w:tc>
@@ -10791,41 +12875,166 @@
       <w:tr>
         <w:tc>
           <w:tcPr>
-            <w:tcW w:type="dxa" w:w="2339"/>
-          </w:tcPr>
-          <w:p>
-            <w:r>
-              <w:t>Treening</w:t>
-            </w:r>
-          </w:p>
-        </w:tc>
-        <w:tc>
-          <w:tcPr>
-            <w:tcW w:type="dxa" w:w="2339"/>
-          </w:tcPr>
-          <w:p>
-            <w:r>
-              <w:t>reg_aeg</w:t>
-            </w:r>
-          </w:p>
-        </w:tc>
-        <w:tc>
-          <w:tcPr>
-            <w:tcW w:type="dxa" w:w="2339"/>
-          </w:tcPr>
-          <w:p>
-            <w:r>
-              <w:t>Treeningu registreerimise aeg.</w:t>
-            </w:r>
-          </w:p>
-        </w:tc>
-        <w:tc>
-          <w:tcPr>
-            <w:tcW w:type="dxa" w:w="2339"/>
-          </w:tcPr>
-          <w:p>
-            <w:r>
-              <w:t>Kohustuslik. Küsitakse süsteemi kellalt.</w:t>
+            <w:tcW w:type="dxa" w:w="720"/>
+          </w:tcPr>
+          <w:p>
+            <w:r>
+              <w:rPr>
+                <w:sz w:val="12"/>
+              </w:rPr>
+              <w:t>Treeningu_kategooria</w:t>
+            </w:r>
+          </w:p>
+        </w:tc>
+        <w:tc>
+          <w:tcPr>
+            <w:tcW w:type="dxa" w:w="720"/>
+          </w:tcPr>
+          <w:p>
+            <w:r>
+              <w:rPr>
+                <w:sz w:val="12"/>
+              </w:rPr>
+            </w:r>
+          </w:p>
+        </w:tc>
+        <w:tc>
+          <w:tcPr>
+            <w:tcW w:type="dxa" w:w="720"/>
+          </w:tcPr>
+          <w:p>
+            <w:r>
+              <w:rPr>
+                <w:sz w:val="12"/>
+              </w:rPr>
+              <w:t>R</w:t>
+            </w:r>
+          </w:p>
+        </w:tc>
+        <w:tc>
+          <w:tcPr>
+            <w:tcW w:type="dxa" w:w="720"/>
+          </w:tcPr>
+          <w:p>
+            <w:r>
+              <w:rPr>
+                <w:sz w:val="12"/>
+              </w:rPr>
+              <w:t>R</w:t>
+            </w:r>
+          </w:p>
+        </w:tc>
+        <w:tc>
+          <w:tcPr>
+            <w:tcW w:type="dxa" w:w="720"/>
+          </w:tcPr>
+          <w:p>
+            <w:r>
+              <w:rPr>
+                <w:sz w:val="12"/>
+              </w:rPr>
+            </w:r>
+          </w:p>
+        </w:tc>
+        <w:tc>
+          <w:tcPr>
+            <w:tcW w:type="dxa" w:w="720"/>
+          </w:tcPr>
+          <w:p>
+            <w:r>
+              <w:rPr>
+                <w:sz w:val="12"/>
+              </w:rPr>
+              <w:t>R</w:t>
+            </w:r>
+          </w:p>
+        </w:tc>
+        <w:tc>
+          <w:tcPr>
+            <w:tcW w:type="dxa" w:w="720"/>
+          </w:tcPr>
+          <w:p>
+            <w:r>
+              <w:rPr>
+                <w:sz w:val="12"/>
+              </w:rPr>
+            </w:r>
+          </w:p>
+        </w:tc>
+        <w:tc>
+          <w:tcPr>
+            <w:tcW w:type="dxa" w:w="720"/>
+          </w:tcPr>
+          <w:p>
+            <w:r>
+              <w:rPr>
+                <w:sz w:val="12"/>
+              </w:rPr>
+            </w:r>
+          </w:p>
+        </w:tc>
+        <w:tc>
+          <w:tcPr>
+            <w:tcW w:type="dxa" w:w="720"/>
+          </w:tcPr>
+          <w:p>
+            <w:r>
+              <w:rPr>
+                <w:sz w:val="12"/>
+              </w:rPr>
+              <w:t>R</w:t>
+            </w:r>
+          </w:p>
+        </w:tc>
+        <w:tc>
+          <w:tcPr>
+            <w:tcW w:type="dxa" w:w="720"/>
+          </w:tcPr>
+          <w:p>
+            <w:r>
+              <w:rPr>
+                <w:sz w:val="12"/>
+              </w:rPr>
+              <w:t>R</w:t>
+            </w:r>
+          </w:p>
+        </w:tc>
+        <w:tc>
+          <w:tcPr>
+            <w:tcW w:type="dxa" w:w="720"/>
+          </w:tcPr>
+          <w:p>
+            <w:r>
+              <w:rPr>
+                <w:sz w:val="12"/>
+              </w:rPr>
+              <w:t>R</w:t>
+            </w:r>
+          </w:p>
+        </w:tc>
+        <w:tc>
+          <w:tcPr>
+            <w:tcW w:type="dxa" w:w="720"/>
+          </w:tcPr>
+          <w:p>
+            <w:r>
+              <w:rPr>
+                <w:sz w:val="12"/>
+              </w:rPr>
+              <w:t>R</w:t>
+            </w:r>
+          </w:p>
+        </w:tc>
+        <w:tc>
+          <w:tcPr>
+            <w:tcW w:type="dxa" w:w="720"/>
+          </w:tcPr>
+          <w:p>
+            <w:r>
+              <w:rPr>
+                <w:sz w:val="12"/>
+              </w:rPr>
+              <w:t>R</w:t>
             </w:r>
           </w:p>
         </w:tc>
@@ -10833,41 +13042,160 @@
       <w:tr>
         <w:tc>
           <w:tcPr>
-            <w:tcW w:type="dxa" w:w="2339"/>
-          </w:tcPr>
-          <w:p>
-            <w:r>
-              <w:t>Treening</w:t>
-            </w:r>
-          </w:p>
-        </w:tc>
-        <w:tc>
-          <w:tcPr>
-            <w:tcW w:type="dxa" w:w="2339"/>
-          </w:tcPr>
-          <w:p>
-            <w:r>
-              <w:t>viimase_muutm_aeg</w:t>
-            </w:r>
-          </w:p>
-        </w:tc>
-        <w:tc>
-          <w:tcPr>
-            <w:tcW w:type="dxa" w:w="2339"/>
-          </w:tcPr>
-          <w:p>
-            <w:r>
-              <w:t>Treeningu viimase muutmise aeg.</w:t>
-            </w:r>
-          </w:p>
-        </w:tc>
-        <w:tc>
-          <w:tcPr>
-            <w:tcW w:type="dxa" w:w="2339"/>
-          </w:tcPr>
-          <w:p>
-            <w:r>
-              <w:t>Kohustuslik. Ei tohi olla varasem kui registreerimise aeg.</w:t>
+            <w:tcW w:type="dxa" w:w="720"/>
+          </w:tcPr>
+          <w:p>
+            <w:r>
+              <w:rPr>
+                <w:sz w:val="12"/>
+              </w:rPr>
+              <w:t>Isik</w:t>
+            </w:r>
+          </w:p>
+        </w:tc>
+        <w:tc>
+          <w:tcPr>
+            <w:tcW w:type="dxa" w:w="720"/>
+          </w:tcPr>
+          <w:p>
+            <w:r>
+              <w:rPr>
+                <w:sz w:val="12"/>
+              </w:rPr>
+              <w:t>R</w:t>
+            </w:r>
+          </w:p>
+        </w:tc>
+        <w:tc>
+          <w:tcPr>
+            <w:tcW w:type="dxa" w:w="720"/>
+          </w:tcPr>
+          <w:p>
+            <w:r>
+              <w:rPr>
+                <w:sz w:val="12"/>
+              </w:rPr>
+            </w:r>
+          </w:p>
+        </w:tc>
+        <w:tc>
+          <w:tcPr>
+            <w:tcW w:type="dxa" w:w="720"/>
+          </w:tcPr>
+          <w:p>
+            <w:r>
+              <w:rPr>
+                <w:sz w:val="12"/>
+              </w:rPr>
+            </w:r>
+          </w:p>
+        </w:tc>
+        <w:tc>
+          <w:tcPr>
+            <w:tcW w:type="dxa" w:w="720"/>
+          </w:tcPr>
+          <w:p>
+            <w:r>
+              <w:rPr>
+                <w:sz w:val="12"/>
+              </w:rPr>
+            </w:r>
+          </w:p>
+        </w:tc>
+        <w:tc>
+          <w:tcPr>
+            <w:tcW w:type="dxa" w:w="720"/>
+          </w:tcPr>
+          <w:p>
+            <w:r>
+              <w:rPr>
+                <w:sz w:val="12"/>
+              </w:rPr>
+            </w:r>
+          </w:p>
+        </w:tc>
+        <w:tc>
+          <w:tcPr>
+            <w:tcW w:type="dxa" w:w="720"/>
+          </w:tcPr>
+          <w:p>
+            <w:r>
+              <w:rPr>
+                <w:sz w:val="12"/>
+              </w:rPr>
+            </w:r>
+          </w:p>
+        </w:tc>
+        <w:tc>
+          <w:tcPr>
+            <w:tcW w:type="dxa" w:w="720"/>
+          </w:tcPr>
+          <w:p>
+            <w:r>
+              <w:rPr>
+                <w:sz w:val="12"/>
+              </w:rPr>
+            </w:r>
+          </w:p>
+        </w:tc>
+        <w:tc>
+          <w:tcPr>
+            <w:tcW w:type="dxa" w:w="720"/>
+          </w:tcPr>
+          <w:p>
+            <w:r>
+              <w:rPr>
+                <w:sz w:val="12"/>
+              </w:rPr>
+            </w:r>
+          </w:p>
+        </w:tc>
+        <w:tc>
+          <w:tcPr>
+            <w:tcW w:type="dxa" w:w="720"/>
+          </w:tcPr>
+          <w:p>
+            <w:r>
+              <w:rPr>
+                <w:sz w:val="12"/>
+              </w:rPr>
+            </w:r>
+          </w:p>
+        </w:tc>
+        <w:tc>
+          <w:tcPr>
+            <w:tcW w:type="dxa" w:w="720"/>
+          </w:tcPr>
+          <w:p>
+            <w:r>
+              <w:rPr>
+                <w:sz w:val="12"/>
+              </w:rPr>
+            </w:r>
+          </w:p>
+        </w:tc>
+        <w:tc>
+          <w:tcPr>
+            <w:tcW w:type="dxa" w:w="720"/>
+          </w:tcPr>
+          <w:p>
+            <w:r>
+              <w:rPr>
+                <w:sz w:val="12"/>
+              </w:rPr>
+            </w:r>
+          </w:p>
+        </w:tc>
+        <w:tc>
+          <w:tcPr>
+            <w:tcW w:type="dxa" w:w="720"/>
+          </w:tcPr>
+          <w:p>
+            <w:r>
+              <w:rPr>
+                <w:sz w:val="12"/>
+              </w:rPr>
+              <w:t>R</w:t>
             </w:r>
           </w:p>
         </w:tc>
@@ -10875,41 +13203,160 @@
       <w:tr>
         <w:tc>
           <w:tcPr>
-            <w:tcW w:type="dxa" w:w="2339"/>
-          </w:tcPr>
-          <w:p>
-            <w:r>
-              <w:t>Isik</w:t>
-            </w:r>
-          </w:p>
-        </w:tc>
-        <w:tc>
-          <w:tcPr>
-            <w:tcW w:type="dxa" w:w="2339"/>
-          </w:tcPr>
-          <w:p>
-            <w:r>
-              <w:t>synni_kp</w:t>
-            </w:r>
-          </w:p>
-        </w:tc>
-        <w:tc>
-          <w:tcPr>
-            <w:tcW w:type="dxa" w:w="2339"/>
-          </w:tcPr>
-          <w:p>
-            <w:r>
-              <w:t>Isiku sünnikuupäev.</w:t>
-            </w:r>
-          </w:p>
-        </w:tc>
-        <w:tc>
-          <w:tcPr>
-            <w:tcW w:type="dxa" w:w="2339"/>
-          </w:tcPr>
-          <w:p>
-            <w:r>
-              <w:t>Kohustuslik. Vahemikus 01.01.1900 kuni 31.12.2100.</w:t>
+            <w:tcW w:type="dxa" w:w="720"/>
+          </w:tcPr>
+          <w:p>
+            <w:r>
+              <w:rPr>
+                <w:sz w:val="12"/>
+              </w:rPr>
+              <w:t>Kasutajakonto</w:t>
+            </w:r>
+          </w:p>
+        </w:tc>
+        <w:tc>
+          <w:tcPr>
+            <w:tcW w:type="dxa" w:w="720"/>
+          </w:tcPr>
+          <w:p>
+            <w:r>
+              <w:rPr>
+                <w:sz w:val="12"/>
+              </w:rPr>
+              <w:t>R</w:t>
+            </w:r>
+          </w:p>
+        </w:tc>
+        <w:tc>
+          <w:tcPr>
+            <w:tcW w:type="dxa" w:w="720"/>
+          </w:tcPr>
+          <w:p>
+            <w:r>
+              <w:rPr>
+                <w:sz w:val="12"/>
+              </w:rPr>
+            </w:r>
+          </w:p>
+        </w:tc>
+        <w:tc>
+          <w:tcPr>
+            <w:tcW w:type="dxa" w:w="720"/>
+          </w:tcPr>
+          <w:p>
+            <w:r>
+              <w:rPr>
+                <w:sz w:val="12"/>
+              </w:rPr>
+            </w:r>
+          </w:p>
+        </w:tc>
+        <w:tc>
+          <w:tcPr>
+            <w:tcW w:type="dxa" w:w="720"/>
+          </w:tcPr>
+          <w:p>
+            <w:r>
+              <w:rPr>
+                <w:sz w:val="12"/>
+              </w:rPr>
+            </w:r>
+          </w:p>
+        </w:tc>
+        <w:tc>
+          <w:tcPr>
+            <w:tcW w:type="dxa" w:w="720"/>
+          </w:tcPr>
+          <w:p>
+            <w:r>
+              <w:rPr>
+                <w:sz w:val="12"/>
+              </w:rPr>
+            </w:r>
+          </w:p>
+        </w:tc>
+        <w:tc>
+          <w:tcPr>
+            <w:tcW w:type="dxa" w:w="720"/>
+          </w:tcPr>
+          <w:p>
+            <w:r>
+              <w:rPr>
+                <w:sz w:val="12"/>
+              </w:rPr>
+            </w:r>
+          </w:p>
+        </w:tc>
+        <w:tc>
+          <w:tcPr>
+            <w:tcW w:type="dxa" w:w="720"/>
+          </w:tcPr>
+          <w:p>
+            <w:r>
+              <w:rPr>
+                <w:sz w:val="12"/>
+              </w:rPr>
+            </w:r>
+          </w:p>
+        </w:tc>
+        <w:tc>
+          <w:tcPr>
+            <w:tcW w:type="dxa" w:w="720"/>
+          </w:tcPr>
+          <w:p>
+            <w:r>
+              <w:rPr>
+                <w:sz w:val="12"/>
+              </w:rPr>
+            </w:r>
+          </w:p>
+        </w:tc>
+        <w:tc>
+          <w:tcPr>
+            <w:tcW w:type="dxa" w:w="720"/>
+          </w:tcPr>
+          <w:p>
+            <w:r>
+              <w:rPr>
+                <w:sz w:val="12"/>
+              </w:rPr>
+            </w:r>
+          </w:p>
+        </w:tc>
+        <w:tc>
+          <w:tcPr>
+            <w:tcW w:type="dxa" w:w="720"/>
+          </w:tcPr>
+          <w:p>
+            <w:r>
+              <w:rPr>
+                <w:sz w:val="12"/>
+              </w:rPr>
+            </w:r>
+          </w:p>
+        </w:tc>
+        <w:tc>
+          <w:tcPr>
+            <w:tcW w:type="dxa" w:w="720"/>
+          </w:tcPr>
+          <w:p>
+            <w:r>
+              <w:rPr>
+                <w:sz w:val="12"/>
+              </w:rPr>
+            </w:r>
+          </w:p>
+        </w:tc>
+        <w:tc>
+          <w:tcPr>
+            <w:tcW w:type="dxa" w:w="720"/>
+          </w:tcPr>
+          <w:p>
+            <w:r>
+              <w:rPr>
+                <w:sz w:val="12"/>
+              </w:rPr>
+              <w:t>R</w:t>
             </w:r>
           </w:p>
         </w:tc>
@@ -10917,41 +13364,658 @@
       <w:tr>
         <w:tc>
           <w:tcPr>
-            <w:tcW w:type="dxa" w:w="2339"/>
-          </w:tcPr>
-          <w:p>
-            <w:r>
-              <w:t>Isik</w:t>
-            </w:r>
-          </w:p>
-        </w:tc>
-        <w:tc>
-          <w:tcPr>
-            <w:tcW w:type="dxa" w:w="2339"/>
-          </w:tcPr>
-          <w:p>
-            <w:r>
-              <w:t>e_meil</w:t>
-            </w:r>
-          </w:p>
-        </w:tc>
-        <w:tc>
-          <w:tcPr>
-            <w:tcW w:type="dxa" w:w="2339"/>
-          </w:tcPr>
-          <w:p>
-            <w:r>
-              <w:t>Isiku e-posti aadress.</w:t>
-            </w:r>
-          </w:p>
-        </w:tc>
-        <w:tc>
-          <w:tcPr>
-            <w:tcW w:type="dxa" w:w="2339"/>
-          </w:tcPr>
-          <w:p>
-            <w:r>
-              <w:t>Kohustuslik. Sisaldab @ märki. Unikaalne.</w:t>
+            <w:tcW w:type="dxa" w:w="720"/>
+          </w:tcPr>
+          <w:p>
+            <w:r>
+              <w:rPr>
+                <w:sz w:val="12"/>
+              </w:rPr>
+              <w:t>Töötaja</w:t>
+            </w:r>
+          </w:p>
+        </w:tc>
+        <w:tc>
+          <w:tcPr>
+            <w:tcW w:type="dxa" w:w="720"/>
+          </w:tcPr>
+          <w:p>
+            <w:r>
+              <w:rPr>
+                <w:sz w:val="12"/>
+              </w:rPr>
+              <w:t>R</w:t>
+            </w:r>
+          </w:p>
+        </w:tc>
+        <w:tc>
+          <w:tcPr>
+            <w:tcW w:type="dxa" w:w="720"/>
+          </w:tcPr>
+          <w:p>
+            <w:r>
+              <w:rPr>
+                <w:sz w:val="12"/>
+              </w:rPr>
+            </w:r>
+          </w:p>
+        </w:tc>
+        <w:tc>
+          <w:tcPr>
+            <w:tcW w:type="dxa" w:w="720"/>
+          </w:tcPr>
+          <w:p>
+            <w:r>
+              <w:rPr>
+                <w:sz w:val="12"/>
+              </w:rPr>
+            </w:r>
+          </w:p>
+        </w:tc>
+        <w:tc>
+          <w:tcPr>
+            <w:tcW w:type="dxa" w:w="720"/>
+          </w:tcPr>
+          <w:p>
+            <w:r>
+              <w:rPr>
+                <w:sz w:val="12"/>
+              </w:rPr>
+            </w:r>
+          </w:p>
+        </w:tc>
+        <w:tc>
+          <w:tcPr>
+            <w:tcW w:type="dxa" w:w="720"/>
+          </w:tcPr>
+          <w:p>
+            <w:r>
+              <w:rPr>
+                <w:sz w:val="12"/>
+              </w:rPr>
+            </w:r>
+          </w:p>
+        </w:tc>
+        <w:tc>
+          <w:tcPr>
+            <w:tcW w:type="dxa" w:w="720"/>
+          </w:tcPr>
+          <w:p>
+            <w:r>
+              <w:rPr>
+                <w:sz w:val="12"/>
+              </w:rPr>
+            </w:r>
+          </w:p>
+        </w:tc>
+        <w:tc>
+          <w:tcPr>
+            <w:tcW w:type="dxa" w:w="720"/>
+          </w:tcPr>
+          <w:p>
+            <w:r>
+              <w:rPr>
+                <w:sz w:val="12"/>
+              </w:rPr>
+            </w:r>
+          </w:p>
+        </w:tc>
+        <w:tc>
+          <w:tcPr>
+            <w:tcW w:type="dxa" w:w="720"/>
+          </w:tcPr>
+          <w:p>
+            <w:r>
+              <w:rPr>
+                <w:sz w:val="12"/>
+              </w:rPr>
+            </w:r>
+          </w:p>
+        </w:tc>
+        <w:tc>
+          <w:tcPr>
+            <w:tcW w:type="dxa" w:w="720"/>
+          </w:tcPr>
+          <w:p>
+            <w:r>
+              <w:rPr>
+                <w:sz w:val="12"/>
+              </w:rPr>
+            </w:r>
+          </w:p>
+        </w:tc>
+        <w:tc>
+          <w:tcPr>
+            <w:tcW w:type="dxa" w:w="720"/>
+          </w:tcPr>
+          <w:p>
+            <w:r>
+              <w:rPr>
+                <w:sz w:val="12"/>
+              </w:rPr>
+            </w:r>
+          </w:p>
+        </w:tc>
+        <w:tc>
+          <w:tcPr>
+            <w:tcW w:type="dxa" w:w="720"/>
+          </w:tcPr>
+          <w:p>
+            <w:r>
+              <w:rPr>
+                <w:sz w:val="12"/>
+              </w:rPr>
+            </w:r>
+          </w:p>
+        </w:tc>
+        <w:tc>
+          <w:tcPr>
+            <w:tcW w:type="dxa" w:w="720"/>
+          </w:tcPr>
+          <w:p>
+            <w:r>
+              <w:rPr>
+                <w:sz w:val="12"/>
+              </w:rPr>
+              <w:t>R</w:t>
+            </w:r>
+          </w:p>
+        </w:tc>
+      </w:tr>
+      <w:tr>
+        <w:tc>
+          <w:tcPr>
+            <w:tcW w:type="dxa" w:w="720"/>
+          </w:tcPr>
+          <w:p>
+            <w:r>
+              <w:rPr>
+                <w:sz w:val="12"/>
+              </w:rPr>
+              <w:t>Töötaja_rolli_omamine</w:t>
+            </w:r>
+          </w:p>
+        </w:tc>
+        <w:tc>
+          <w:tcPr>
+            <w:tcW w:type="dxa" w:w="720"/>
+          </w:tcPr>
+          <w:p>
+            <w:r>
+              <w:rPr>
+                <w:sz w:val="12"/>
+              </w:rPr>
+              <w:t>R</w:t>
+            </w:r>
+          </w:p>
+        </w:tc>
+        <w:tc>
+          <w:tcPr>
+            <w:tcW w:type="dxa" w:w="720"/>
+          </w:tcPr>
+          <w:p>
+            <w:r>
+              <w:rPr>
+                <w:sz w:val="12"/>
+              </w:rPr>
+            </w:r>
+          </w:p>
+        </w:tc>
+        <w:tc>
+          <w:tcPr>
+            <w:tcW w:type="dxa" w:w="720"/>
+          </w:tcPr>
+          <w:p>
+            <w:r>
+              <w:rPr>
+                <w:sz w:val="12"/>
+              </w:rPr>
+            </w:r>
+          </w:p>
+        </w:tc>
+        <w:tc>
+          <w:tcPr>
+            <w:tcW w:type="dxa" w:w="720"/>
+          </w:tcPr>
+          <w:p>
+            <w:r>
+              <w:rPr>
+                <w:sz w:val="12"/>
+              </w:rPr>
+            </w:r>
+          </w:p>
+        </w:tc>
+        <w:tc>
+          <w:tcPr>
+            <w:tcW w:type="dxa" w:w="720"/>
+          </w:tcPr>
+          <w:p>
+            <w:r>
+              <w:rPr>
+                <w:sz w:val="12"/>
+              </w:rPr>
+            </w:r>
+          </w:p>
+        </w:tc>
+        <w:tc>
+          <w:tcPr>
+            <w:tcW w:type="dxa" w:w="720"/>
+          </w:tcPr>
+          <w:p>
+            <w:r>
+              <w:rPr>
+                <w:sz w:val="12"/>
+              </w:rPr>
+            </w:r>
+          </w:p>
+        </w:tc>
+        <w:tc>
+          <w:tcPr>
+            <w:tcW w:type="dxa" w:w="720"/>
+          </w:tcPr>
+          <w:p>
+            <w:r>
+              <w:rPr>
+                <w:sz w:val="12"/>
+              </w:rPr>
+            </w:r>
+          </w:p>
+        </w:tc>
+        <w:tc>
+          <w:tcPr>
+            <w:tcW w:type="dxa" w:w="720"/>
+          </w:tcPr>
+          <w:p>
+            <w:r>
+              <w:rPr>
+                <w:sz w:val="12"/>
+              </w:rPr>
+            </w:r>
+          </w:p>
+        </w:tc>
+        <w:tc>
+          <w:tcPr>
+            <w:tcW w:type="dxa" w:w="720"/>
+          </w:tcPr>
+          <w:p>
+            <w:r>
+              <w:rPr>
+                <w:sz w:val="12"/>
+              </w:rPr>
+            </w:r>
+          </w:p>
+        </w:tc>
+        <w:tc>
+          <w:tcPr>
+            <w:tcW w:type="dxa" w:w="720"/>
+          </w:tcPr>
+          <w:p>
+            <w:r>
+              <w:rPr>
+                <w:sz w:val="12"/>
+              </w:rPr>
+            </w:r>
+          </w:p>
+        </w:tc>
+        <w:tc>
+          <w:tcPr>
+            <w:tcW w:type="dxa" w:w="720"/>
+          </w:tcPr>
+          <w:p>
+            <w:r>
+              <w:rPr>
+                <w:sz w:val="12"/>
+              </w:rPr>
+            </w:r>
+          </w:p>
+        </w:tc>
+        <w:tc>
+          <w:tcPr>
+            <w:tcW w:type="dxa" w:w="720"/>
+          </w:tcPr>
+          <w:p>
+            <w:r>
+              <w:rPr>
+                <w:sz w:val="12"/>
+              </w:rPr>
+              <w:t>R</w:t>
+            </w:r>
+          </w:p>
+        </w:tc>
+      </w:tr>
+      <w:tr>
+        <w:tc>
+          <w:tcPr>
+            <w:tcW w:type="dxa" w:w="720"/>
+          </w:tcPr>
+          <w:p>
+            <w:r>
+              <w:rPr>
+                <w:sz w:val="12"/>
+              </w:rPr>
+              <w:t>Treening</w:t>
+            </w:r>
+          </w:p>
+        </w:tc>
+        <w:tc>
+          <w:tcPr>
+            <w:tcW w:type="dxa" w:w="720"/>
+          </w:tcPr>
+          <w:p>
+            <w:r>
+              <w:rPr>
+                <w:sz w:val="12"/>
+              </w:rPr>
+            </w:r>
+          </w:p>
+        </w:tc>
+        <w:tc>
+          <w:tcPr>
+            <w:tcW w:type="dxa" w:w="720"/>
+          </w:tcPr>
+          <w:p>
+            <w:r>
+              <w:rPr>
+                <w:sz w:val="12"/>
+              </w:rPr>
+              <w:t>C</w:t>
+            </w:r>
+          </w:p>
+        </w:tc>
+        <w:tc>
+          <w:tcPr>
+            <w:tcW w:type="dxa" w:w="720"/>
+          </w:tcPr>
+          <w:p>
+            <w:r>
+              <w:rPr>
+                <w:sz w:val="12"/>
+              </w:rPr>
+              <w:t>RU</w:t>
+            </w:r>
+          </w:p>
+        </w:tc>
+        <w:tc>
+          <w:tcPr>
+            <w:tcW w:type="dxa" w:w="720"/>
+          </w:tcPr>
+          <w:p>
+            <w:r>
+              <w:rPr>
+                <w:sz w:val="12"/>
+              </w:rPr>
+              <w:t>RU</w:t>
+            </w:r>
+          </w:p>
+        </w:tc>
+        <w:tc>
+          <w:tcPr>
+            <w:tcW w:type="dxa" w:w="720"/>
+          </w:tcPr>
+          <w:p>
+            <w:r>
+              <w:rPr>
+                <w:sz w:val="12"/>
+              </w:rPr>
+              <w:t>RU</w:t>
+            </w:r>
+          </w:p>
+        </w:tc>
+        <w:tc>
+          <w:tcPr>
+            <w:tcW w:type="dxa" w:w="720"/>
+          </w:tcPr>
+          <w:p>
+            <w:r>
+              <w:rPr>
+                <w:sz w:val="12"/>
+              </w:rPr>
+              <w:t>RU</w:t>
+            </w:r>
+          </w:p>
+        </w:tc>
+        <w:tc>
+          <w:tcPr>
+            <w:tcW w:type="dxa" w:w="720"/>
+          </w:tcPr>
+          <w:p>
+            <w:r>
+              <w:rPr>
+                <w:sz w:val="12"/>
+              </w:rPr>
+              <w:t>RU</w:t>
+            </w:r>
+          </w:p>
+        </w:tc>
+        <w:tc>
+          <w:tcPr>
+            <w:tcW w:type="dxa" w:w="720"/>
+          </w:tcPr>
+          <w:p>
+            <w:r>
+              <w:rPr>
+                <w:sz w:val="12"/>
+              </w:rPr>
+              <w:t>R</w:t>
+            </w:r>
+          </w:p>
+        </w:tc>
+        <w:tc>
+          <w:tcPr>
+            <w:tcW w:type="dxa" w:w="720"/>
+          </w:tcPr>
+          <w:p>
+            <w:r>
+              <w:rPr>
+                <w:sz w:val="12"/>
+              </w:rPr>
+              <w:t>R</w:t>
+            </w:r>
+          </w:p>
+        </w:tc>
+        <w:tc>
+          <w:tcPr>
+            <w:tcW w:type="dxa" w:w="720"/>
+          </w:tcPr>
+          <w:p>
+            <w:r>
+              <w:rPr>
+                <w:sz w:val="12"/>
+              </w:rPr>
+              <w:t>R</w:t>
+            </w:r>
+          </w:p>
+        </w:tc>
+        <w:tc>
+          <w:tcPr>
+            <w:tcW w:type="dxa" w:w="720"/>
+          </w:tcPr>
+          <w:p>
+            <w:r>
+              <w:rPr>
+                <w:sz w:val="12"/>
+              </w:rPr>
+              <w:t>R</w:t>
+            </w:r>
+          </w:p>
+        </w:tc>
+        <w:tc>
+          <w:tcPr>
+            <w:tcW w:type="dxa" w:w="720"/>
+          </w:tcPr>
+          <w:p>
+            <w:r>
+              <w:rPr>
+                <w:sz w:val="12"/>
+              </w:rPr>
+              <w:t>CRU</w:t>
+            </w:r>
+          </w:p>
+        </w:tc>
+      </w:tr>
+      <w:tr>
+        <w:tc>
+          <w:tcPr>
+            <w:tcW w:type="dxa" w:w="720"/>
+          </w:tcPr>
+          <w:p>
+            <w:r>
+              <w:rPr>
+                <w:sz w:val="12"/>
+              </w:rPr>
+              <w:t>Treeningu_kategooria_omamine</w:t>
+            </w:r>
+          </w:p>
+        </w:tc>
+        <w:tc>
+          <w:tcPr>
+            <w:tcW w:type="dxa" w:w="720"/>
+          </w:tcPr>
+          <w:p>
+            <w:r>
+              <w:rPr>
+                <w:sz w:val="12"/>
+              </w:rPr>
+            </w:r>
+          </w:p>
+        </w:tc>
+        <w:tc>
+          <w:tcPr>
+            <w:tcW w:type="dxa" w:w="720"/>
+          </w:tcPr>
+          <w:p>
+            <w:r>
+              <w:rPr>
+                <w:sz w:val="12"/>
+              </w:rPr>
+              <w:t>C</w:t>
+            </w:r>
+          </w:p>
+        </w:tc>
+        <w:tc>
+          <w:tcPr>
+            <w:tcW w:type="dxa" w:w="720"/>
+          </w:tcPr>
+          <w:p>
+            <w:r>
+              <w:rPr>
+                <w:sz w:val="12"/>
+              </w:rPr>
+              <w:t>CRD</w:t>
+            </w:r>
+          </w:p>
+        </w:tc>
+        <w:tc>
+          <w:tcPr>
+            <w:tcW w:type="dxa" w:w="720"/>
+          </w:tcPr>
+          <w:p>
+            <w:r>
+              <w:rPr>
+                <w:sz w:val="12"/>
+              </w:rPr>
+            </w:r>
+          </w:p>
+        </w:tc>
+        <w:tc>
+          <w:tcPr>
+            <w:tcW w:type="dxa" w:w="720"/>
+          </w:tcPr>
+          <w:p>
+            <w:r>
+              <w:rPr>
+                <w:sz w:val="12"/>
+              </w:rPr>
+              <w:t>R</w:t>
+            </w:r>
+          </w:p>
+        </w:tc>
+        <w:tc>
+          <w:tcPr>
+            <w:tcW w:type="dxa" w:w="720"/>
+          </w:tcPr>
+          <w:p>
+            <w:r>
+              <w:rPr>
+                <w:sz w:val="12"/>
+              </w:rPr>
+            </w:r>
+          </w:p>
+        </w:tc>
+        <w:tc>
+          <w:tcPr>
+            <w:tcW w:type="dxa" w:w="720"/>
+          </w:tcPr>
+          <w:p>
+            <w:r>
+              <w:rPr>
+                <w:sz w:val="12"/>
+              </w:rPr>
+            </w:r>
+          </w:p>
+        </w:tc>
+        <w:tc>
+          <w:tcPr>
+            <w:tcW w:type="dxa" w:w="720"/>
+          </w:tcPr>
+          <w:p>
+            <w:r>
+              <w:rPr>
+                <w:sz w:val="12"/>
+              </w:rPr>
+              <w:t>R</w:t>
+            </w:r>
+          </w:p>
+        </w:tc>
+        <w:tc>
+          <w:tcPr>
+            <w:tcW w:type="dxa" w:w="720"/>
+          </w:tcPr>
+          <w:p>
+            <w:r>
+              <w:rPr>
+                <w:sz w:val="12"/>
+              </w:rPr>
+              <w:t>R</w:t>
+            </w:r>
+          </w:p>
+        </w:tc>
+        <w:tc>
+          <w:tcPr>
+            <w:tcW w:type="dxa" w:w="720"/>
+          </w:tcPr>
+          <w:p>
+            <w:r>
+              <w:rPr>
+                <w:sz w:val="12"/>
+              </w:rPr>
+              <w:t>R</w:t>
+            </w:r>
+          </w:p>
+        </w:tc>
+        <w:tc>
+          <w:tcPr>
+            <w:tcW w:type="dxa" w:w="720"/>
+          </w:tcPr>
+          <w:p>
+            <w:r>
+              <w:rPr>
+                <w:sz w:val="12"/>
+              </w:rPr>
+              <w:t>R</w:t>
+            </w:r>
+          </w:p>
+        </w:tc>
+        <w:tc>
+          <w:tcPr>
+            <w:tcW w:type="dxa" w:w="720"/>
+          </w:tcPr>
+          <w:p>
+            <w:r>
+              <w:rPr>
+                <w:sz w:val="12"/>
+              </w:rPr>
+              <w:t>CRD</w:t>
             </w:r>
           </w:p>
         </w:tc>
@@ -12717,7 +15781,7 @@
         <w:jc w:val="center"/>
       </w:pPr>
       <w:r>
-        <w:t>Tabel 63. Taastootmise sisendid ja väljundid</w:t>
+        <w:t>Tabel 64. Taastootmise sisendid ja väljundid</w:t>
       </w:r>
     </w:p>
     <w:tbl>

--- a/Jousaali_infosusteemi_treeningute_funktsionaalne_allsusteem.docx
+++ b/Jousaali_infosusteemi_treeningute_funktsionaalne_allsusteem.docx
@@ -11091,7 +11091,7 @@
           </w:tcPr>
           <w:p>
             <w:r>
-              <w:t>lõpu_aeg</w:t>
+              <w:t>lopu_aeg</w:t>
             </w:r>
           </w:p>
         </w:tc>
@@ -15995,7 +15995,7 @@
           </w:tcPr>
           <w:p>
             <w:r>
-              <w:t>Treeneri töökoha prototüübi lähtekood ja käivitamisjuhend.</w:t>
+              <w:t>Treeneri ja juhataja töökoha prototüübi lähtekood ja käivitamisjuhend.</w:t>
             </w:r>
           </w:p>
         </w:tc>
